--- a/DAY-5/Lab Exercise - Azure Load Balancer using Cloud Shell.docx
+++ b/DAY-5/Lab Exercise - Azure Load Balancer using Cloud Shell.docx
@@ -943,7 +943,6 @@
     </w:p>
     <w:p>
       <w:pPr>
-        <w:spacing w:after="0" w:line="480" w:lineRule="auto"/>
         <w:rPr>
           <w:rFonts w:ascii="Georgia Pro" w:eastAsia="Georgia Pro" w:hAnsi="Georgia Pro" w:cs="Georgia Pro"/>
           <w:b/>
@@ -958,6 +957,27 @@
           <w:bCs/>
           <w:color w:val="000000" w:themeColor="text1"/>
         </w:rPr>
+        <w:br w:type="page"/>
+      </w:r>
+    </w:p>
+    <w:p>
+      <w:pPr>
+        <w:spacing w:after="0" w:line="480" w:lineRule="auto"/>
+        <w:rPr>
+          <w:rFonts w:ascii="Georgia Pro" w:eastAsia="Georgia Pro" w:hAnsi="Georgia Pro" w:cs="Georgia Pro"/>
+          <w:b/>
+          <w:bCs/>
+          <w:color w:val="000000" w:themeColor="text1"/>
+        </w:rPr>
+      </w:pPr>
+      <w:r>
+        <w:rPr>
+          <w:rFonts w:ascii="Georgia Pro" w:eastAsia="Georgia Pro" w:hAnsi="Georgia Pro" w:cs="Georgia Pro"/>
+          <w:b/>
+          <w:bCs/>
+          <w:color w:val="000000" w:themeColor="text1"/>
+        </w:rPr>
+        <w:lastRenderedPageBreak/>
         <w:t>Step 5: Create Public IP Address</w:t>
       </w:r>
     </w:p>
@@ -997,13 +1017,6 @@
           <w:color w:val="000000" w:themeColor="text1"/>
         </w:rPr>
         <w:br/>
-      </w:r>
-      <w:r>
-        <w:rPr>
-          <w:rFonts w:ascii="Georgia Pro" w:eastAsia="Georgia Pro" w:hAnsi="Georgia Pro" w:cs="Georgia Pro"/>
-          <w:color w:val="000000" w:themeColor="text1"/>
-        </w:rPr>
-        <w:lastRenderedPageBreak/>
         <w:t>--name lb-public-ip \</w:t>
       </w:r>
       <w:r>
@@ -1200,153 +1213,6 @@
         </w:rPr>
         <w:t>az vm create \</w:t>
       </w:r>
-      <w:r>
-        <w:rPr>
-          <w:rFonts w:ascii="Georgia Pro" w:eastAsia="Georgia Pro" w:hAnsi="Georgia Pro" w:cs="Georgia Pro"/>
-          <w:color w:val="000000" w:themeColor="text1"/>
-        </w:rPr>
-        <w:br/>
-        <w:t>--resource-group $RESOURCE_GROUP \</w:t>
-      </w:r>
-      <w:r>
-        <w:rPr>
-          <w:rFonts w:ascii="Georgia Pro" w:eastAsia="Georgia Pro" w:hAnsi="Georgia Pro" w:cs="Georgia Pro"/>
-          <w:color w:val="000000" w:themeColor="text1"/>
-        </w:rPr>
-        <w:br/>
-        <w:t>--name $VM1 \</w:t>
-      </w:r>
-      <w:r>
-        <w:rPr>
-          <w:rFonts w:ascii="Georgia Pro" w:eastAsia="Georgia Pro" w:hAnsi="Georgia Pro" w:cs="Georgia Pro"/>
-          <w:color w:val="000000" w:themeColor="text1"/>
-        </w:rPr>
-        <w:br/>
-        <w:t xml:space="preserve">--image </w:t>
-      </w:r>
-      <w:r>
-        <w:rPr>
-          <w:rFonts w:ascii="Georgia Pro" w:eastAsia="Georgia Pro" w:hAnsi="Georgia Pro" w:cs="Georgia Pro"/>
-          <w:color w:val="000000" w:themeColor="text1"/>
-        </w:rPr>
-        <w:t>Canonical:0001-com-ubuntu-server-focal:20_04-lts-gen2:latest</w:t>
-      </w:r>
-      <w:r>
-        <w:rPr>
-          <w:rFonts w:ascii="Georgia Pro" w:eastAsia="Georgia Pro" w:hAnsi="Georgia Pro" w:cs="Georgia Pro"/>
-          <w:color w:val="000000" w:themeColor="text1"/>
-        </w:rPr>
-        <w:t xml:space="preserve"> \</w:t>
-      </w:r>
-      <w:r>
-        <w:rPr>
-          <w:rFonts w:ascii="Georgia Pro" w:eastAsia="Georgia Pro" w:hAnsi="Georgia Pro" w:cs="Georgia Pro"/>
-          <w:color w:val="000000" w:themeColor="text1"/>
-        </w:rPr>
-        <w:br/>
-        <w:t>--admin-username $USERNAME \</w:t>
-      </w:r>
-      <w:r>
-        <w:rPr>
-          <w:rFonts w:ascii="Georgia Pro" w:eastAsia="Georgia Pro" w:hAnsi="Georgia Pro" w:cs="Georgia Pro"/>
-          <w:color w:val="000000" w:themeColor="text1"/>
-        </w:rPr>
-        <w:br/>
-        <w:t>--generate-ssh-keys \</w:t>
-      </w:r>
-      <w:r>
-        <w:rPr>
-          <w:rFonts w:ascii="Georgia Pro" w:eastAsia="Georgia Pro" w:hAnsi="Georgia Pro" w:cs="Georgia Pro"/>
-          <w:color w:val="000000" w:themeColor="text1"/>
-        </w:rPr>
-        <w:br/>
-        <w:t>--public-ip-sku Standard \</w:t>
-      </w:r>
-      <w:r>
-        <w:rPr>
-          <w:rFonts w:ascii="Georgia Pro" w:eastAsia="Georgia Pro" w:hAnsi="Georgia Pro" w:cs="Georgia Pro"/>
-          <w:color w:val="000000" w:themeColor="text1"/>
-        </w:rPr>
-        <w:br/>
-        <w:t>--size Standard_B1s \</w:t>
-      </w:r>
-      <w:r>
-        <w:rPr>
-          <w:rFonts w:ascii="Georgia Pro" w:eastAsia="Georgia Pro" w:hAnsi="Georgia Pro" w:cs="Georgia Pro"/>
-          <w:color w:val="000000" w:themeColor="text1"/>
-        </w:rPr>
-        <w:br/>
-        <w:t>--vnet-name $VNET_NAME \</w:t>
-      </w:r>
-      <w:r>
-        <w:rPr>
-          <w:rFonts w:ascii="Georgia Pro" w:eastAsia="Georgia Pro" w:hAnsi="Georgia Pro" w:cs="Georgia Pro"/>
-          <w:color w:val="000000" w:themeColor="text1"/>
-        </w:rPr>
-        <w:br/>
-        <w:t>--subnet $SUBNET_NAME</w:t>
-      </w:r>
-    </w:p>
-    <w:p>
-      <w:pPr>
-        <w:spacing w:after="0" w:line="480" w:lineRule="auto"/>
-        <w:rPr>
-          <w:rFonts w:ascii="Georgia Pro" w:eastAsia="Georgia Pro" w:hAnsi="Georgia Pro" w:cs="Georgia Pro"/>
-          <w:color w:val="000000" w:themeColor="text1"/>
-        </w:rPr>
-      </w:pPr>
-      <w:r>
-        <w:rPr>
-          <w:rFonts w:ascii="Georgia Pro" w:eastAsia="Georgia Pro" w:hAnsi="Georgia Pro" w:cs="Georgia Pro"/>
-          <w:color w:val="000000" w:themeColor="text1"/>
-        </w:rPr>
-        <w:pict w14:anchorId="2CEA3EEA">
-          <v:rect id="_x0000_i1201" style="width:0;height:1.5pt" o:hralign="center" o:hrstd="t" o:hr="t" fillcolor="#a0a0a0" stroked="f"/>
-        </w:pict>
-      </w:r>
-    </w:p>
-    <w:p>
-      <w:pPr>
-        <w:spacing w:after="0" w:line="480" w:lineRule="auto"/>
-        <w:rPr>
-          <w:rFonts w:ascii="Georgia Pro" w:eastAsia="Georgia Pro" w:hAnsi="Georgia Pro" w:cs="Georgia Pro"/>
-          <w:b/>
-          <w:bCs/>
-          <w:color w:val="000000" w:themeColor="text1"/>
-        </w:rPr>
-      </w:pPr>
-    </w:p>
-    <w:p>
-      <w:pPr>
-        <w:spacing w:after="0" w:line="480" w:lineRule="auto"/>
-        <w:rPr>
-          <w:rFonts w:ascii="Georgia Pro" w:eastAsia="Georgia Pro" w:hAnsi="Georgia Pro" w:cs="Georgia Pro"/>
-          <w:b/>
-          <w:bCs/>
-          <w:color w:val="000000" w:themeColor="text1"/>
-        </w:rPr>
-      </w:pPr>
-    </w:p>
-    <w:p>
-      <w:pPr>
-        <w:spacing w:after="0" w:line="480" w:lineRule="auto"/>
-        <w:rPr>
-          <w:rFonts w:ascii="Georgia Pro" w:eastAsia="Georgia Pro" w:hAnsi="Georgia Pro" w:cs="Georgia Pro"/>
-          <w:b/>
-          <w:bCs/>
-          <w:color w:val="000000" w:themeColor="text1"/>
-        </w:rPr>
-      </w:pPr>
-      <w:r>
-        <w:rPr>
-          <w:rFonts w:ascii="Georgia Pro" w:eastAsia="Georgia Pro" w:hAnsi="Georgia Pro" w:cs="Georgia Pro"/>
-          <w:b/>
-          <w:bCs/>
-          <w:color w:val="000000" w:themeColor="text1"/>
-        </w:rPr>
-        <w:lastRenderedPageBreak/>
-        <w:t>Step 8: Create VM2</w:t>
-      </w:r>
     </w:p>
     <w:p>
       <w:pPr>
@@ -1368,38 +1234,309 @@
           <w:rFonts w:ascii="Georgia Pro" w:eastAsia="Georgia Pro" w:hAnsi="Georgia Pro" w:cs="Georgia Pro"/>
           <w:color w:val="000000" w:themeColor="text1"/>
         </w:rPr>
+        <w:t xml:space="preserve">  --resource-group $RESOURCE_GROUP \</w:t>
+      </w:r>
+    </w:p>
+    <w:p>
+      <w:pPr>
+        <w:pBdr>
+          <w:top w:val="single" w:sz="4" w:space="1" w:color="auto"/>
+          <w:left w:val="single" w:sz="4" w:space="4" w:color="auto"/>
+          <w:bottom w:val="single" w:sz="4" w:space="1" w:color="auto"/>
+          <w:right w:val="single" w:sz="4" w:space="4" w:color="auto"/>
+        </w:pBdr>
+        <w:shd w:val="clear" w:color="auto" w:fill="F2F2F2" w:themeFill="background1" w:themeFillShade="F2"/>
+        <w:spacing w:after="0" w:line="480" w:lineRule="auto"/>
+        <w:rPr>
+          <w:rFonts w:ascii="Georgia Pro" w:eastAsia="Georgia Pro" w:hAnsi="Georgia Pro" w:cs="Georgia Pro"/>
+          <w:color w:val="000000" w:themeColor="text1"/>
+        </w:rPr>
+      </w:pPr>
+      <w:r>
+        <w:rPr>
+          <w:rFonts w:ascii="Georgia Pro" w:eastAsia="Georgia Pro" w:hAnsi="Georgia Pro" w:cs="Georgia Pro"/>
+          <w:color w:val="000000" w:themeColor="text1"/>
+        </w:rPr>
+        <w:t xml:space="preserve">  --name $VM1 \</w:t>
+      </w:r>
+    </w:p>
+    <w:p>
+      <w:pPr>
+        <w:pBdr>
+          <w:top w:val="single" w:sz="4" w:space="1" w:color="auto"/>
+          <w:left w:val="single" w:sz="4" w:space="4" w:color="auto"/>
+          <w:bottom w:val="single" w:sz="4" w:space="1" w:color="auto"/>
+          <w:right w:val="single" w:sz="4" w:space="4" w:color="auto"/>
+        </w:pBdr>
+        <w:shd w:val="clear" w:color="auto" w:fill="F2F2F2" w:themeFill="background1" w:themeFillShade="F2"/>
+        <w:spacing w:after="0" w:line="480" w:lineRule="auto"/>
+        <w:rPr>
+          <w:rFonts w:ascii="Georgia Pro" w:eastAsia="Georgia Pro" w:hAnsi="Georgia Pro" w:cs="Georgia Pro"/>
+          <w:color w:val="000000" w:themeColor="text1"/>
+        </w:rPr>
+      </w:pPr>
+      <w:r>
+        <w:rPr>
+          <w:rFonts w:ascii="Georgia Pro" w:eastAsia="Georgia Pro" w:hAnsi="Georgia Pro" w:cs="Georgia Pro"/>
+          <w:color w:val="000000" w:themeColor="text1"/>
+        </w:rPr>
+        <w:t xml:space="preserve">  --image Canonical:0001-com-ubuntu-server-focal:20_04-lts-gen2:latest \</w:t>
+      </w:r>
+    </w:p>
+    <w:p>
+      <w:pPr>
+        <w:pBdr>
+          <w:top w:val="single" w:sz="4" w:space="1" w:color="auto"/>
+          <w:left w:val="single" w:sz="4" w:space="4" w:color="auto"/>
+          <w:bottom w:val="single" w:sz="4" w:space="1" w:color="auto"/>
+          <w:right w:val="single" w:sz="4" w:space="4" w:color="auto"/>
+        </w:pBdr>
+        <w:shd w:val="clear" w:color="auto" w:fill="F2F2F2" w:themeFill="background1" w:themeFillShade="F2"/>
+        <w:spacing w:after="0" w:line="480" w:lineRule="auto"/>
+        <w:rPr>
+          <w:rFonts w:ascii="Georgia Pro" w:eastAsia="Georgia Pro" w:hAnsi="Georgia Pro" w:cs="Georgia Pro"/>
+          <w:color w:val="000000" w:themeColor="text1"/>
+        </w:rPr>
+      </w:pPr>
+      <w:r>
+        <w:rPr>
+          <w:rFonts w:ascii="Georgia Pro" w:eastAsia="Georgia Pro" w:hAnsi="Georgia Pro" w:cs="Georgia Pro"/>
+          <w:color w:val="000000" w:themeColor="text1"/>
+        </w:rPr>
+        <w:t xml:space="preserve">  --size Standard_B1s \</w:t>
+      </w:r>
+    </w:p>
+    <w:p>
+      <w:pPr>
+        <w:pBdr>
+          <w:top w:val="single" w:sz="4" w:space="1" w:color="auto"/>
+          <w:left w:val="single" w:sz="4" w:space="4" w:color="auto"/>
+          <w:bottom w:val="single" w:sz="4" w:space="1" w:color="auto"/>
+          <w:right w:val="single" w:sz="4" w:space="4" w:color="auto"/>
+        </w:pBdr>
+        <w:shd w:val="clear" w:color="auto" w:fill="F2F2F2" w:themeFill="background1" w:themeFillShade="F2"/>
+        <w:spacing w:after="0" w:line="480" w:lineRule="auto"/>
+        <w:rPr>
+          <w:rFonts w:ascii="Georgia Pro" w:eastAsia="Georgia Pro" w:hAnsi="Georgia Pro" w:cs="Georgia Pro"/>
+          <w:color w:val="000000" w:themeColor="text1"/>
+        </w:rPr>
+      </w:pPr>
+      <w:r>
+        <w:rPr>
+          <w:rFonts w:ascii="Georgia Pro" w:eastAsia="Georgia Pro" w:hAnsi="Georgia Pro" w:cs="Georgia Pro"/>
+          <w:color w:val="000000" w:themeColor="text1"/>
+        </w:rPr>
+        <w:t xml:space="preserve">  --storage-sku Standard_LRS \</w:t>
+      </w:r>
+    </w:p>
+    <w:p>
+      <w:pPr>
+        <w:pBdr>
+          <w:top w:val="single" w:sz="4" w:space="1" w:color="auto"/>
+          <w:left w:val="single" w:sz="4" w:space="4" w:color="auto"/>
+          <w:bottom w:val="single" w:sz="4" w:space="1" w:color="auto"/>
+          <w:right w:val="single" w:sz="4" w:space="4" w:color="auto"/>
+        </w:pBdr>
+        <w:shd w:val="clear" w:color="auto" w:fill="F2F2F2" w:themeFill="background1" w:themeFillShade="F2"/>
+        <w:spacing w:after="0" w:line="480" w:lineRule="auto"/>
+        <w:rPr>
+          <w:rFonts w:ascii="Georgia Pro" w:eastAsia="Georgia Pro" w:hAnsi="Georgia Pro" w:cs="Georgia Pro"/>
+          <w:color w:val="000000" w:themeColor="text1"/>
+        </w:rPr>
+      </w:pPr>
+      <w:r>
+        <w:rPr>
+          <w:rFonts w:ascii="Georgia Pro" w:eastAsia="Georgia Pro" w:hAnsi="Georgia Pro" w:cs="Georgia Pro"/>
+          <w:color w:val="000000" w:themeColor="text1"/>
+        </w:rPr>
+        <w:t xml:space="preserve">  --admin-username $USERNAME \</w:t>
+      </w:r>
+    </w:p>
+    <w:p>
+      <w:pPr>
+        <w:pBdr>
+          <w:top w:val="single" w:sz="4" w:space="1" w:color="auto"/>
+          <w:left w:val="single" w:sz="4" w:space="4" w:color="auto"/>
+          <w:bottom w:val="single" w:sz="4" w:space="1" w:color="auto"/>
+          <w:right w:val="single" w:sz="4" w:space="4" w:color="auto"/>
+        </w:pBdr>
+        <w:shd w:val="clear" w:color="auto" w:fill="F2F2F2" w:themeFill="background1" w:themeFillShade="F2"/>
+        <w:spacing w:after="0" w:line="480" w:lineRule="auto"/>
+        <w:rPr>
+          <w:rFonts w:ascii="Georgia Pro" w:eastAsia="Georgia Pro" w:hAnsi="Georgia Pro" w:cs="Georgia Pro"/>
+          <w:color w:val="000000" w:themeColor="text1"/>
+        </w:rPr>
+      </w:pPr>
+      <w:r>
+        <w:rPr>
+          <w:rFonts w:ascii="Georgia Pro" w:eastAsia="Georgia Pro" w:hAnsi="Georgia Pro" w:cs="Georgia Pro"/>
+          <w:color w:val="000000" w:themeColor="text1"/>
+        </w:rPr>
+        <w:t xml:space="preserve">  --generate-ssh-keys \</w:t>
+      </w:r>
+    </w:p>
+    <w:p>
+      <w:pPr>
+        <w:pBdr>
+          <w:top w:val="single" w:sz="4" w:space="1" w:color="auto"/>
+          <w:left w:val="single" w:sz="4" w:space="4" w:color="auto"/>
+          <w:bottom w:val="single" w:sz="4" w:space="1" w:color="auto"/>
+          <w:right w:val="single" w:sz="4" w:space="4" w:color="auto"/>
+        </w:pBdr>
+        <w:shd w:val="clear" w:color="auto" w:fill="F2F2F2" w:themeFill="background1" w:themeFillShade="F2"/>
+        <w:spacing w:after="0" w:line="480" w:lineRule="auto"/>
+        <w:rPr>
+          <w:rFonts w:ascii="Georgia Pro" w:eastAsia="Georgia Pro" w:hAnsi="Georgia Pro" w:cs="Georgia Pro"/>
+          <w:color w:val="000000" w:themeColor="text1"/>
+        </w:rPr>
+      </w:pPr>
+      <w:r>
+        <w:rPr>
+          <w:rFonts w:ascii="Georgia Pro" w:eastAsia="Georgia Pro" w:hAnsi="Georgia Pro" w:cs="Georgia Pro"/>
+          <w:color w:val="000000" w:themeColor="text1"/>
+        </w:rPr>
+        <w:t xml:space="preserve">  --vnet-name $VNET_NAME \</w:t>
+      </w:r>
+    </w:p>
+    <w:p>
+      <w:pPr>
+        <w:pBdr>
+          <w:top w:val="single" w:sz="4" w:space="1" w:color="auto"/>
+          <w:left w:val="single" w:sz="4" w:space="4" w:color="auto"/>
+          <w:bottom w:val="single" w:sz="4" w:space="1" w:color="auto"/>
+          <w:right w:val="single" w:sz="4" w:space="4" w:color="auto"/>
+        </w:pBdr>
+        <w:shd w:val="clear" w:color="auto" w:fill="F2F2F2" w:themeFill="background1" w:themeFillShade="F2"/>
+        <w:spacing w:after="0" w:line="480" w:lineRule="auto"/>
+        <w:rPr>
+          <w:rFonts w:ascii="Georgia Pro" w:eastAsia="Georgia Pro" w:hAnsi="Georgia Pro" w:cs="Georgia Pro"/>
+          <w:color w:val="000000" w:themeColor="text1"/>
+        </w:rPr>
+      </w:pPr>
+      <w:r>
+        <w:rPr>
+          <w:rFonts w:ascii="Georgia Pro" w:eastAsia="Georgia Pro" w:hAnsi="Georgia Pro" w:cs="Georgia Pro"/>
+          <w:color w:val="000000" w:themeColor="text1"/>
+        </w:rPr>
+        <w:t xml:space="preserve">  --subnet $SUBNET_NAME</w:t>
+      </w:r>
+    </w:p>
+    <w:p>
+      <w:pPr>
+        <w:spacing w:after="0" w:line="480" w:lineRule="auto"/>
+        <w:rPr>
+          <w:rFonts w:ascii="Georgia Pro" w:eastAsia="Georgia Pro" w:hAnsi="Georgia Pro" w:cs="Georgia Pro"/>
+          <w:b/>
+          <w:bCs/>
+          <w:color w:val="000000" w:themeColor="text1"/>
+        </w:rPr>
+      </w:pPr>
+    </w:p>
+    <w:p>
+      <w:pPr>
+        <w:spacing w:after="0" w:line="480" w:lineRule="auto"/>
+        <w:rPr>
+          <w:rFonts w:ascii="Georgia Pro" w:eastAsia="Georgia Pro" w:hAnsi="Georgia Pro" w:cs="Georgia Pro"/>
+          <w:b/>
+          <w:bCs/>
+          <w:color w:val="000000" w:themeColor="text1"/>
+        </w:rPr>
+      </w:pPr>
+    </w:p>
+    <w:p>
+      <w:pPr>
+        <w:spacing w:after="0" w:line="480" w:lineRule="auto"/>
+        <w:rPr>
+          <w:rFonts w:ascii="Georgia Pro" w:eastAsia="Georgia Pro" w:hAnsi="Georgia Pro" w:cs="Georgia Pro"/>
+          <w:b/>
+          <w:bCs/>
+          <w:color w:val="000000" w:themeColor="text1"/>
+        </w:rPr>
+      </w:pPr>
+      <w:r>
+        <w:rPr>
+          <w:rFonts w:ascii="Georgia Pro" w:eastAsia="Georgia Pro" w:hAnsi="Georgia Pro" w:cs="Georgia Pro"/>
+          <w:b/>
+          <w:bCs/>
+          <w:color w:val="000000" w:themeColor="text1"/>
+        </w:rPr>
+        <w:t>Step 8: Create VM2</w:t>
+      </w:r>
+    </w:p>
+    <w:p>
+      <w:pPr>
+        <w:pBdr>
+          <w:top w:val="single" w:sz="4" w:space="1" w:color="auto"/>
+          <w:left w:val="single" w:sz="4" w:space="4" w:color="auto"/>
+          <w:bottom w:val="single" w:sz="4" w:space="1" w:color="auto"/>
+          <w:right w:val="single" w:sz="4" w:space="4" w:color="auto"/>
+        </w:pBdr>
+        <w:shd w:val="clear" w:color="auto" w:fill="F2F2F2" w:themeFill="background1" w:themeFillShade="F2"/>
+        <w:spacing w:after="0" w:line="480" w:lineRule="auto"/>
+        <w:rPr>
+          <w:rFonts w:ascii="Georgia Pro" w:eastAsia="Georgia Pro" w:hAnsi="Georgia Pro" w:cs="Georgia Pro"/>
+          <w:color w:val="000000" w:themeColor="text1"/>
+        </w:rPr>
+      </w:pPr>
+      <w:r>
+        <w:rPr>
+          <w:rFonts w:ascii="Georgia Pro" w:eastAsia="Georgia Pro" w:hAnsi="Georgia Pro" w:cs="Georgia Pro"/>
+          <w:color w:val="000000" w:themeColor="text1"/>
+        </w:rPr>
         <w:t>az vm create \</w:t>
       </w:r>
-      <w:r>
-        <w:rPr>
-          <w:rFonts w:ascii="Georgia Pro" w:eastAsia="Georgia Pro" w:hAnsi="Georgia Pro" w:cs="Georgia Pro"/>
-          <w:color w:val="000000" w:themeColor="text1"/>
-        </w:rPr>
-        <w:br/>
-        <w:t>--resource-group $RESOURCE_GROUP \</w:t>
-      </w:r>
-      <w:r>
-        <w:rPr>
-          <w:rFonts w:ascii="Georgia Pro" w:eastAsia="Georgia Pro" w:hAnsi="Georgia Pro" w:cs="Georgia Pro"/>
-          <w:color w:val="000000" w:themeColor="text1"/>
-        </w:rPr>
-        <w:br/>
-        <w:t>--name $VM2 \</w:t>
-      </w:r>
-      <w:r>
-        <w:rPr>
-          <w:rFonts w:ascii="Georgia Pro" w:eastAsia="Georgia Pro" w:hAnsi="Georgia Pro" w:cs="Georgia Pro"/>
-          <w:color w:val="000000" w:themeColor="text1"/>
-        </w:rPr>
-        <w:br/>
-        <w:t xml:space="preserve">--image </w:t>
-      </w:r>
-      <w:r>
-        <w:rPr>
-          <w:rFonts w:ascii="Georgia Pro" w:eastAsia="Georgia Pro" w:hAnsi="Georgia Pro" w:cs="Georgia Pro"/>
-          <w:color w:val="000000" w:themeColor="text1"/>
-        </w:rPr>
-        <w:t>Canonical:0001-com-ubuntu-server-focal:20_04-lts-gen2:latest</w:t>
+    </w:p>
+    <w:p>
+      <w:pPr>
+        <w:pBdr>
+          <w:top w:val="single" w:sz="4" w:space="1" w:color="auto"/>
+          <w:left w:val="single" w:sz="4" w:space="4" w:color="auto"/>
+          <w:bottom w:val="single" w:sz="4" w:space="1" w:color="auto"/>
+          <w:right w:val="single" w:sz="4" w:space="4" w:color="auto"/>
+        </w:pBdr>
+        <w:shd w:val="clear" w:color="auto" w:fill="F2F2F2" w:themeFill="background1" w:themeFillShade="F2"/>
+        <w:spacing w:after="0" w:line="480" w:lineRule="auto"/>
+        <w:rPr>
+          <w:rFonts w:ascii="Georgia Pro" w:eastAsia="Georgia Pro" w:hAnsi="Georgia Pro" w:cs="Georgia Pro"/>
+          <w:color w:val="000000" w:themeColor="text1"/>
+        </w:rPr>
+      </w:pPr>
+      <w:r>
+        <w:rPr>
+          <w:rFonts w:ascii="Georgia Pro" w:eastAsia="Georgia Pro" w:hAnsi="Georgia Pro" w:cs="Georgia Pro"/>
+          <w:color w:val="000000" w:themeColor="text1"/>
+        </w:rPr>
+        <w:t xml:space="preserve">  --resource-group $RESOURCE_GROUP \</w:t>
+      </w:r>
+    </w:p>
+    <w:p>
+      <w:pPr>
+        <w:pBdr>
+          <w:top w:val="single" w:sz="4" w:space="1" w:color="auto"/>
+          <w:left w:val="single" w:sz="4" w:space="4" w:color="auto"/>
+          <w:bottom w:val="single" w:sz="4" w:space="1" w:color="auto"/>
+          <w:right w:val="single" w:sz="4" w:space="4" w:color="auto"/>
+        </w:pBdr>
+        <w:shd w:val="clear" w:color="auto" w:fill="F2F2F2" w:themeFill="background1" w:themeFillShade="F2"/>
+        <w:spacing w:after="0" w:line="480" w:lineRule="auto"/>
+        <w:rPr>
+          <w:rFonts w:ascii="Georgia Pro" w:eastAsia="Georgia Pro" w:hAnsi="Georgia Pro" w:cs="Georgia Pro"/>
+          <w:color w:val="000000" w:themeColor="text1"/>
+        </w:rPr>
+      </w:pPr>
+      <w:r>
+        <w:rPr>
+          <w:rFonts w:ascii="Georgia Pro" w:eastAsia="Georgia Pro" w:hAnsi="Georgia Pro" w:cs="Georgia Pro"/>
+          <w:color w:val="000000" w:themeColor="text1"/>
+        </w:rPr>
+        <w:t xml:space="preserve">  --name $VM</w:t>
+      </w:r>
+      <w:r>
+        <w:rPr>
+          <w:rFonts w:ascii="Georgia Pro" w:eastAsia="Georgia Pro" w:hAnsi="Georgia Pro" w:cs="Georgia Pro"/>
+          <w:color w:val="000000" w:themeColor="text1"/>
+        </w:rPr>
+        <w:t>2</w:t>
       </w:r>
       <w:r>
         <w:rPr>
@@ -1408,54 +1545,176 @@
         </w:rPr>
         <w:t xml:space="preserve"> \</w:t>
       </w:r>
-      <w:r>
-        <w:rPr>
-          <w:rFonts w:ascii="Georgia Pro" w:eastAsia="Georgia Pro" w:hAnsi="Georgia Pro" w:cs="Georgia Pro"/>
-          <w:color w:val="000000" w:themeColor="text1"/>
-        </w:rPr>
-        <w:br/>
-        <w:t>--admin-username $USERNAME \</w:t>
-      </w:r>
-      <w:r>
-        <w:rPr>
-          <w:rFonts w:ascii="Georgia Pro" w:eastAsia="Georgia Pro" w:hAnsi="Georgia Pro" w:cs="Georgia Pro"/>
-          <w:color w:val="000000" w:themeColor="text1"/>
-        </w:rPr>
-        <w:br/>
-        <w:t>--generate-ssh-keys \</w:t>
-      </w:r>
-      <w:r>
-        <w:rPr>
-          <w:rFonts w:ascii="Georgia Pro" w:eastAsia="Georgia Pro" w:hAnsi="Georgia Pro" w:cs="Georgia Pro"/>
-          <w:color w:val="000000" w:themeColor="text1"/>
-        </w:rPr>
-        <w:br/>
-        <w:t>--public-ip-sku Standard \</w:t>
-      </w:r>
-      <w:r>
-        <w:rPr>
-          <w:rFonts w:ascii="Georgia Pro" w:eastAsia="Georgia Pro" w:hAnsi="Georgia Pro" w:cs="Georgia Pro"/>
-          <w:color w:val="000000" w:themeColor="text1"/>
-        </w:rPr>
-        <w:br/>
-        <w:t>--size Standard_B1s \</w:t>
-      </w:r>
-      <w:r>
-        <w:rPr>
-          <w:rFonts w:ascii="Georgia Pro" w:eastAsia="Georgia Pro" w:hAnsi="Georgia Pro" w:cs="Georgia Pro"/>
-          <w:color w:val="000000" w:themeColor="text1"/>
-        </w:rPr>
-        <w:br/>
-        <w:t>--vnet-name $VNET_NAME \</w:t>
-      </w:r>
-      <w:r>
-        <w:rPr>
-          <w:rFonts w:ascii="Georgia Pro" w:eastAsia="Georgia Pro" w:hAnsi="Georgia Pro" w:cs="Georgia Pro"/>
-          <w:color w:val="000000" w:themeColor="text1"/>
-        </w:rPr>
-        <w:br/>
-        <w:t>--subnet $SUBNET_NAME</w:t>
-      </w:r>
+    </w:p>
+    <w:p>
+      <w:pPr>
+        <w:pBdr>
+          <w:top w:val="single" w:sz="4" w:space="1" w:color="auto"/>
+          <w:left w:val="single" w:sz="4" w:space="4" w:color="auto"/>
+          <w:bottom w:val="single" w:sz="4" w:space="1" w:color="auto"/>
+          <w:right w:val="single" w:sz="4" w:space="4" w:color="auto"/>
+        </w:pBdr>
+        <w:shd w:val="clear" w:color="auto" w:fill="F2F2F2" w:themeFill="background1" w:themeFillShade="F2"/>
+        <w:spacing w:after="0" w:line="480" w:lineRule="auto"/>
+        <w:rPr>
+          <w:rFonts w:ascii="Georgia Pro" w:eastAsia="Georgia Pro" w:hAnsi="Georgia Pro" w:cs="Georgia Pro"/>
+          <w:color w:val="000000" w:themeColor="text1"/>
+        </w:rPr>
+      </w:pPr>
+      <w:r>
+        <w:rPr>
+          <w:rFonts w:ascii="Georgia Pro" w:eastAsia="Georgia Pro" w:hAnsi="Georgia Pro" w:cs="Georgia Pro"/>
+          <w:color w:val="000000" w:themeColor="text1"/>
+        </w:rPr>
+        <w:t xml:space="preserve">  --image Canonical:0001-com-ubuntu-server-focal:20_04-lts-gen2:latest \</w:t>
+      </w:r>
+    </w:p>
+    <w:p>
+      <w:pPr>
+        <w:pBdr>
+          <w:top w:val="single" w:sz="4" w:space="1" w:color="auto"/>
+          <w:left w:val="single" w:sz="4" w:space="4" w:color="auto"/>
+          <w:bottom w:val="single" w:sz="4" w:space="1" w:color="auto"/>
+          <w:right w:val="single" w:sz="4" w:space="4" w:color="auto"/>
+        </w:pBdr>
+        <w:shd w:val="clear" w:color="auto" w:fill="F2F2F2" w:themeFill="background1" w:themeFillShade="F2"/>
+        <w:spacing w:after="0" w:line="480" w:lineRule="auto"/>
+        <w:rPr>
+          <w:rFonts w:ascii="Georgia Pro" w:eastAsia="Georgia Pro" w:hAnsi="Georgia Pro" w:cs="Georgia Pro"/>
+          <w:color w:val="000000" w:themeColor="text1"/>
+        </w:rPr>
+      </w:pPr>
+      <w:r>
+        <w:rPr>
+          <w:rFonts w:ascii="Georgia Pro" w:eastAsia="Georgia Pro" w:hAnsi="Georgia Pro" w:cs="Georgia Pro"/>
+          <w:color w:val="000000" w:themeColor="text1"/>
+        </w:rPr>
+        <w:t xml:space="preserve">  --size Standard_B1s \</w:t>
+      </w:r>
+    </w:p>
+    <w:p>
+      <w:pPr>
+        <w:pBdr>
+          <w:top w:val="single" w:sz="4" w:space="1" w:color="auto"/>
+          <w:left w:val="single" w:sz="4" w:space="4" w:color="auto"/>
+          <w:bottom w:val="single" w:sz="4" w:space="1" w:color="auto"/>
+          <w:right w:val="single" w:sz="4" w:space="4" w:color="auto"/>
+        </w:pBdr>
+        <w:shd w:val="clear" w:color="auto" w:fill="F2F2F2" w:themeFill="background1" w:themeFillShade="F2"/>
+        <w:spacing w:after="0" w:line="480" w:lineRule="auto"/>
+        <w:rPr>
+          <w:rFonts w:ascii="Georgia Pro" w:eastAsia="Georgia Pro" w:hAnsi="Georgia Pro" w:cs="Georgia Pro"/>
+          <w:color w:val="000000" w:themeColor="text1"/>
+        </w:rPr>
+      </w:pPr>
+      <w:r>
+        <w:rPr>
+          <w:rFonts w:ascii="Georgia Pro" w:eastAsia="Georgia Pro" w:hAnsi="Georgia Pro" w:cs="Georgia Pro"/>
+          <w:color w:val="000000" w:themeColor="text1"/>
+        </w:rPr>
+        <w:t xml:space="preserve">  --storage-sku Standard_LRS \</w:t>
+      </w:r>
+    </w:p>
+    <w:p>
+      <w:pPr>
+        <w:pBdr>
+          <w:top w:val="single" w:sz="4" w:space="1" w:color="auto"/>
+          <w:left w:val="single" w:sz="4" w:space="4" w:color="auto"/>
+          <w:bottom w:val="single" w:sz="4" w:space="1" w:color="auto"/>
+          <w:right w:val="single" w:sz="4" w:space="4" w:color="auto"/>
+        </w:pBdr>
+        <w:shd w:val="clear" w:color="auto" w:fill="F2F2F2" w:themeFill="background1" w:themeFillShade="F2"/>
+        <w:spacing w:after="0" w:line="480" w:lineRule="auto"/>
+        <w:rPr>
+          <w:rFonts w:ascii="Georgia Pro" w:eastAsia="Georgia Pro" w:hAnsi="Georgia Pro" w:cs="Georgia Pro"/>
+          <w:color w:val="000000" w:themeColor="text1"/>
+        </w:rPr>
+      </w:pPr>
+      <w:r>
+        <w:rPr>
+          <w:rFonts w:ascii="Georgia Pro" w:eastAsia="Georgia Pro" w:hAnsi="Georgia Pro" w:cs="Georgia Pro"/>
+          <w:color w:val="000000" w:themeColor="text1"/>
+        </w:rPr>
+        <w:t xml:space="preserve">  --admin-username $USERNAME \</w:t>
+      </w:r>
+    </w:p>
+    <w:p>
+      <w:pPr>
+        <w:pBdr>
+          <w:top w:val="single" w:sz="4" w:space="1" w:color="auto"/>
+          <w:left w:val="single" w:sz="4" w:space="4" w:color="auto"/>
+          <w:bottom w:val="single" w:sz="4" w:space="1" w:color="auto"/>
+          <w:right w:val="single" w:sz="4" w:space="4" w:color="auto"/>
+        </w:pBdr>
+        <w:shd w:val="clear" w:color="auto" w:fill="F2F2F2" w:themeFill="background1" w:themeFillShade="F2"/>
+        <w:spacing w:after="0" w:line="480" w:lineRule="auto"/>
+        <w:rPr>
+          <w:rFonts w:ascii="Georgia Pro" w:eastAsia="Georgia Pro" w:hAnsi="Georgia Pro" w:cs="Georgia Pro"/>
+          <w:color w:val="000000" w:themeColor="text1"/>
+        </w:rPr>
+      </w:pPr>
+      <w:r>
+        <w:rPr>
+          <w:rFonts w:ascii="Georgia Pro" w:eastAsia="Georgia Pro" w:hAnsi="Georgia Pro" w:cs="Georgia Pro"/>
+          <w:color w:val="000000" w:themeColor="text1"/>
+        </w:rPr>
+        <w:t xml:space="preserve">  --generate-ssh-keys \</w:t>
+      </w:r>
+    </w:p>
+    <w:p>
+      <w:pPr>
+        <w:pBdr>
+          <w:top w:val="single" w:sz="4" w:space="1" w:color="auto"/>
+          <w:left w:val="single" w:sz="4" w:space="4" w:color="auto"/>
+          <w:bottom w:val="single" w:sz="4" w:space="1" w:color="auto"/>
+          <w:right w:val="single" w:sz="4" w:space="4" w:color="auto"/>
+        </w:pBdr>
+        <w:shd w:val="clear" w:color="auto" w:fill="F2F2F2" w:themeFill="background1" w:themeFillShade="F2"/>
+        <w:spacing w:after="0" w:line="480" w:lineRule="auto"/>
+        <w:rPr>
+          <w:rFonts w:ascii="Georgia Pro" w:eastAsia="Georgia Pro" w:hAnsi="Georgia Pro" w:cs="Georgia Pro"/>
+          <w:color w:val="000000" w:themeColor="text1"/>
+        </w:rPr>
+      </w:pPr>
+      <w:r>
+        <w:rPr>
+          <w:rFonts w:ascii="Georgia Pro" w:eastAsia="Georgia Pro" w:hAnsi="Georgia Pro" w:cs="Georgia Pro"/>
+          <w:color w:val="000000" w:themeColor="text1"/>
+        </w:rPr>
+        <w:t xml:space="preserve">  --vnet-name $VNET_NAME \</w:t>
+      </w:r>
+    </w:p>
+    <w:p>
+      <w:pPr>
+        <w:pBdr>
+          <w:top w:val="single" w:sz="4" w:space="1" w:color="auto"/>
+          <w:left w:val="single" w:sz="4" w:space="4" w:color="auto"/>
+          <w:bottom w:val="single" w:sz="4" w:space="1" w:color="auto"/>
+          <w:right w:val="single" w:sz="4" w:space="4" w:color="auto"/>
+        </w:pBdr>
+        <w:shd w:val="clear" w:color="auto" w:fill="F2F2F2" w:themeFill="background1" w:themeFillShade="F2"/>
+        <w:spacing w:after="0" w:line="480" w:lineRule="auto"/>
+        <w:rPr>
+          <w:rFonts w:ascii="Georgia Pro" w:eastAsia="Georgia Pro" w:hAnsi="Georgia Pro" w:cs="Georgia Pro"/>
+          <w:color w:val="000000" w:themeColor="text1"/>
+        </w:rPr>
+      </w:pPr>
+      <w:r>
+        <w:rPr>
+          <w:rFonts w:ascii="Georgia Pro" w:eastAsia="Georgia Pro" w:hAnsi="Georgia Pro" w:cs="Georgia Pro"/>
+          <w:color w:val="000000" w:themeColor="text1"/>
+        </w:rPr>
+        <w:t xml:space="preserve">  --subnet $SUBNET_NAME</w:t>
+      </w:r>
+    </w:p>
+    <w:p>
+      <w:pPr>
+        <w:spacing w:after="0" w:line="480" w:lineRule="auto"/>
+        <w:rPr>
+          <w:rFonts w:ascii="Georgia Pro" w:eastAsia="Georgia Pro" w:hAnsi="Georgia Pro" w:cs="Georgia Pro"/>
+          <w:color w:val="000000" w:themeColor="text1"/>
+        </w:rPr>
+      </w:pPr>
     </w:p>
     <w:p>
       <w:pPr>

--- a/DAY-5/Lab Exercise - Azure Load Balancer using Cloud Shell.docx
+++ b/DAY-5/Lab Exercise - Azure Load Balancer using Cloud Shell.docx
@@ -686,7 +686,39 @@
           <w:rFonts w:ascii="Georgia Pro" w:eastAsia="Georgia Pro" w:hAnsi="Georgia Pro" w:cs="Georgia Pro"/>
           <w:color w:val="000000" w:themeColor="text1"/>
         </w:rPr>
-        <w:t>RESOURCE_GROUP="lb-lab-rg"</w:t>
+        <w:t>RESOURCE_GROUP="</w:t>
+      </w:r>
+      <w:proofErr w:type="spellStart"/>
+      <w:r>
+        <w:rPr>
+          <w:rFonts w:ascii="Georgia Pro" w:eastAsia="Georgia Pro" w:hAnsi="Georgia Pro" w:cs="Georgia Pro"/>
+          <w:color w:val="000000" w:themeColor="text1"/>
+        </w:rPr>
+        <w:t>lb</w:t>
+      </w:r>
+      <w:proofErr w:type="spellEnd"/>
+      <w:r>
+        <w:rPr>
+          <w:rFonts w:ascii="Georgia Pro" w:eastAsia="Georgia Pro" w:hAnsi="Georgia Pro" w:cs="Georgia Pro"/>
+          <w:color w:val="000000" w:themeColor="text1"/>
+        </w:rPr>
+        <w:t>-lab-</w:t>
+      </w:r>
+      <w:proofErr w:type="spellStart"/>
+      <w:r>
+        <w:rPr>
+          <w:rFonts w:ascii="Georgia Pro" w:eastAsia="Georgia Pro" w:hAnsi="Georgia Pro" w:cs="Georgia Pro"/>
+          <w:color w:val="000000" w:themeColor="text1"/>
+        </w:rPr>
+        <w:t>rg</w:t>
+      </w:r>
+      <w:proofErr w:type="spellEnd"/>
+      <w:r>
+        <w:rPr>
+          <w:rFonts w:ascii="Georgia Pro" w:eastAsia="Georgia Pro" w:hAnsi="Georgia Pro" w:cs="Georgia Pro"/>
+          <w:color w:val="000000" w:themeColor="text1"/>
+        </w:rPr>
+        <w:t>"</w:t>
       </w:r>
       <w:r>
         <w:rPr>
@@ -694,7 +726,23 @@
           <w:color w:val="000000" w:themeColor="text1"/>
         </w:rPr>
         <w:br/>
-        <w:t>LOCATION="eastus"</w:t>
+        <w:t>LOCATION="</w:t>
+      </w:r>
+      <w:proofErr w:type="spellStart"/>
+      <w:r>
+        <w:rPr>
+          <w:rFonts w:ascii="Georgia Pro" w:eastAsia="Georgia Pro" w:hAnsi="Georgia Pro" w:cs="Georgia Pro"/>
+          <w:color w:val="000000" w:themeColor="text1"/>
+        </w:rPr>
+        <w:t>eastus</w:t>
+      </w:r>
+      <w:proofErr w:type="spellEnd"/>
+      <w:r>
+        <w:rPr>
+          <w:rFonts w:ascii="Georgia Pro" w:eastAsia="Georgia Pro" w:hAnsi="Georgia Pro" w:cs="Georgia Pro"/>
+          <w:color w:val="000000" w:themeColor="text1"/>
+        </w:rPr>
+        <w:t>"</w:t>
       </w:r>
       <w:r>
         <w:rPr>
@@ -702,7 +750,23 @@
           <w:color w:val="000000" w:themeColor="text1"/>
         </w:rPr>
         <w:br/>
-        <w:t>VNET_NAME="lb-vnet"</w:t>
+        <w:t>VNET_NAME="</w:t>
+      </w:r>
+      <w:proofErr w:type="spellStart"/>
+      <w:r>
+        <w:rPr>
+          <w:rFonts w:ascii="Georgia Pro" w:eastAsia="Georgia Pro" w:hAnsi="Georgia Pro" w:cs="Georgia Pro"/>
+          <w:color w:val="000000" w:themeColor="text1"/>
+        </w:rPr>
+        <w:t>lb-vnet</w:t>
+      </w:r>
+      <w:proofErr w:type="spellEnd"/>
+      <w:r>
+        <w:rPr>
+          <w:rFonts w:ascii="Georgia Pro" w:eastAsia="Georgia Pro" w:hAnsi="Georgia Pro" w:cs="Georgia Pro"/>
+          <w:color w:val="000000" w:themeColor="text1"/>
+        </w:rPr>
+        <w:t>"</w:t>
       </w:r>
       <w:r>
         <w:rPr>
@@ -710,7 +774,23 @@
           <w:color w:val="000000" w:themeColor="text1"/>
         </w:rPr>
         <w:br/>
-        <w:t>SUBNET_NAME="lb-subnet"</w:t>
+        <w:t>SUBNET_NAME="</w:t>
+      </w:r>
+      <w:proofErr w:type="spellStart"/>
+      <w:r>
+        <w:rPr>
+          <w:rFonts w:ascii="Georgia Pro" w:eastAsia="Georgia Pro" w:hAnsi="Georgia Pro" w:cs="Georgia Pro"/>
+          <w:color w:val="000000" w:themeColor="text1"/>
+        </w:rPr>
+        <w:t>lb</w:t>
+      </w:r>
+      <w:proofErr w:type="spellEnd"/>
+      <w:r>
+        <w:rPr>
+          <w:rFonts w:ascii="Georgia Pro" w:eastAsia="Georgia Pro" w:hAnsi="Georgia Pro" w:cs="Georgia Pro"/>
+          <w:color w:val="000000" w:themeColor="text1"/>
+        </w:rPr>
+        <w:t>-subnet"</w:t>
       </w:r>
       <w:r>
         <w:rPr>
@@ -734,7 +814,23 @@
           <w:color w:val="000000" w:themeColor="text1"/>
         </w:rPr>
         <w:br/>
-        <w:t>LB_NAME="lb-demo"</w:t>
+        <w:t>LB_NAME="</w:t>
+      </w:r>
+      <w:proofErr w:type="spellStart"/>
+      <w:r>
+        <w:rPr>
+          <w:rFonts w:ascii="Georgia Pro" w:eastAsia="Georgia Pro" w:hAnsi="Georgia Pro" w:cs="Georgia Pro"/>
+          <w:color w:val="000000" w:themeColor="text1"/>
+        </w:rPr>
+        <w:t>lb</w:t>
+      </w:r>
+      <w:proofErr w:type="spellEnd"/>
+      <w:r>
+        <w:rPr>
+          <w:rFonts w:ascii="Georgia Pro" w:eastAsia="Georgia Pro" w:hAnsi="Georgia Pro" w:cs="Georgia Pro"/>
+          <w:color w:val="000000" w:themeColor="text1"/>
+        </w:rPr>
+        <w:t>-demo"</w:t>
       </w:r>
       <w:r>
         <w:rPr>
@@ -742,7 +838,23 @@
           <w:color w:val="000000" w:themeColor="text1"/>
         </w:rPr>
         <w:br/>
-        <w:t>USERNAME="azureuser"</w:t>
+        <w:t>USERNAME="</w:t>
+      </w:r>
+      <w:proofErr w:type="spellStart"/>
+      <w:r>
+        <w:rPr>
+          <w:rFonts w:ascii="Georgia Pro" w:eastAsia="Georgia Pro" w:hAnsi="Georgia Pro" w:cs="Georgia Pro"/>
+          <w:color w:val="000000" w:themeColor="text1"/>
+        </w:rPr>
+        <w:t>azureuser</w:t>
+      </w:r>
+      <w:proofErr w:type="spellEnd"/>
+      <w:r>
+        <w:rPr>
+          <w:rFonts w:ascii="Georgia Pro" w:eastAsia="Georgia Pro" w:hAnsi="Georgia Pro" w:cs="Georgia Pro"/>
+          <w:color w:val="000000" w:themeColor="text1"/>
+        </w:rPr>
+        <w:t>"</w:t>
       </w:r>
     </w:p>
     <w:p>
@@ -798,12 +910,21 @@
           <w:color w:val="000000" w:themeColor="text1"/>
         </w:rPr>
       </w:pPr>
-      <w:r>
-        <w:rPr>
-          <w:rFonts w:ascii="Georgia Pro" w:eastAsia="Georgia Pro" w:hAnsi="Georgia Pro" w:cs="Georgia Pro"/>
-          <w:color w:val="000000" w:themeColor="text1"/>
-        </w:rPr>
-        <w:t>az group create \</w:t>
+      <w:proofErr w:type="spellStart"/>
+      <w:r>
+        <w:rPr>
+          <w:rFonts w:ascii="Georgia Pro" w:eastAsia="Georgia Pro" w:hAnsi="Georgia Pro" w:cs="Georgia Pro"/>
+          <w:color w:val="000000" w:themeColor="text1"/>
+        </w:rPr>
+        <w:t>az</w:t>
+      </w:r>
+      <w:proofErr w:type="spellEnd"/>
+      <w:r>
+        <w:rPr>
+          <w:rFonts w:ascii="Georgia Pro" w:eastAsia="Georgia Pro" w:hAnsi="Georgia Pro" w:cs="Georgia Pro"/>
+          <w:color w:val="000000" w:themeColor="text1"/>
+        </w:rPr>
+        <w:t xml:space="preserve"> group create \</w:t>
       </w:r>
       <w:r>
         <w:rPr>
@@ -875,12 +996,37 @@
           <w:color w:val="000000" w:themeColor="text1"/>
         </w:rPr>
       </w:pPr>
-      <w:r>
-        <w:rPr>
-          <w:rFonts w:ascii="Georgia Pro" w:eastAsia="Georgia Pro" w:hAnsi="Georgia Pro" w:cs="Georgia Pro"/>
-          <w:color w:val="000000" w:themeColor="text1"/>
-        </w:rPr>
-        <w:t>az network vnet create \</w:t>
+      <w:proofErr w:type="spellStart"/>
+      <w:r>
+        <w:rPr>
+          <w:rFonts w:ascii="Georgia Pro" w:eastAsia="Georgia Pro" w:hAnsi="Georgia Pro" w:cs="Georgia Pro"/>
+          <w:color w:val="000000" w:themeColor="text1"/>
+        </w:rPr>
+        <w:t>az</w:t>
+      </w:r>
+      <w:proofErr w:type="spellEnd"/>
+      <w:r>
+        <w:rPr>
+          <w:rFonts w:ascii="Georgia Pro" w:eastAsia="Georgia Pro" w:hAnsi="Georgia Pro" w:cs="Georgia Pro"/>
+          <w:color w:val="000000" w:themeColor="text1"/>
+        </w:rPr>
+        <w:t xml:space="preserve"> network </w:t>
+      </w:r>
+      <w:proofErr w:type="spellStart"/>
+      <w:r>
+        <w:rPr>
+          <w:rFonts w:ascii="Georgia Pro" w:eastAsia="Georgia Pro" w:hAnsi="Georgia Pro" w:cs="Georgia Pro"/>
+          <w:color w:val="000000" w:themeColor="text1"/>
+        </w:rPr>
+        <w:t>vnet</w:t>
+      </w:r>
+      <w:proofErr w:type="spellEnd"/>
+      <w:r>
+        <w:rPr>
+          <w:rFonts w:ascii="Georgia Pro" w:eastAsia="Georgia Pro" w:hAnsi="Georgia Pro" w:cs="Georgia Pro"/>
+          <w:color w:val="000000" w:themeColor="text1"/>
+        </w:rPr>
+        <w:t xml:space="preserve"> create \</w:t>
       </w:r>
       <w:r>
         <w:rPr>
@@ -996,12 +1142,37 @@
           <w:color w:val="000000" w:themeColor="text1"/>
         </w:rPr>
       </w:pPr>
-      <w:r>
-        <w:rPr>
-          <w:rFonts w:ascii="Georgia Pro" w:eastAsia="Georgia Pro" w:hAnsi="Georgia Pro" w:cs="Georgia Pro"/>
-          <w:color w:val="000000" w:themeColor="text1"/>
-        </w:rPr>
-        <w:t>az network public-ip create \</w:t>
+      <w:proofErr w:type="spellStart"/>
+      <w:r>
+        <w:rPr>
+          <w:rFonts w:ascii="Georgia Pro" w:eastAsia="Georgia Pro" w:hAnsi="Georgia Pro" w:cs="Georgia Pro"/>
+          <w:color w:val="000000" w:themeColor="text1"/>
+        </w:rPr>
+        <w:t>az</w:t>
+      </w:r>
+      <w:proofErr w:type="spellEnd"/>
+      <w:r>
+        <w:rPr>
+          <w:rFonts w:ascii="Georgia Pro" w:eastAsia="Georgia Pro" w:hAnsi="Georgia Pro" w:cs="Georgia Pro"/>
+          <w:color w:val="000000" w:themeColor="text1"/>
+        </w:rPr>
+        <w:t xml:space="preserve"> network public-</w:t>
+      </w:r>
+      <w:proofErr w:type="spellStart"/>
+      <w:r>
+        <w:rPr>
+          <w:rFonts w:ascii="Georgia Pro" w:eastAsia="Georgia Pro" w:hAnsi="Georgia Pro" w:cs="Georgia Pro"/>
+          <w:color w:val="000000" w:themeColor="text1"/>
+        </w:rPr>
+        <w:t>ip</w:t>
+      </w:r>
+      <w:proofErr w:type="spellEnd"/>
+      <w:r>
+        <w:rPr>
+          <w:rFonts w:ascii="Georgia Pro" w:eastAsia="Georgia Pro" w:hAnsi="Georgia Pro" w:cs="Georgia Pro"/>
+          <w:color w:val="000000" w:themeColor="text1"/>
+        </w:rPr>
+        <w:t xml:space="preserve"> create \</w:t>
       </w:r>
       <w:r>
         <w:rPr>
@@ -1017,7 +1188,39 @@
           <w:color w:val="000000" w:themeColor="text1"/>
         </w:rPr>
         <w:br/>
-        <w:t>--name lb-public-ip \</w:t>
+        <w:t xml:space="preserve">--name </w:t>
+      </w:r>
+      <w:proofErr w:type="spellStart"/>
+      <w:r>
+        <w:rPr>
+          <w:rFonts w:ascii="Georgia Pro" w:eastAsia="Georgia Pro" w:hAnsi="Georgia Pro" w:cs="Georgia Pro"/>
+          <w:color w:val="000000" w:themeColor="text1"/>
+        </w:rPr>
+        <w:t>lb</w:t>
+      </w:r>
+      <w:proofErr w:type="spellEnd"/>
+      <w:r>
+        <w:rPr>
+          <w:rFonts w:ascii="Georgia Pro" w:eastAsia="Georgia Pro" w:hAnsi="Georgia Pro" w:cs="Georgia Pro"/>
+          <w:color w:val="000000" w:themeColor="text1"/>
+        </w:rPr>
+        <w:t>-public-</w:t>
+      </w:r>
+      <w:proofErr w:type="spellStart"/>
+      <w:r>
+        <w:rPr>
+          <w:rFonts w:ascii="Georgia Pro" w:eastAsia="Georgia Pro" w:hAnsi="Georgia Pro" w:cs="Georgia Pro"/>
+          <w:color w:val="000000" w:themeColor="text1"/>
+        </w:rPr>
+        <w:t>ip</w:t>
+      </w:r>
+      <w:proofErr w:type="spellEnd"/>
+      <w:r>
+        <w:rPr>
+          <w:rFonts w:ascii="Georgia Pro" w:eastAsia="Georgia Pro" w:hAnsi="Georgia Pro" w:cs="Georgia Pro"/>
+          <w:color w:val="000000" w:themeColor="text1"/>
+        </w:rPr>
+        <w:t xml:space="preserve"> \</w:t>
       </w:r>
       <w:r>
         <w:rPr>
@@ -1025,7 +1228,23 @@
           <w:color w:val="000000" w:themeColor="text1"/>
         </w:rPr>
         <w:br/>
-        <w:t>--sku Standard</w:t>
+        <w:t>--</w:t>
+      </w:r>
+      <w:proofErr w:type="spellStart"/>
+      <w:r>
+        <w:rPr>
+          <w:rFonts w:ascii="Georgia Pro" w:eastAsia="Georgia Pro" w:hAnsi="Georgia Pro" w:cs="Georgia Pro"/>
+          <w:color w:val="000000" w:themeColor="text1"/>
+        </w:rPr>
+        <w:t>sku</w:t>
+      </w:r>
+      <w:proofErr w:type="spellEnd"/>
+      <w:r>
+        <w:rPr>
+          <w:rFonts w:ascii="Georgia Pro" w:eastAsia="Georgia Pro" w:hAnsi="Georgia Pro" w:cs="Georgia Pro"/>
+          <w:color w:val="000000" w:themeColor="text1"/>
+        </w:rPr>
+        <w:t xml:space="preserve"> Standard</w:t>
       </w:r>
     </w:p>
     <w:p>
@@ -1081,12 +1300,37 @@
           <w:color w:val="000000" w:themeColor="text1"/>
         </w:rPr>
       </w:pPr>
-      <w:r>
-        <w:rPr>
-          <w:rFonts w:ascii="Georgia Pro" w:eastAsia="Georgia Pro" w:hAnsi="Georgia Pro" w:cs="Georgia Pro"/>
-          <w:color w:val="000000" w:themeColor="text1"/>
-        </w:rPr>
-        <w:t>az network lb create \</w:t>
+      <w:proofErr w:type="spellStart"/>
+      <w:r>
+        <w:rPr>
+          <w:rFonts w:ascii="Georgia Pro" w:eastAsia="Georgia Pro" w:hAnsi="Georgia Pro" w:cs="Georgia Pro"/>
+          <w:color w:val="000000" w:themeColor="text1"/>
+        </w:rPr>
+        <w:t>az</w:t>
+      </w:r>
+      <w:proofErr w:type="spellEnd"/>
+      <w:r>
+        <w:rPr>
+          <w:rFonts w:ascii="Georgia Pro" w:eastAsia="Georgia Pro" w:hAnsi="Georgia Pro" w:cs="Georgia Pro"/>
+          <w:color w:val="000000" w:themeColor="text1"/>
+        </w:rPr>
+        <w:t xml:space="preserve"> network </w:t>
+      </w:r>
+      <w:proofErr w:type="spellStart"/>
+      <w:r>
+        <w:rPr>
+          <w:rFonts w:ascii="Georgia Pro" w:eastAsia="Georgia Pro" w:hAnsi="Georgia Pro" w:cs="Georgia Pro"/>
+          <w:color w:val="000000" w:themeColor="text1"/>
+        </w:rPr>
+        <w:t>lb</w:t>
+      </w:r>
+      <w:proofErr w:type="spellEnd"/>
+      <w:r>
+        <w:rPr>
+          <w:rFonts w:ascii="Georgia Pro" w:eastAsia="Georgia Pro" w:hAnsi="Georgia Pro" w:cs="Georgia Pro"/>
+          <w:color w:val="000000" w:themeColor="text1"/>
+        </w:rPr>
+        <w:t xml:space="preserve"> create \</w:t>
       </w:r>
       <w:r>
         <w:rPr>
@@ -1110,7 +1354,23 @@
           <w:color w:val="000000" w:themeColor="text1"/>
         </w:rPr>
         <w:br/>
-        <w:t>--sku Standard \</w:t>
+        <w:t>--</w:t>
+      </w:r>
+      <w:proofErr w:type="spellStart"/>
+      <w:r>
+        <w:rPr>
+          <w:rFonts w:ascii="Georgia Pro" w:eastAsia="Georgia Pro" w:hAnsi="Georgia Pro" w:cs="Georgia Pro"/>
+          <w:color w:val="000000" w:themeColor="text1"/>
+        </w:rPr>
+        <w:t>sku</w:t>
+      </w:r>
+      <w:proofErr w:type="spellEnd"/>
+      <w:r>
+        <w:rPr>
+          <w:rFonts w:ascii="Georgia Pro" w:eastAsia="Georgia Pro" w:hAnsi="Georgia Pro" w:cs="Georgia Pro"/>
+          <w:color w:val="000000" w:themeColor="text1"/>
+        </w:rPr>
+        <w:t xml:space="preserve"> Standard \</w:t>
       </w:r>
       <w:r>
         <w:rPr>
@@ -1118,7 +1378,55 @@
           <w:color w:val="000000" w:themeColor="text1"/>
         </w:rPr>
         <w:br/>
-        <w:t>--public-ip-address lb-public-ip \</w:t>
+        <w:t>--public-</w:t>
+      </w:r>
+      <w:proofErr w:type="spellStart"/>
+      <w:r>
+        <w:rPr>
+          <w:rFonts w:ascii="Georgia Pro" w:eastAsia="Georgia Pro" w:hAnsi="Georgia Pro" w:cs="Georgia Pro"/>
+          <w:color w:val="000000" w:themeColor="text1"/>
+        </w:rPr>
+        <w:t>ip</w:t>
+      </w:r>
+      <w:proofErr w:type="spellEnd"/>
+      <w:r>
+        <w:rPr>
+          <w:rFonts w:ascii="Georgia Pro" w:eastAsia="Georgia Pro" w:hAnsi="Georgia Pro" w:cs="Georgia Pro"/>
+          <w:color w:val="000000" w:themeColor="text1"/>
+        </w:rPr>
+        <w:t xml:space="preserve">-address </w:t>
+      </w:r>
+      <w:proofErr w:type="spellStart"/>
+      <w:r>
+        <w:rPr>
+          <w:rFonts w:ascii="Georgia Pro" w:eastAsia="Georgia Pro" w:hAnsi="Georgia Pro" w:cs="Georgia Pro"/>
+          <w:color w:val="000000" w:themeColor="text1"/>
+        </w:rPr>
+        <w:t>lb</w:t>
+      </w:r>
+      <w:proofErr w:type="spellEnd"/>
+      <w:r>
+        <w:rPr>
+          <w:rFonts w:ascii="Georgia Pro" w:eastAsia="Georgia Pro" w:hAnsi="Georgia Pro" w:cs="Georgia Pro"/>
+          <w:color w:val="000000" w:themeColor="text1"/>
+        </w:rPr>
+        <w:t>-public-</w:t>
+      </w:r>
+      <w:proofErr w:type="spellStart"/>
+      <w:r>
+        <w:rPr>
+          <w:rFonts w:ascii="Georgia Pro" w:eastAsia="Georgia Pro" w:hAnsi="Georgia Pro" w:cs="Georgia Pro"/>
+          <w:color w:val="000000" w:themeColor="text1"/>
+        </w:rPr>
+        <w:t>ip</w:t>
+      </w:r>
+      <w:proofErr w:type="spellEnd"/>
+      <w:r>
+        <w:rPr>
+          <w:rFonts w:ascii="Georgia Pro" w:eastAsia="Georgia Pro" w:hAnsi="Georgia Pro" w:cs="Georgia Pro"/>
+          <w:color w:val="000000" w:themeColor="text1"/>
+        </w:rPr>
+        <w:t xml:space="preserve"> \</w:t>
       </w:r>
       <w:r>
         <w:rPr>
@@ -1126,7 +1434,39 @@
           <w:color w:val="000000" w:themeColor="text1"/>
         </w:rPr>
         <w:br/>
-        <w:t>--frontend-ip-name myFrontEnd \</w:t>
+        <w:t>--frontend-</w:t>
+      </w:r>
+      <w:proofErr w:type="spellStart"/>
+      <w:r>
+        <w:rPr>
+          <w:rFonts w:ascii="Georgia Pro" w:eastAsia="Georgia Pro" w:hAnsi="Georgia Pro" w:cs="Georgia Pro"/>
+          <w:color w:val="000000" w:themeColor="text1"/>
+        </w:rPr>
+        <w:t>ip</w:t>
+      </w:r>
+      <w:proofErr w:type="spellEnd"/>
+      <w:r>
+        <w:rPr>
+          <w:rFonts w:ascii="Georgia Pro" w:eastAsia="Georgia Pro" w:hAnsi="Georgia Pro" w:cs="Georgia Pro"/>
+          <w:color w:val="000000" w:themeColor="text1"/>
+        </w:rPr>
+        <w:t xml:space="preserve">-name </w:t>
+      </w:r>
+      <w:proofErr w:type="spellStart"/>
+      <w:r>
+        <w:rPr>
+          <w:rFonts w:ascii="Georgia Pro" w:eastAsia="Georgia Pro" w:hAnsi="Georgia Pro" w:cs="Georgia Pro"/>
+          <w:color w:val="000000" w:themeColor="text1"/>
+        </w:rPr>
+        <w:t>myFrontEnd</w:t>
+      </w:r>
+      <w:proofErr w:type="spellEnd"/>
+      <w:r>
+        <w:rPr>
+          <w:rFonts w:ascii="Georgia Pro" w:eastAsia="Georgia Pro" w:hAnsi="Georgia Pro" w:cs="Georgia Pro"/>
+          <w:color w:val="000000" w:themeColor="text1"/>
+        </w:rPr>
+        <w:t xml:space="preserve"> \</w:t>
       </w:r>
       <w:r>
         <w:rPr>
@@ -1134,8 +1474,17 @@
           <w:color w:val="000000" w:themeColor="text1"/>
         </w:rPr>
         <w:br/>
-        <w:t>--backend-pool-name myBackEndPool</w:t>
-      </w:r>
+        <w:t xml:space="preserve">--backend-pool-name </w:t>
+      </w:r>
+      <w:proofErr w:type="spellStart"/>
+      <w:r>
+        <w:rPr>
+          <w:rFonts w:ascii="Georgia Pro" w:eastAsia="Georgia Pro" w:hAnsi="Georgia Pro" w:cs="Georgia Pro"/>
+          <w:color w:val="000000" w:themeColor="text1"/>
+        </w:rPr>
+        <w:t>myBackEndPool</w:t>
+      </w:r>
+      <w:proofErr w:type="spellEnd"/>
     </w:p>
     <w:p>
       <w:pPr>
@@ -1206,12 +1555,37 @@
           <w:color w:val="000000" w:themeColor="text1"/>
         </w:rPr>
       </w:pPr>
-      <w:r>
-        <w:rPr>
-          <w:rFonts w:ascii="Georgia Pro" w:eastAsia="Georgia Pro" w:hAnsi="Georgia Pro" w:cs="Georgia Pro"/>
-          <w:color w:val="000000" w:themeColor="text1"/>
-        </w:rPr>
-        <w:t>az vm create \</w:t>
+      <w:proofErr w:type="spellStart"/>
+      <w:r>
+        <w:rPr>
+          <w:rFonts w:ascii="Georgia Pro" w:eastAsia="Georgia Pro" w:hAnsi="Georgia Pro" w:cs="Georgia Pro"/>
+          <w:color w:val="000000" w:themeColor="text1"/>
+        </w:rPr>
+        <w:t>az</w:t>
+      </w:r>
+      <w:proofErr w:type="spellEnd"/>
+      <w:r>
+        <w:rPr>
+          <w:rFonts w:ascii="Georgia Pro" w:eastAsia="Georgia Pro" w:hAnsi="Georgia Pro" w:cs="Georgia Pro"/>
+          <w:color w:val="000000" w:themeColor="text1"/>
+        </w:rPr>
+        <w:t xml:space="preserve"> </w:t>
+      </w:r>
+      <w:proofErr w:type="spellStart"/>
+      <w:r>
+        <w:rPr>
+          <w:rFonts w:ascii="Georgia Pro" w:eastAsia="Georgia Pro" w:hAnsi="Georgia Pro" w:cs="Georgia Pro"/>
+          <w:color w:val="000000" w:themeColor="text1"/>
+        </w:rPr>
+        <w:t>vm</w:t>
+      </w:r>
+      <w:proofErr w:type="spellEnd"/>
+      <w:r>
+        <w:rPr>
+          <w:rFonts w:ascii="Georgia Pro" w:eastAsia="Georgia Pro" w:hAnsi="Georgia Pro" w:cs="Georgia Pro"/>
+          <w:color w:val="000000" w:themeColor="text1"/>
+        </w:rPr>
+        <w:t xml:space="preserve"> create \</w:t>
       </w:r>
     </w:p>
     <w:p>
@@ -1326,7 +1700,39 @@
           <w:rFonts w:ascii="Georgia Pro" w:eastAsia="Georgia Pro" w:hAnsi="Georgia Pro" w:cs="Georgia Pro"/>
           <w:color w:val="000000" w:themeColor="text1"/>
         </w:rPr>
-        <w:t xml:space="preserve">  --storage-sku Standard_LRS \</w:t>
+        <w:t xml:space="preserve">  --storage-</w:t>
+      </w:r>
+      <w:proofErr w:type="spellStart"/>
+      <w:r>
+        <w:rPr>
+          <w:rFonts w:ascii="Georgia Pro" w:eastAsia="Georgia Pro" w:hAnsi="Georgia Pro" w:cs="Georgia Pro"/>
+          <w:color w:val="000000" w:themeColor="text1"/>
+        </w:rPr>
+        <w:t>sku</w:t>
+      </w:r>
+      <w:proofErr w:type="spellEnd"/>
+      <w:r>
+        <w:rPr>
+          <w:rFonts w:ascii="Georgia Pro" w:eastAsia="Georgia Pro" w:hAnsi="Georgia Pro" w:cs="Georgia Pro"/>
+          <w:color w:val="000000" w:themeColor="text1"/>
+        </w:rPr>
+        <w:t xml:space="preserve"> </w:t>
+      </w:r>
+      <w:proofErr w:type="spellStart"/>
+      <w:r>
+        <w:rPr>
+          <w:rFonts w:ascii="Georgia Pro" w:eastAsia="Georgia Pro" w:hAnsi="Georgia Pro" w:cs="Georgia Pro"/>
+          <w:color w:val="000000" w:themeColor="text1"/>
+        </w:rPr>
+        <w:t>Standard_LRS</w:t>
+      </w:r>
+      <w:proofErr w:type="spellEnd"/>
+      <w:r>
+        <w:rPr>
+          <w:rFonts w:ascii="Georgia Pro" w:eastAsia="Georgia Pro" w:hAnsi="Georgia Pro" w:cs="Georgia Pro"/>
+          <w:color w:val="000000" w:themeColor="text1"/>
+        </w:rPr>
+        <w:t xml:space="preserve"> \</w:t>
       </w:r>
     </w:p>
     <w:p>
@@ -1395,7 +1801,23 @@
           <w:rFonts w:ascii="Georgia Pro" w:eastAsia="Georgia Pro" w:hAnsi="Georgia Pro" w:cs="Georgia Pro"/>
           <w:color w:val="000000" w:themeColor="text1"/>
         </w:rPr>
-        <w:t xml:space="preserve">  --vnet-name $VNET_NAME \</w:t>
+        <w:t xml:space="preserve">  --</w:t>
+      </w:r>
+      <w:proofErr w:type="spellStart"/>
+      <w:r>
+        <w:rPr>
+          <w:rFonts w:ascii="Georgia Pro" w:eastAsia="Georgia Pro" w:hAnsi="Georgia Pro" w:cs="Georgia Pro"/>
+          <w:color w:val="000000" w:themeColor="text1"/>
+        </w:rPr>
+        <w:t>vnet</w:t>
+      </w:r>
+      <w:proofErr w:type="spellEnd"/>
+      <w:r>
+        <w:rPr>
+          <w:rFonts w:ascii="Georgia Pro" w:eastAsia="Georgia Pro" w:hAnsi="Georgia Pro" w:cs="Georgia Pro"/>
+          <w:color w:val="000000" w:themeColor="text1"/>
+        </w:rPr>
+        <w:t>-name $VNET_NAME \</w:t>
       </w:r>
     </w:p>
     <w:p>
@@ -1478,12 +1900,37 @@
           <w:color w:val="000000" w:themeColor="text1"/>
         </w:rPr>
       </w:pPr>
-      <w:r>
-        <w:rPr>
-          <w:rFonts w:ascii="Georgia Pro" w:eastAsia="Georgia Pro" w:hAnsi="Georgia Pro" w:cs="Georgia Pro"/>
-          <w:color w:val="000000" w:themeColor="text1"/>
-        </w:rPr>
-        <w:t>az vm create \</w:t>
+      <w:proofErr w:type="spellStart"/>
+      <w:r>
+        <w:rPr>
+          <w:rFonts w:ascii="Georgia Pro" w:eastAsia="Georgia Pro" w:hAnsi="Georgia Pro" w:cs="Georgia Pro"/>
+          <w:color w:val="000000" w:themeColor="text1"/>
+        </w:rPr>
+        <w:t>az</w:t>
+      </w:r>
+      <w:proofErr w:type="spellEnd"/>
+      <w:r>
+        <w:rPr>
+          <w:rFonts w:ascii="Georgia Pro" w:eastAsia="Georgia Pro" w:hAnsi="Georgia Pro" w:cs="Georgia Pro"/>
+          <w:color w:val="000000" w:themeColor="text1"/>
+        </w:rPr>
+        <w:t xml:space="preserve"> </w:t>
+      </w:r>
+      <w:proofErr w:type="spellStart"/>
+      <w:r>
+        <w:rPr>
+          <w:rFonts w:ascii="Georgia Pro" w:eastAsia="Georgia Pro" w:hAnsi="Georgia Pro" w:cs="Georgia Pro"/>
+          <w:color w:val="000000" w:themeColor="text1"/>
+        </w:rPr>
+        <w:t>vm</w:t>
+      </w:r>
+      <w:proofErr w:type="spellEnd"/>
+      <w:r>
+        <w:rPr>
+          <w:rFonts w:ascii="Georgia Pro" w:eastAsia="Georgia Pro" w:hAnsi="Georgia Pro" w:cs="Georgia Pro"/>
+          <w:color w:val="000000" w:themeColor="text1"/>
+        </w:rPr>
+        <w:t xml:space="preserve"> create \</w:t>
       </w:r>
     </w:p>
     <w:p>
@@ -1612,7 +2059,39 @@
           <w:rFonts w:ascii="Georgia Pro" w:eastAsia="Georgia Pro" w:hAnsi="Georgia Pro" w:cs="Georgia Pro"/>
           <w:color w:val="000000" w:themeColor="text1"/>
         </w:rPr>
-        <w:t xml:space="preserve">  --storage-sku Standard_LRS \</w:t>
+        <w:t xml:space="preserve">  --storage-</w:t>
+      </w:r>
+      <w:proofErr w:type="spellStart"/>
+      <w:r>
+        <w:rPr>
+          <w:rFonts w:ascii="Georgia Pro" w:eastAsia="Georgia Pro" w:hAnsi="Georgia Pro" w:cs="Georgia Pro"/>
+          <w:color w:val="000000" w:themeColor="text1"/>
+        </w:rPr>
+        <w:t>sku</w:t>
+      </w:r>
+      <w:proofErr w:type="spellEnd"/>
+      <w:r>
+        <w:rPr>
+          <w:rFonts w:ascii="Georgia Pro" w:eastAsia="Georgia Pro" w:hAnsi="Georgia Pro" w:cs="Georgia Pro"/>
+          <w:color w:val="000000" w:themeColor="text1"/>
+        </w:rPr>
+        <w:t xml:space="preserve"> </w:t>
+      </w:r>
+      <w:proofErr w:type="spellStart"/>
+      <w:r>
+        <w:rPr>
+          <w:rFonts w:ascii="Georgia Pro" w:eastAsia="Georgia Pro" w:hAnsi="Georgia Pro" w:cs="Georgia Pro"/>
+          <w:color w:val="000000" w:themeColor="text1"/>
+        </w:rPr>
+        <w:t>Standard_LRS</w:t>
+      </w:r>
+      <w:proofErr w:type="spellEnd"/>
+      <w:r>
+        <w:rPr>
+          <w:rFonts w:ascii="Georgia Pro" w:eastAsia="Georgia Pro" w:hAnsi="Georgia Pro" w:cs="Georgia Pro"/>
+          <w:color w:val="000000" w:themeColor="text1"/>
+        </w:rPr>
+        <w:t xml:space="preserve"> \</w:t>
       </w:r>
     </w:p>
     <w:p>
@@ -1681,7 +2160,23 @@
           <w:rFonts w:ascii="Georgia Pro" w:eastAsia="Georgia Pro" w:hAnsi="Georgia Pro" w:cs="Georgia Pro"/>
           <w:color w:val="000000" w:themeColor="text1"/>
         </w:rPr>
-        <w:t xml:space="preserve">  --vnet-name $VNET_NAME \</w:t>
+        <w:t xml:space="preserve">  --</w:t>
+      </w:r>
+      <w:proofErr w:type="spellStart"/>
+      <w:r>
+        <w:rPr>
+          <w:rFonts w:ascii="Georgia Pro" w:eastAsia="Georgia Pro" w:hAnsi="Georgia Pro" w:cs="Georgia Pro"/>
+          <w:color w:val="000000" w:themeColor="text1"/>
+        </w:rPr>
+        <w:t>vnet</w:t>
+      </w:r>
+      <w:proofErr w:type="spellEnd"/>
+      <w:r>
+        <w:rPr>
+          <w:rFonts w:ascii="Georgia Pro" w:eastAsia="Georgia Pro" w:hAnsi="Georgia Pro" w:cs="Georgia Pro"/>
+          <w:color w:val="000000" w:themeColor="text1"/>
+        </w:rPr>
+        <w:t>-name $VNET_NAME \</w:t>
       </w:r>
     </w:p>
     <w:p>
@@ -1789,12 +2284,37 @@
           <w:color w:val="000000" w:themeColor="text1"/>
         </w:rPr>
       </w:pPr>
-      <w:r>
-        <w:rPr>
-          <w:rFonts w:ascii="Georgia Pro" w:eastAsia="Georgia Pro" w:hAnsi="Georgia Pro" w:cs="Georgia Pro"/>
-          <w:color w:val="000000" w:themeColor="text1"/>
-        </w:rPr>
-        <w:t>az vm open-port \</w:t>
+      <w:proofErr w:type="spellStart"/>
+      <w:r>
+        <w:rPr>
+          <w:rFonts w:ascii="Georgia Pro" w:eastAsia="Georgia Pro" w:hAnsi="Georgia Pro" w:cs="Georgia Pro"/>
+          <w:color w:val="000000" w:themeColor="text1"/>
+        </w:rPr>
+        <w:t>az</w:t>
+      </w:r>
+      <w:proofErr w:type="spellEnd"/>
+      <w:r>
+        <w:rPr>
+          <w:rFonts w:ascii="Georgia Pro" w:eastAsia="Georgia Pro" w:hAnsi="Georgia Pro" w:cs="Georgia Pro"/>
+          <w:color w:val="000000" w:themeColor="text1"/>
+        </w:rPr>
+        <w:t xml:space="preserve"> </w:t>
+      </w:r>
+      <w:proofErr w:type="spellStart"/>
+      <w:r>
+        <w:rPr>
+          <w:rFonts w:ascii="Georgia Pro" w:eastAsia="Georgia Pro" w:hAnsi="Georgia Pro" w:cs="Georgia Pro"/>
+          <w:color w:val="000000" w:themeColor="text1"/>
+        </w:rPr>
+        <w:t>vm</w:t>
+      </w:r>
+      <w:proofErr w:type="spellEnd"/>
+      <w:r>
+        <w:rPr>
+          <w:rFonts w:ascii="Georgia Pro" w:eastAsia="Georgia Pro" w:hAnsi="Georgia Pro" w:cs="Georgia Pro"/>
+          <w:color w:val="000000" w:themeColor="text1"/>
+        </w:rPr>
+        <w:t xml:space="preserve"> open-port \</w:t>
       </w:r>
       <w:r>
         <w:rPr>
@@ -1895,12 +2415,37 @@
           <w:color w:val="000000" w:themeColor="text1"/>
         </w:rPr>
       </w:pPr>
-      <w:r>
-        <w:rPr>
-          <w:rFonts w:ascii="Georgia Pro" w:eastAsia="Georgia Pro" w:hAnsi="Georgia Pro" w:cs="Georgia Pro"/>
-          <w:color w:val="000000" w:themeColor="text1"/>
-        </w:rPr>
-        <w:t>az vm open-port \</w:t>
+      <w:proofErr w:type="spellStart"/>
+      <w:r>
+        <w:rPr>
+          <w:rFonts w:ascii="Georgia Pro" w:eastAsia="Georgia Pro" w:hAnsi="Georgia Pro" w:cs="Georgia Pro"/>
+          <w:color w:val="000000" w:themeColor="text1"/>
+        </w:rPr>
+        <w:t>az</w:t>
+      </w:r>
+      <w:proofErr w:type="spellEnd"/>
+      <w:r>
+        <w:rPr>
+          <w:rFonts w:ascii="Georgia Pro" w:eastAsia="Georgia Pro" w:hAnsi="Georgia Pro" w:cs="Georgia Pro"/>
+          <w:color w:val="000000" w:themeColor="text1"/>
+        </w:rPr>
+        <w:t xml:space="preserve"> </w:t>
+      </w:r>
+      <w:proofErr w:type="spellStart"/>
+      <w:r>
+        <w:rPr>
+          <w:rFonts w:ascii="Georgia Pro" w:eastAsia="Georgia Pro" w:hAnsi="Georgia Pro" w:cs="Georgia Pro"/>
+          <w:color w:val="000000" w:themeColor="text1"/>
+        </w:rPr>
+        <w:t>vm</w:t>
+      </w:r>
+      <w:proofErr w:type="spellEnd"/>
+      <w:r>
+        <w:rPr>
+          <w:rFonts w:ascii="Georgia Pro" w:eastAsia="Georgia Pro" w:hAnsi="Georgia Pro" w:cs="Georgia Pro"/>
+          <w:color w:val="000000" w:themeColor="text1"/>
+        </w:rPr>
+        <w:t xml:space="preserve"> open-port \</w:t>
       </w:r>
       <w:r>
         <w:rPr>
@@ -1988,12 +2533,37 @@
           <w:color w:val="000000" w:themeColor="text1"/>
         </w:rPr>
       </w:pPr>
-      <w:r>
-        <w:rPr>
-          <w:rFonts w:ascii="Georgia Pro" w:eastAsia="Georgia Pro" w:hAnsi="Georgia Pro" w:cs="Georgia Pro"/>
-          <w:color w:val="000000" w:themeColor="text1"/>
-        </w:rPr>
-        <w:t>az vm run-command invoke \</w:t>
+      <w:proofErr w:type="spellStart"/>
+      <w:r>
+        <w:rPr>
+          <w:rFonts w:ascii="Georgia Pro" w:eastAsia="Georgia Pro" w:hAnsi="Georgia Pro" w:cs="Georgia Pro"/>
+          <w:color w:val="000000" w:themeColor="text1"/>
+        </w:rPr>
+        <w:t>az</w:t>
+      </w:r>
+      <w:proofErr w:type="spellEnd"/>
+      <w:r>
+        <w:rPr>
+          <w:rFonts w:ascii="Georgia Pro" w:eastAsia="Georgia Pro" w:hAnsi="Georgia Pro" w:cs="Georgia Pro"/>
+          <w:color w:val="000000" w:themeColor="text1"/>
+        </w:rPr>
+        <w:t xml:space="preserve"> </w:t>
+      </w:r>
+      <w:proofErr w:type="spellStart"/>
+      <w:r>
+        <w:rPr>
+          <w:rFonts w:ascii="Georgia Pro" w:eastAsia="Georgia Pro" w:hAnsi="Georgia Pro" w:cs="Georgia Pro"/>
+          <w:color w:val="000000" w:themeColor="text1"/>
+        </w:rPr>
+        <w:t>vm</w:t>
+      </w:r>
+      <w:proofErr w:type="spellEnd"/>
+      <w:r>
+        <w:rPr>
+          <w:rFonts w:ascii="Georgia Pro" w:eastAsia="Georgia Pro" w:hAnsi="Georgia Pro" w:cs="Georgia Pro"/>
+          <w:color w:val="000000" w:themeColor="text1"/>
+        </w:rPr>
+        <w:t xml:space="preserve"> run-command invoke \</w:t>
       </w:r>
       <w:r>
         <w:rPr>
@@ -2017,7 +2587,23 @@
           <w:color w:val="000000" w:themeColor="text1"/>
         </w:rPr>
         <w:br/>
-        <w:t>--command-id RunShellScript \</w:t>
+        <w:t xml:space="preserve">--command-id </w:t>
+      </w:r>
+      <w:proofErr w:type="spellStart"/>
+      <w:r>
+        <w:rPr>
+          <w:rFonts w:ascii="Georgia Pro" w:eastAsia="Georgia Pro" w:hAnsi="Georgia Pro" w:cs="Georgia Pro"/>
+          <w:color w:val="000000" w:themeColor="text1"/>
+        </w:rPr>
+        <w:t>RunShellScript</w:t>
+      </w:r>
+      <w:proofErr w:type="spellEnd"/>
+      <w:r>
+        <w:rPr>
+          <w:rFonts w:ascii="Georgia Pro" w:eastAsia="Georgia Pro" w:hAnsi="Georgia Pro" w:cs="Georgia Pro"/>
+          <w:color w:val="000000" w:themeColor="text1"/>
+        </w:rPr>
+        <w:t xml:space="preserve"> \</w:t>
       </w:r>
       <w:r>
         <w:rPr>
@@ -2033,7 +2619,22 @@
           <w:color w:val="000000" w:themeColor="text1"/>
         </w:rPr>
         <w:br/>
-        <w:t>sudo apt update</w:t>
+      </w:r>
+      <w:proofErr w:type="spellStart"/>
+      <w:r>
+        <w:rPr>
+          <w:rFonts w:ascii="Georgia Pro" w:eastAsia="Georgia Pro" w:hAnsi="Georgia Pro" w:cs="Georgia Pro"/>
+          <w:color w:val="000000" w:themeColor="text1"/>
+        </w:rPr>
+        <w:t>sudo</w:t>
+      </w:r>
+      <w:proofErr w:type="spellEnd"/>
+      <w:r>
+        <w:rPr>
+          <w:rFonts w:ascii="Georgia Pro" w:eastAsia="Georgia Pro" w:hAnsi="Georgia Pro" w:cs="Georgia Pro"/>
+          <w:color w:val="000000" w:themeColor="text1"/>
+        </w:rPr>
+        <w:t xml:space="preserve"> apt update</w:t>
       </w:r>
       <w:r>
         <w:rPr>
@@ -2041,7 +2642,22 @@
           <w:color w:val="000000" w:themeColor="text1"/>
         </w:rPr>
         <w:br/>
-        <w:t>sudo apt install -y apache2</w:t>
+      </w:r>
+      <w:proofErr w:type="spellStart"/>
+      <w:r>
+        <w:rPr>
+          <w:rFonts w:ascii="Georgia Pro" w:eastAsia="Georgia Pro" w:hAnsi="Georgia Pro" w:cs="Georgia Pro"/>
+          <w:color w:val="000000" w:themeColor="text1"/>
+        </w:rPr>
+        <w:t>sudo</w:t>
+      </w:r>
+      <w:proofErr w:type="spellEnd"/>
+      <w:r>
+        <w:rPr>
+          <w:rFonts w:ascii="Georgia Pro" w:eastAsia="Georgia Pro" w:hAnsi="Georgia Pro" w:cs="Georgia Pro"/>
+          <w:color w:val="000000" w:themeColor="text1"/>
+        </w:rPr>
+        <w:t xml:space="preserve"> apt install -y apache2</w:t>
       </w:r>
       <w:r>
         <w:rPr>
@@ -2049,7 +2665,23 @@
           <w:color w:val="000000" w:themeColor="text1"/>
         </w:rPr>
         <w:br/>
-        <w:t>echo '&lt;h1&gt;Welcome from VM1&lt;/h1&gt;' | sudo tee /var/www/html/index.html</w:t>
+        <w:t xml:space="preserve">echo '&lt;h1&gt;Welcome from VM1&lt;/h1&gt;' | </w:t>
+      </w:r>
+      <w:proofErr w:type="spellStart"/>
+      <w:r>
+        <w:rPr>
+          <w:rFonts w:ascii="Georgia Pro" w:eastAsia="Georgia Pro" w:hAnsi="Georgia Pro" w:cs="Georgia Pro"/>
+          <w:color w:val="000000" w:themeColor="text1"/>
+        </w:rPr>
+        <w:t>sudo</w:t>
+      </w:r>
+      <w:proofErr w:type="spellEnd"/>
+      <w:r>
+        <w:rPr>
+          <w:rFonts w:ascii="Georgia Pro" w:eastAsia="Georgia Pro" w:hAnsi="Georgia Pro" w:cs="Georgia Pro"/>
+          <w:color w:val="000000" w:themeColor="text1"/>
+        </w:rPr>
+        <w:t xml:space="preserve"> tee /var/www/html/index.html</w:t>
       </w:r>
       <w:r>
         <w:rPr>
@@ -2057,7 +2689,38 @@
           <w:color w:val="000000" w:themeColor="text1"/>
         </w:rPr>
         <w:br/>
-        <w:t>sudo systemctl restart apache2</w:t>
+      </w:r>
+      <w:proofErr w:type="spellStart"/>
+      <w:r>
+        <w:rPr>
+          <w:rFonts w:ascii="Georgia Pro" w:eastAsia="Georgia Pro" w:hAnsi="Georgia Pro" w:cs="Georgia Pro"/>
+          <w:color w:val="000000" w:themeColor="text1"/>
+        </w:rPr>
+        <w:t>sudo</w:t>
+      </w:r>
+      <w:proofErr w:type="spellEnd"/>
+      <w:r>
+        <w:rPr>
+          <w:rFonts w:ascii="Georgia Pro" w:eastAsia="Georgia Pro" w:hAnsi="Georgia Pro" w:cs="Georgia Pro"/>
+          <w:color w:val="000000" w:themeColor="text1"/>
+        </w:rPr>
+        <w:t xml:space="preserve"> </w:t>
+      </w:r>
+      <w:proofErr w:type="spellStart"/>
+      <w:r>
+        <w:rPr>
+          <w:rFonts w:ascii="Georgia Pro" w:eastAsia="Georgia Pro" w:hAnsi="Georgia Pro" w:cs="Georgia Pro"/>
+          <w:color w:val="000000" w:themeColor="text1"/>
+        </w:rPr>
+        <w:t>systemctl</w:t>
+      </w:r>
+      <w:proofErr w:type="spellEnd"/>
+      <w:r>
+        <w:rPr>
+          <w:rFonts w:ascii="Georgia Pro" w:eastAsia="Georgia Pro" w:hAnsi="Georgia Pro" w:cs="Georgia Pro"/>
+          <w:color w:val="000000" w:themeColor="text1"/>
+        </w:rPr>
+        <w:t xml:space="preserve"> restart apache2</w:t>
       </w:r>
       <w:r>
         <w:rPr>
@@ -2141,12 +2804,37 @@
           <w:color w:val="000000" w:themeColor="text1"/>
         </w:rPr>
       </w:pPr>
-      <w:r>
-        <w:rPr>
-          <w:rFonts w:ascii="Georgia Pro" w:eastAsia="Georgia Pro" w:hAnsi="Georgia Pro" w:cs="Georgia Pro"/>
-          <w:color w:val="000000" w:themeColor="text1"/>
-        </w:rPr>
-        <w:t>az vm run-command invoke \</w:t>
+      <w:proofErr w:type="spellStart"/>
+      <w:r>
+        <w:rPr>
+          <w:rFonts w:ascii="Georgia Pro" w:eastAsia="Georgia Pro" w:hAnsi="Georgia Pro" w:cs="Georgia Pro"/>
+          <w:color w:val="000000" w:themeColor="text1"/>
+        </w:rPr>
+        <w:t>az</w:t>
+      </w:r>
+      <w:proofErr w:type="spellEnd"/>
+      <w:r>
+        <w:rPr>
+          <w:rFonts w:ascii="Georgia Pro" w:eastAsia="Georgia Pro" w:hAnsi="Georgia Pro" w:cs="Georgia Pro"/>
+          <w:color w:val="000000" w:themeColor="text1"/>
+        </w:rPr>
+        <w:t xml:space="preserve"> </w:t>
+      </w:r>
+      <w:proofErr w:type="spellStart"/>
+      <w:r>
+        <w:rPr>
+          <w:rFonts w:ascii="Georgia Pro" w:eastAsia="Georgia Pro" w:hAnsi="Georgia Pro" w:cs="Georgia Pro"/>
+          <w:color w:val="000000" w:themeColor="text1"/>
+        </w:rPr>
+        <w:t>vm</w:t>
+      </w:r>
+      <w:proofErr w:type="spellEnd"/>
+      <w:r>
+        <w:rPr>
+          <w:rFonts w:ascii="Georgia Pro" w:eastAsia="Georgia Pro" w:hAnsi="Georgia Pro" w:cs="Georgia Pro"/>
+          <w:color w:val="000000" w:themeColor="text1"/>
+        </w:rPr>
+        <w:t xml:space="preserve"> run-command invoke \</w:t>
       </w:r>
       <w:r>
         <w:rPr>
@@ -2170,7 +2858,23 @@
           <w:color w:val="000000" w:themeColor="text1"/>
         </w:rPr>
         <w:br/>
-        <w:t>--command-id RunShellScript \</w:t>
+        <w:t xml:space="preserve">--command-id </w:t>
+      </w:r>
+      <w:proofErr w:type="spellStart"/>
+      <w:r>
+        <w:rPr>
+          <w:rFonts w:ascii="Georgia Pro" w:eastAsia="Georgia Pro" w:hAnsi="Georgia Pro" w:cs="Georgia Pro"/>
+          <w:color w:val="000000" w:themeColor="text1"/>
+        </w:rPr>
+        <w:t>RunShellScript</w:t>
+      </w:r>
+      <w:proofErr w:type="spellEnd"/>
+      <w:r>
+        <w:rPr>
+          <w:rFonts w:ascii="Georgia Pro" w:eastAsia="Georgia Pro" w:hAnsi="Georgia Pro" w:cs="Georgia Pro"/>
+          <w:color w:val="000000" w:themeColor="text1"/>
+        </w:rPr>
+        <w:t xml:space="preserve"> \</w:t>
       </w:r>
       <w:r>
         <w:rPr>
@@ -2186,7 +2890,22 @@
           <w:color w:val="000000" w:themeColor="text1"/>
         </w:rPr>
         <w:br/>
-        <w:t>sudo apt update</w:t>
+      </w:r>
+      <w:proofErr w:type="spellStart"/>
+      <w:r>
+        <w:rPr>
+          <w:rFonts w:ascii="Georgia Pro" w:eastAsia="Georgia Pro" w:hAnsi="Georgia Pro" w:cs="Georgia Pro"/>
+          <w:color w:val="000000" w:themeColor="text1"/>
+        </w:rPr>
+        <w:t>sudo</w:t>
+      </w:r>
+      <w:proofErr w:type="spellEnd"/>
+      <w:r>
+        <w:rPr>
+          <w:rFonts w:ascii="Georgia Pro" w:eastAsia="Georgia Pro" w:hAnsi="Georgia Pro" w:cs="Georgia Pro"/>
+          <w:color w:val="000000" w:themeColor="text1"/>
+        </w:rPr>
+        <w:t xml:space="preserve"> apt update</w:t>
       </w:r>
       <w:r>
         <w:rPr>
@@ -2194,7 +2913,22 @@
           <w:color w:val="000000" w:themeColor="text1"/>
         </w:rPr>
         <w:br/>
-        <w:t>sudo apt install -y apache2</w:t>
+      </w:r>
+      <w:proofErr w:type="spellStart"/>
+      <w:r>
+        <w:rPr>
+          <w:rFonts w:ascii="Georgia Pro" w:eastAsia="Georgia Pro" w:hAnsi="Georgia Pro" w:cs="Georgia Pro"/>
+          <w:color w:val="000000" w:themeColor="text1"/>
+        </w:rPr>
+        <w:t>sudo</w:t>
+      </w:r>
+      <w:proofErr w:type="spellEnd"/>
+      <w:r>
+        <w:rPr>
+          <w:rFonts w:ascii="Georgia Pro" w:eastAsia="Georgia Pro" w:hAnsi="Georgia Pro" w:cs="Georgia Pro"/>
+          <w:color w:val="000000" w:themeColor="text1"/>
+        </w:rPr>
+        <w:t xml:space="preserve"> apt install -y apache2</w:t>
       </w:r>
       <w:r>
         <w:rPr>
@@ -2202,6 +2936,23 @@
           <w:color w:val="000000" w:themeColor="text1"/>
         </w:rPr>
         <w:br/>
+        <w:t xml:space="preserve">echo '&lt;h1&gt;Welcome from VM2&lt;/h1&gt;' | </w:t>
+      </w:r>
+      <w:proofErr w:type="spellStart"/>
+      <w:r>
+        <w:rPr>
+          <w:rFonts w:ascii="Georgia Pro" w:eastAsia="Georgia Pro" w:hAnsi="Georgia Pro" w:cs="Georgia Pro"/>
+          <w:color w:val="000000" w:themeColor="text1"/>
+        </w:rPr>
+        <w:t>sudo</w:t>
+      </w:r>
+      <w:proofErr w:type="spellEnd"/>
+      <w:r>
+        <w:rPr>
+          <w:rFonts w:ascii="Georgia Pro" w:eastAsia="Georgia Pro" w:hAnsi="Georgia Pro" w:cs="Georgia Pro"/>
+          <w:color w:val="000000" w:themeColor="text1"/>
+        </w:rPr>
+        <w:t xml:space="preserve"> tee /var/www/html/index.html</w:t>
       </w:r>
       <w:r>
         <w:rPr>
@@ -2209,15 +2960,38 @@
           <w:color w:val="000000" w:themeColor="text1"/>
         </w:rPr>
         <w:br/>
-        <w:t>echo '&lt;h1&gt;Welcome from VM2&lt;/h1&gt;' | sudo tee /var/www/html/index.html</w:t>
-      </w:r>
-      <w:r>
-        <w:rPr>
-          <w:rFonts w:ascii="Georgia Pro" w:eastAsia="Georgia Pro" w:hAnsi="Georgia Pro" w:cs="Georgia Pro"/>
-          <w:color w:val="000000" w:themeColor="text1"/>
-        </w:rPr>
-        <w:br/>
-        <w:t>sudo systemctl restart apache2</w:t>
+      </w:r>
+      <w:proofErr w:type="spellStart"/>
+      <w:r>
+        <w:rPr>
+          <w:rFonts w:ascii="Georgia Pro" w:eastAsia="Georgia Pro" w:hAnsi="Georgia Pro" w:cs="Georgia Pro"/>
+          <w:color w:val="000000" w:themeColor="text1"/>
+        </w:rPr>
+        <w:t>sudo</w:t>
+      </w:r>
+      <w:proofErr w:type="spellEnd"/>
+      <w:r>
+        <w:rPr>
+          <w:rFonts w:ascii="Georgia Pro" w:eastAsia="Georgia Pro" w:hAnsi="Georgia Pro" w:cs="Georgia Pro"/>
+          <w:color w:val="000000" w:themeColor="text1"/>
+        </w:rPr>
+        <w:t xml:space="preserve"> </w:t>
+      </w:r>
+      <w:proofErr w:type="spellStart"/>
+      <w:r>
+        <w:rPr>
+          <w:rFonts w:ascii="Georgia Pro" w:eastAsia="Georgia Pro" w:hAnsi="Georgia Pro" w:cs="Georgia Pro"/>
+          <w:color w:val="000000" w:themeColor="text1"/>
+        </w:rPr>
+        <w:t>systemctl</w:t>
+      </w:r>
+      <w:proofErr w:type="spellEnd"/>
+      <w:r>
+        <w:rPr>
+          <w:rFonts w:ascii="Georgia Pro" w:eastAsia="Georgia Pro" w:hAnsi="Georgia Pro" w:cs="Georgia Pro"/>
+          <w:color w:val="000000" w:themeColor="text1"/>
+        </w:rPr>
+        <w:t xml:space="preserve"> restart apache2</w:t>
       </w:r>
       <w:r>
         <w:rPr>
@@ -2248,7 +3022,6 @@
     </w:p>
     <w:p>
       <w:pPr>
-        <w:spacing w:after="0" w:line="480" w:lineRule="auto"/>
         <w:rPr>
           <w:rFonts w:ascii="Georgia Pro" w:eastAsia="Georgia Pro" w:hAnsi="Georgia Pro" w:cs="Georgia Pro"/>
           <w:b/>
@@ -2263,7 +3036,7 @@
           <w:bCs/>
           <w:color w:val="000000" w:themeColor="text1"/>
         </w:rPr>
-        <w:t>Step 12: Dynamically Get NIC Names</w:t>
+        <w:br w:type="page"/>
       </w:r>
     </w:p>
     <w:p>
@@ -2283,8 +3056,39 @@
           <w:bCs/>
           <w:color w:val="000000" w:themeColor="text1"/>
         </w:rPr>
+        <w:lastRenderedPageBreak/>
+        <w:t>Step 12: Dynamically Get NIC Names</w:t>
+      </w:r>
+    </w:p>
+    <w:p>
+      <w:pPr>
+        <w:spacing w:after="0" w:line="480" w:lineRule="auto"/>
+        <w:rPr>
+          <w:rFonts w:ascii="Georgia Pro" w:eastAsia="Georgia Pro" w:hAnsi="Georgia Pro" w:cs="Georgia Pro"/>
+          <w:b/>
+          <w:bCs/>
+          <w:color w:val="000000" w:themeColor="text1"/>
+        </w:rPr>
+      </w:pPr>
+      <w:r>
+        <w:rPr>
+          <w:rFonts w:ascii="Georgia Pro" w:eastAsia="Georgia Pro" w:hAnsi="Georgia Pro" w:cs="Georgia Pro"/>
+          <w:b/>
+          <w:bCs/>
+          <w:color w:val="000000" w:themeColor="text1"/>
+        </w:rPr>
         <w:t>VM1 NIC</w:t>
       </w:r>
+    </w:p>
+    <w:p>
+      <w:pPr>
+        <w:rPr>
+          <w:rFonts w:ascii="Georgia Pro" w:eastAsia="Georgia Pro" w:hAnsi="Georgia Pro" w:cs="Georgia Pro"/>
+          <w:b/>
+          <w:bCs/>
+          <w:color w:val="000000" w:themeColor="text1"/>
+        </w:rPr>
+      </w:pPr>
     </w:p>
     <w:p>
       <w:pPr>
@@ -2306,94 +3110,39 @@
           <w:rFonts w:ascii="Georgia Pro" w:eastAsia="Georgia Pro" w:hAnsi="Georgia Pro" w:cs="Georgia Pro"/>
           <w:color w:val="000000" w:themeColor="text1"/>
         </w:rPr>
-        <w:t>NIC1=$(az vm nic list \</w:t>
-      </w:r>
-      <w:r>
-        <w:rPr>
-          <w:rFonts w:ascii="Georgia Pro" w:eastAsia="Georgia Pro" w:hAnsi="Georgia Pro" w:cs="Georgia Pro"/>
-          <w:color w:val="000000" w:themeColor="text1"/>
-        </w:rPr>
-        <w:br/>
-        <w:t>--resource-group $RESOURCE_GROUP \</w:t>
-      </w:r>
-      <w:r>
-        <w:rPr>
-          <w:rFonts w:ascii="Georgia Pro" w:eastAsia="Georgia Pro" w:hAnsi="Georgia Pro" w:cs="Georgia Pro"/>
-          <w:color w:val="000000" w:themeColor="text1"/>
-        </w:rPr>
-        <w:br/>
-        <w:t>--vm-name $VM1 \</w:t>
-      </w:r>
-      <w:r>
-        <w:rPr>
-          <w:rFonts w:ascii="Georgia Pro" w:eastAsia="Georgia Pro" w:hAnsi="Georgia Pro" w:cs="Georgia Pro"/>
-          <w:color w:val="000000" w:themeColor="text1"/>
-        </w:rPr>
-        <w:br/>
-        <w:t>--query "[0].name" \</w:t>
-      </w:r>
-      <w:r>
-        <w:rPr>
-          <w:rFonts w:ascii="Georgia Pro" w:eastAsia="Georgia Pro" w:hAnsi="Georgia Pro" w:cs="Georgia Pro"/>
-          <w:color w:val="000000" w:themeColor="text1"/>
-        </w:rPr>
-        <w:br/>
-        <w:t>-o tsv)</w:t>
-      </w:r>
-      <w:r>
-        <w:rPr>
-          <w:rFonts w:ascii="Georgia Pro" w:eastAsia="Georgia Pro" w:hAnsi="Georgia Pro" w:cs="Georgia Pro"/>
-          <w:color w:val="000000" w:themeColor="text1"/>
-        </w:rPr>
-        <w:br/>
-      </w:r>
-      <w:r>
-        <w:rPr>
-          <w:rFonts w:ascii="Georgia Pro" w:eastAsia="Georgia Pro" w:hAnsi="Georgia Pro" w:cs="Georgia Pro"/>
-          <w:color w:val="000000" w:themeColor="text1"/>
-        </w:rPr>
-        <w:br/>
-        <w:t>echo $NIC1</w:t>
-      </w:r>
-    </w:p>
-    <w:p>
-      <w:pPr>
-        <w:rPr>
-          <w:rFonts w:ascii="Georgia Pro" w:eastAsia="Georgia Pro" w:hAnsi="Georgia Pro" w:cs="Georgia Pro"/>
-          <w:b/>
-          <w:bCs/>
-          <w:color w:val="000000" w:themeColor="text1"/>
-        </w:rPr>
-      </w:pPr>
-      <w:r>
-        <w:rPr>
-          <w:rFonts w:ascii="Georgia Pro" w:eastAsia="Georgia Pro" w:hAnsi="Georgia Pro" w:cs="Georgia Pro"/>
-          <w:b/>
-          <w:bCs/>
-          <w:color w:val="000000" w:themeColor="text1"/>
-        </w:rPr>
-        <w:br w:type="page"/>
-      </w:r>
-    </w:p>
-    <w:p>
-      <w:pPr>
-        <w:spacing w:after="0" w:line="480" w:lineRule="auto"/>
-        <w:rPr>
-          <w:rFonts w:ascii="Georgia Pro" w:eastAsia="Georgia Pro" w:hAnsi="Georgia Pro" w:cs="Georgia Pro"/>
-          <w:b/>
-          <w:bCs/>
-          <w:color w:val="000000" w:themeColor="text1"/>
-        </w:rPr>
-      </w:pPr>
-      <w:r>
-        <w:rPr>
-          <w:rFonts w:ascii="Georgia Pro" w:eastAsia="Georgia Pro" w:hAnsi="Georgia Pro" w:cs="Georgia Pro"/>
-          <w:b/>
-          <w:bCs/>
-          <w:color w:val="000000" w:themeColor="text1"/>
-        </w:rPr>
-        <w:lastRenderedPageBreak/>
-        <w:t>VM2 NIC</w:t>
+        <w:t>NIC1=$(</w:t>
+      </w:r>
+      <w:proofErr w:type="spellStart"/>
+      <w:r>
+        <w:rPr>
+          <w:rFonts w:ascii="Georgia Pro" w:eastAsia="Georgia Pro" w:hAnsi="Georgia Pro" w:cs="Georgia Pro"/>
+          <w:color w:val="000000" w:themeColor="text1"/>
+        </w:rPr>
+        <w:t>az</w:t>
+      </w:r>
+      <w:proofErr w:type="spellEnd"/>
+      <w:r>
+        <w:rPr>
+          <w:rFonts w:ascii="Georgia Pro" w:eastAsia="Georgia Pro" w:hAnsi="Georgia Pro" w:cs="Georgia Pro"/>
+          <w:color w:val="000000" w:themeColor="text1"/>
+        </w:rPr>
+        <w:t xml:space="preserve"> network </w:t>
+      </w:r>
+      <w:proofErr w:type="spellStart"/>
+      <w:r>
+        <w:rPr>
+          <w:rFonts w:ascii="Georgia Pro" w:eastAsia="Georgia Pro" w:hAnsi="Georgia Pro" w:cs="Georgia Pro"/>
+          <w:color w:val="000000" w:themeColor="text1"/>
+        </w:rPr>
+        <w:t>nic</w:t>
+      </w:r>
+      <w:proofErr w:type="spellEnd"/>
+      <w:r>
+        <w:rPr>
+          <w:rFonts w:ascii="Georgia Pro" w:eastAsia="Georgia Pro" w:hAnsi="Georgia Pro" w:cs="Georgia Pro"/>
+          <w:color w:val="000000" w:themeColor="text1"/>
+        </w:rPr>
+        <w:t xml:space="preserve"> list \</w:t>
       </w:r>
     </w:p>
     <w:p>
@@ -2416,112 +3165,7 @@
           <w:rFonts w:ascii="Georgia Pro" w:eastAsia="Georgia Pro" w:hAnsi="Georgia Pro" w:cs="Georgia Pro"/>
           <w:color w:val="000000" w:themeColor="text1"/>
         </w:rPr>
-        <w:t>NIC2=$(az vm nic list \</w:t>
-      </w:r>
-      <w:r>
-        <w:rPr>
-          <w:rFonts w:ascii="Georgia Pro" w:eastAsia="Georgia Pro" w:hAnsi="Georgia Pro" w:cs="Georgia Pro"/>
-          <w:color w:val="000000" w:themeColor="text1"/>
-        </w:rPr>
-        <w:br/>
         <w:t>--resource-group $RESOURCE_GROUP \</w:t>
-      </w:r>
-      <w:r>
-        <w:rPr>
-          <w:rFonts w:ascii="Georgia Pro" w:eastAsia="Georgia Pro" w:hAnsi="Georgia Pro" w:cs="Georgia Pro"/>
-          <w:color w:val="000000" w:themeColor="text1"/>
-        </w:rPr>
-        <w:br/>
-        <w:t>--vm-name $VM2 \</w:t>
-      </w:r>
-      <w:r>
-        <w:rPr>
-          <w:rFonts w:ascii="Georgia Pro" w:eastAsia="Georgia Pro" w:hAnsi="Georgia Pro" w:cs="Georgia Pro"/>
-          <w:color w:val="000000" w:themeColor="text1"/>
-        </w:rPr>
-        <w:br/>
-        <w:t>--query "[0].name" \</w:t>
-      </w:r>
-      <w:r>
-        <w:rPr>
-          <w:rFonts w:ascii="Georgia Pro" w:eastAsia="Georgia Pro" w:hAnsi="Georgia Pro" w:cs="Georgia Pro"/>
-          <w:color w:val="000000" w:themeColor="text1"/>
-        </w:rPr>
-        <w:br/>
-        <w:t>-o tsv)</w:t>
-      </w:r>
-      <w:r>
-        <w:rPr>
-          <w:rFonts w:ascii="Georgia Pro" w:eastAsia="Georgia Pro" w:hAnsi="Georgia Pro" w:cs="Georgia Pro"/>
-          <w:color w:val="000000" w:themeColor="text1"/>
-        </w:rPr>
-        <w:br/>
-      </w:r>
-      <w:r>
-        <w:rPr>
-          <w:rFonts w:ascii="Georgia Pro" w:eastAsia="Georgia Pro" w:hAnsi="Georgia Pro" w:cs="Georgia Pro"/>
-          <w:color w:val="000000" w:themeColor="text1"/>
-        </w:rPr>
-        <w:br/>
-        <w:t>echo $NIC2</w:t>
-      </w:r>
-    </w:p>
-    <w:p>
-      <w:pPr>
-        <w:spacing w:after="0" w:line="480" w:lineRule="auto"/>
-        <w:rPr>
-          <w:rFonts w:ascii="Georgia Pro" w:eastAsia="Georgia Pro" w:hAnsi="Georgia Pro" w:cs="Georgia Pro"/>
-          <w:color w:val="000000" w:themeColor="text1"/>
-        </w:rPr>
-      </w:pPr>
-      <w:r>
-        <w:rPr>
-          <w:rFonts w:ascii="Georgia Pro" w:eastAsia="Georgia Pro" w:hAnsi="Georgia Pro" w:cs="Georgia Pro"/>
-          <w:color w:val="000000" w:themeColor="text1"/>
-        </w:rPr>
-        <w:pict w14:anchorId="3A3C288C">
-          <v:rect id="_x0000_i1206" style="width:0;height:1.5pt" o:hralign="center" o:hrstd="t" o:hr="t" fillcolor="#a0a0a0" stroked="f"/>
-        </w:pict>
-      </w:r>
-    </w:p>
-    <w:p>
-      <w:pPr>
-        <w:spacing w:after="0" w:line="480" w:lineRule="auto"/>
-        <w:rPr>
-          <w:rFonts w:ascii="Georgia Pro" w:eastAsia="Georgia Pro" w:hAnsi="Georgia Pro" w:cs="Georgia Pro"/>
-          <w:b/>
-          <w:bCs/>
-          <w:color w:val="000000" w:themeColor="text1"/>
-        </w:rPr>
-      </w:pPr>
-      <w:r>
-        <w:rPr>
-          <w:rFonts w:ascii="Georgia Pro" w:eastAsia="Georgia Pro" w:hAnsi="Georgia Pro" w:cs="Georgia Pro"/>
-          <w:b/>
-          <w:bCs/>
-          <w:color w:val="000000" w:themeColor="text1"/>
-        </w:rPr>
-        <w:t>Step 13: Dynamically Get IP Configuration Names</w:t>
-      </w:r>
-    </w:p>
-    <w:p>
-      <w:pPr>
-        <w:spacing w:after="0" w:line="480" w:lineRule="auto"/>
-        <w:rPr>
-          <w:rFonts w:ascii="Georgia Pro" w:eastAsia="Georgia Pro" w:hAnsi="Georgia Pro" w:cs="Georgia Pro"/>
-          <w:b/>
-          <w:bCs/>
-          <w:color w:val="000000" w:themeColor="text1"/>
-        </w:rPr>
-      </w:pPr>
-      <w:r>
-        <w:rPr>
-          <w:rFonts w:ascii="Georgia Pro" w:eastAsia="Georgia Pro" w:hAnsi="Georgia Pro" w:cs="Georgia Pro"/>
-          <w:b/>
-          <w:bCs/>
-          <w:color w:val="000000" w:themeColor="text1"/>
-        </w:rPr>
-        <w:t>VM1 IP Config</w:t>
       </w:r>
     </w:p>
     <w:p>
@@ -2544,85 +3188,7 @@
           <w:rFonts w:ascii="Georgia Pro" w:eastAsia="Georgia Pro" w:hAnsi="Georgia Pro" w:cs="Georgia Pro"/>
           <w:color w:val="000000" w:themeColor="text1"/>
         </w:rPr>
-        <w:t>IPCONFIG1=$(az network nic ip-config list \</w:t>
-      </w:r>
-      <w:r>
-        <w:rPr>
-          <w:rFonts w:ascii="Georgia Pro" w:eastAsia="Georgia Pro" w:hAnsi="Georgia Pro" w:cs="Georgia Pro"/>
-          <w:color w:val="000000" w:themeColor="text1"/>
-        </w:rPr>
-        <w:br/>
-        <w:t>--resource-group $RESOURCE_GROUP \</w:t>
-      </w:r>
-      <w:r>
-        <w:rPr>
-          <w:rFonts w:ascii="Georgia Pro" w:eastAsia="Georgia Pro" w:hAnsi="Georgia Pro" w:cs="Georgia Pro"/>
-          <w:color w:val="000000" w:themeColor="text1"/>
-        </w:rPr>
-        <w:br/>
-        <w:t>--nic-name $NIC1 \</w:t>
-      </w:r>
-      <w:r>
-        <w:rPr>
-          <w:rFonts w:ascii="Georgia Pro" w:eastAsia="Georgia Pro" w:hAnsi="Georgia Pro" w:cs="Georgia Pro"/>
-          <w:color w:val="000000" w:themeColor="text1"/>
-        </w:rPr>
-        <w:br/>
         <w:t>--query "[0].name" \</w:t>
-      </w:r>
-      <w:r>
-        <w:rPr>
-          <w:rFonts w:ascii="Georgia Pro" w:eastAsia="Georgia Pro" w:hAnsi="Georgia Pro" w:cs="Georgia Pro"/>
-          <w:color w:val="000000" w:themeColor="text1"/>
-        </w:rPr>
-        <w:br/>
-        <w:t>-o tsv)</w:t>
-      </w:r>
-      <w:r>
-        <w:rPr>
-          <w:rFonts w:ascii="Georgia Pro" w:eastAsia="Georgia Pro" w:hAnsi="Georgia Pro" w:cs="Georgia Pro"/>
-          <w:color w:val="000000" w:themeColor="text1"/>
-        </w:rPr>
-        <w:br/>
-      </w:r>
-      <w:r>
-        <w:rPr>
-          <w:rFonts w:ascii="Georgia Pro" w:eastAsia="Georgia Pro" w:hAnsi="Georgia Pro" w:cs="Georgia Pro"/>
-          <w:color w:val="000000" w:themeColor="text1"/>
-        </w:rPr>
-        <w:br/>
-        <w:t>echo $IPCONFIG1</w:t>
-      </w:r>
-    </w:p>
-    <w:p>
-      <w:pPr>
-        <w:spacing w:after="0" w:line="480" w:lineRule="auto"/>
-        <w:rPr>
-          <w:rFonts w:ascii="Georgia Pro" w:eastAsia="Georgia Pro" w:hAnsi="Georgia Pro" w:cs="Georgia Pro"/>
-          <w:b/>
-          <w:bCs/>
-          <w:color w:val="000000" w:themeColor="text1"/>
-        </w:rPr>
-      </w:pPr>
-    </w:p>
-    <w:p>
-      <w:pPr>
-        <w:spacing w:after="0" w:line="480" w:lineRule="auto"/>
-        <w:rPr>
-          <w:rFonts w:ascii="Georgia Pro" w:eastAsia="Georgia Pro" w:hAnsi="Georgia Pro" w:cs="Georgia Pro"/>
-          <w:b/>
-          <w:bCs/>
-          <w:color w:val="000000" w:themeColor="text1"/>
-        </w:rPr>
-      </w:pPr>
-      <w:r>
-        <w:rPr>
-          <w:rFonts w:ascii="Georgia Pro" w:eastAsia="Georgia Pro" w:hAnsi="Georgia Pro" w:cs="Georgia Pro"/>
-          <w:b/>
-          <w:bCs/>
-          <w:color w:val="000000" w:themeColor="text1"/>
-        </w:rPr>
-        <w:t>VM2 IP Config</w:t>
       </w:r>
     </w:p>
     <w:p>
@@ -2645,93 +3211,23 @@
           <w:rFonts w:ascii="Georgia Pro" w:eastAsia="Georgia Pro" w:hAnsi="Georgia Pro" w:cs="Georgia Pro"/>
           <w:color w:val="000000" w:themeColor="text1"/>
         </w:rPr>
-        <w:t>IPCONFIG2=$(az network nic ip-config list \</w:t>
-      </w:r>
-      <w:r>
-        <w:rPr>
-          <w:rFonts w:ascii="Georgia Pro" w:eastAsia="Georgia Pro" w:hAnsi="Georgia Pro" w:cs="Georgia Pro"/>
-          <w:color w:val="000000" w:themeColor="text1"/>
-        </w:rPr>
-        <w:br/>
-        <w:t>--resource-group $RESOURCE_GROUP \</w:t>
-      </w:r>
-      <w:r>
-        <w:rPr>
-          <w:rFonts w:ascii="Georgia Pro" w:eastAsia="Georgia Pro" w:hAnsi="Georgia Pro" w:cs="Georgia Pro"/>
-          <w:color w:val="000000" w:themeColor="text1"/>
-        </w:rPr>
-        <w:br/>
-        <w:t>--nic-name $NIC2 \</w:t>
-      </w:r>
-      <w:r>
-        <w:rPr>
-          <w:rFonts w:ascii="Georgia Pro" w:eastAsia="Georgia Pro" w:hAnsi="Georgia Pro" w:cs="Georgia Pro"/>
-          <w:color w:val="000000" w:themeColor="text1"/>
-        </w:rPr>
-        <w:br/>
-        <w:t>--query "[0].name" \</w:t>
-      </w:r>
-      <w:r>
-        <w:rPr>
-          <w:rFonts w:ascii="Georgia Pro" w:eastAsia="Georgia Pro" w:hAnsi="Georgia Pro" w:cs="Georgia Pro"/>
-          <w:color w:val="000000" w:themeColor="text1"/>
-        </w:rPr>
-        <w:br/>
-        <w:t>-o tsv)</w:t>
-      </w:r>
-      <w:r>
-        <w:rPr>
-          <w:rFonts w:ascii="Georgia Pro" w:eastAsia="Georgia Pro" w:hAnsi="Georgia Pro" w:cs="Georgia Pro"/>
-          <w:color w:val="000000" w:themeColor="text1"/>
-        </w:rPr>
-        <w:br/>
-      </w:r>
-      <w:r>
-        <w:rPr>
-          <w:rFonts w:ascii="Georgia Pro" w:eastAsia="Georgia Pro" w:hAnsi="Georgia Pro" w:cs="Georgia Pro"/>
-          <w:color w:val="000000" w:themeColor="text1"/>
-        </w:rPr>
-        <w:br/>
-        <w:t>echo $IPCONFIG2</w:t>
-      </w:r>
-    </w:p>
-    <w:p>
-      <w:pPr>
-        <w:spacing w:after="0" w:line="480" w:lineRule="auto"/>
-        <w:rPr>
-          <w:rFonts w:ascii="Georgia Pro" w:eastAsia="Georgia Pro" w:hAnsi="Georgia Pro" w:cs="Georgia Pro"/>
-          <w:color w:val="000000" w:themeColor="text1"/>
-        </w:rPr>
-      </w:pPr>
-      <w:r>
-        <w:rPr>
-          <w:rFonts w:ascii="Georgia Pro" w:eastAsia="Georgia Pro" w:hAnsi="Georgia Pro" w:cs="Georgia Pro"/>
-          <w:color w:val="000000" w:themeColor="text1"/>
-        </w:rPr>
-        <w:lastRenderedPageBreak/>
-        <w:pict w14:anchorId="30EC66F7">
-          <v:rect id="_x0000_i1207" style="width:0;height:1.5pt" o:hralign="center" o:hrstd="t" o:hr="t" fillcolor="#a0a0a0" stroked="f"/>
-        </w:pict>
-      </w:r>
-    </w:p>
-    <w:p>
-      <w:pPr>
-        <w:spacing w:after="0" w:line="480" w:lineRule="auto"/>
-        <w:rPr>
-          <w:rFonts w:ascii="Georgia Pro" w:eastAsia="Georgia Pro" w:hAnsi="Georgia Pro" w:cs="Georgia Pro"/>
-          <w:b/>
-          <w:bCs/>
-          <w:color w:val="000000" w:themeColor="text1"/>
-        </w:rPr>
-      </w:pPr>
-      <w:r>
-        <w:rPr>
-          <w:rFonts w:ascii="Georgia Pro" w:eastAsia="Georgia Pro" w:hAnsi="Georgia Pro" w:cs="Georgia Pro"/>
-          <w:b/>
-          <w:bCs/>
-          <w:color w:val="000000" w:themeColor="text1"/>
-        </w:rPr>
-        <w:t>Step 14: Add VM1 to Backend Pool</w:t>
+        <w:t xml:space="preserve">-o </w:t>
+      </w:r>
+      <w:proofErr w:type="spellStart"/>
+      <w:r>
+        <w:rPr>
+          <w:rFonts w:ascii="Georgia Pro" w:eastAsia="Georgia Pro" w:hAnsi="Georgia Pro" w:cs="Georgia Pro"/>
+          <w:color w:val="000000" w:themeColor="text1"/>
+        </w:rPr>
+        <w:t>tsv</w:t>
+      </w:r>
+      <w:proofErr w:type="spellEnd"/>
+      <w:r>
+        <w:rPr>
+          <w:rFonts w:ascii="Georgia Pro" w:eastAsia="Georgia Pro" w:hAnsi="Georgia Pro" w:cs="Georgia Pro"/>
+          <w:color w:val="000000" w:themeColor="text1"/>
+        </w:rPr>
+        <w:t>)</w:t>
       </w:r>
     </w:p>
     <w:p>
@@ -2749,91 +3245,6 @@
           <w:color w:val="000000" w:themeColor="text1"/>
         </w:rPr>
       </w:pPr>
-      <w:r>
-        <w:rPr>
-          <w:rFonts w:ascii="Georgia Pro" w:eastAsia="Georgia Pro" w:hAnsi="Georgia Pro" w:cs="Georgia Pro"/>
-          <w:color w:val="000000" w:themeColor="text1"/>
-        </w:rPr>
-        <w:t>az network nic ip-config address-pool add \</w:t>
-      </w:r>
-      <w:r>
-        <w:rPr>
-          <w:rFonts w:ascii="Georgia Pro" w:eastAsia="Georgia Pro" w:hAnsi="Georgia Pro" w:cs="Georgia Pro"/>
-          <w:color w:val="000000" w:themeColor="text1"/>
-        </w:rPr>
-        <w:br/>
-        <w:t>--address-pool myBackEndPool \</w:t>
-      </w:r>
-      <w:r>
-        <w:rPr>
-          <w:rFonts w:ascii="Georgia Pro" w:eastAsia="Georgia Pro" w:hAnsi="Georgia Pro" w:cs="Georgia Pro"/>
-          <w:color w:val="000000" w:themeColor="text1"/>
-        </w:rPr>
-        <w:br/>
-        <w:t>--ip-config-name $IPCONFIG1 \</w:t>
-      </w:r>
-      <w:r>
-        <w:rPr>
-          <w:rFonts w:ascii="Georgia Pro" w:eastAsia="Georgia Pro" w:hAnsi="Georgia Pro" w:cs="Georgia Pro"/>
-          <w:color w:val="000000" w:themeColor="text1"/>
-        </w:rPr>
-        <w:br/>
-        <w:t>--nic-name $NIC1 \</w:t>
-      </w:r>
-      <w:r>
-        <w:rPr>
-          <w:rFonts w:ascii="Georgia Pro" w:eastAsia="Georgia Pro" w:hAnsi="Georgia Pro" w:cs="Georgia Pro"/>
-          <w:color w:val="000000" w:themeColor="text1"/>
-        </w:rPr>
-        <w:br/>
-        <w:t>--resource-group $RESOURCE_GROUP \</w:t>
-      </w:r>
-      <w:r>
-        <w:rPr>
-          <w:rFonts w:ascii="Georgia Pro" w:eastAsia="Georgia Pro" w:hAnsi="Georgia Pro" w:cs="Georgia Pro"/>
-          <w:color w:val="000000" w:themeColor="text1"/>
-        </w:rPr>
-        <w:br/>
-        <w:t>--lb-name $LB_NAME</w:t>
-      </w:r>
-    </w:p>
-    <w:p>
-      <w:pPr>
-        <w:spacing w:after="0" w:line="480" w:lineRule="auto"/>
-        <w:rPr>
-          <w:rFonts w:ascii="Georgia Pro" w:eastAsia="Georgia Pro" w:hAnsi="Georgia Pro" w:cs="Georgia Pro"/>
-          <w:color w:val="000000" w:themeColor="text1"/>
-        </w:rPr>
-      </w:pPr>
-      <w:r>
-        <w:rPr>
-          <w:rFonts w:ascii="Georgia Pro" w:eastAsia="Georgia Pro" w:hAnsi="Georgia Pro" w:cs="Georgia Pro"/>
-          <w:color w:val="000000" w:themeColor="text1"/>
-        </w:rPr>
-        <w:pict w14:anchorId="7836DEFA">
-          <v:rect id="_x0000_i1208" style="width:0;height:1.5pt" o:hralign="center" o:hrstd="t" o:hr="t" fillcolor="#a0a0a0" stroked="f"/>
-        </w:pict>
-      </w:r>
-    </w:p>
-    <w:p>
-      <w:pPr>
-        <w:spacing w:after="0" w:line="480" w:lineRule="auto"/>
-        <w:rPr>
-          <w:rFonts w:ascii="Georgia Pro" w:eastAsia="Georgia Pro" w:hAnsi="Georgia Pro" w:cs="Georgia Pro"/>
-          <w:b/>
-          <w:bCs/>
-          <w:color w:val="000000" w:themeColor="text1"/>
-        </w:rPr>
-      </w:pPr>
-      <w:r>
-        <w:rPr>
-          <w:rFonts w:ascii="Georgia Pro" w:eastAsia="Georgia Pro" w:hAnsi="Georgia Pro" w:cs="Georgia Pro"/>
-          <w:b/>
-          <w:bCs/>
-          <w:color w:val="000000" w:themeColor="text1"/>
-        </w:rPr>
-        <w:t>Step 15: Add VM2 to Backend Pool</w:t>
-      </w:r>
     </w:p>
     <w:p>
       <w:pPr>
@@ -2855,70 +3266,11 @@
           <w:rFonts w:ascii="Georgia Pro" w:eastAsia="Georgia Pro" w:hAnsi="Georgia Pro" w:cs="Georgia Pro"/>
           <w:color w:val="000000" w:themeColor="text1"/>
         </w:rPr>
-        <w:t>az network nic ip-config address-pool add \</w:t>
-      </w:r>
-      <w:r>
-        <w:rPr>
-          <w:rFonts w:ascii="Georgia Pro" w:eastAsia="Georgia Pro" w:hAnsi="Georgia Pro" w:cs="Georgia Pro"/>
-          <w:color w:val="000000" w:themeColor="text1"/>
-        </w:rPr>
-        <w:br/>
-        <w:t>--address-pool myBackEndPool \</w:t>
-      </w:r>
-      <w:r>
-        <w:rPr>
-          <w:rFonts w:ascii="Georgia Pro" w:eastAsia="Georgia Pro" w:hAnsi="Georgia Pro" w:cs="Georgia Pro"/>
-          <w:color w:val="000000" w:themeColor="text1"/>
-        </w:rPr>
-        <w:br/>
-        <w:t>--ip-config-name $IPCONFIG2 \</w:t>
-      </w:r>
-      <w:r>
-        <w:rPr>
-          <w:rFonts w:ascii="Georgia Pro" w:eastAsia="Georgia Pro" w:hAnsi="Georgia Pro" w:cs="Georgia Pro"/>
-          <w:color w:val="000000" w:themeColor="text1"/>
-        </w:rPr>
-        <w:br/>
-        <w:t>--nic-name $NIC2 \</w:t>
-      </w:r>
-      <w:r>
-        <w:rPr>
-          <w:rFonts w:ascii="Georgia Pro" w:eastAsia="Georgia Pro" w:hAnsi="Georgia Pro" w:cs="Georgia Pro"/>
-          <w:color w:val="000000" w:themeColor="text1"/>
-        </w:rPr>
-        <w:br/>
-        <w:t>--resource-group $RESOURCE_GROUP \</w:t>
-      </w:r>
-      <w:r>
-        <w:rPr>
-          <w:rFonts w:ascii="Georgia Pro" w:eastAsia="Georgia Pro" w:hAnsi="Georgia Pro" w:cs="Georgia Pro"/>
-          <w:color w:val="000000" w:themeColor="text1"/>
-        </w:rPr>
-        <w:br/>
-        <w:t>--lb-name $LB_NAME</w:t>
-      </w:r>
-    </w:p>
-    <w:p>
-      <w:pPr>
-        <w:spacing w:after="0" w:line="480" w:lineRule="auto"/>
-        <w:rPr>
-          <w:rFonts w:ascii="Georgia Pro" w:eastAsia="Georgia Pro" w:hAnsi="Georgia Pro" w:cs="Georgia Pro"/>
-          <w:color w:val="000000" w:themeColor="text1"/>
-        </w:rPr>
-      </w:pPr>
-      <w:r>
-        <w:rPr>
-          <w:rFonts w:ascii="Georgia Pro" w:eastAsia="Georgia Pro" w:hAnsi="Georgia Pro" w:cs="Georgia Pro"/>
-          <w:color w:val="000000" w:themeColor="text1"/>
-        </w:rPr>
-        <w:pict w14:anchorId="6C15276F">
-          <v:rect id="_x0000_i1209" style="width:0;height:1.5pt" o:hralign="center" o:hrstd="t" o:hr="t" fillcolor="#a0a0a0" stroked="f"/>
-        </w:pict>
-      </w:r>
-    </w:p>
-    <w:p>
-      <w:pPr>
-        <w:spacing w:after="0" w:line="480" w:lineRule="auto"/>
+        <w:t>echo $NIC1</w:t>
+      </w:r>
+    </w:p>
+    <w:p>
+      <w:pPr>
         <w:rPr>
           <w:rFonts w:ascii="Georgia Pro" w:eastAsia="Georgia Pro" w:hAnsi="Georgia Pro" w:cs="Georgia Pro"/>
           <w:b/>
@@ -2926,14 +3278,25 @@
           <w:color w:val="000000" w:themeColor="text1"/>
         </w:rPr>
       </w:pPr>
-      <w:r>
+    </w:p>
+    <w:p>
+      <w:pPr>
+        <w:spacing w:after="0" w:line="480" w:lineRule="auto"/>
         <w:rPr>
           <w:rFonts w:ascii="Georgia Pro" w:eastAsia="Georgia Pro" w:hAnsi="Georgia Pro" w:cs="Georgia Pro"/>
           <w:b/>
           <w:bCs/>
           <w:color w:val="000000" w:themeColor="text1"/>
         </w:rPr>
-        <w:t>Step 16: Create Health Probe</w:t>
+      </w:pPr>
+      <w:r>
+        <w:rPr>
+          <w:rFonts w:ascii="Georgia Pro" w:eastAsia="Georgia Pro" w:hAnsi="Georgia Pro" w:cs="Georgia Pro"/>
+          <w:b/>
+          <w:bCs/>
+          <w:color w:val="000000" w:themeColor="text1"/>
+        </w:rPr>
+        <w:t>VM2 NIC</w:t>
       </w:r>
     </w:p>
     <w:p>
@@ -2956,108 +3319,53 @@
           <w:rFonts w:ascii="Georgia Pro" w:eastAsia="Georgia Pro" w:hAnsi="Georgia Pro" w:cs="Georgia Pro"/>
           <w:color w:val="000000" w:themeColor="text1"/>
         </w:rPr>
-        <w:t>az network lb probe create \</w:t>
-      </w:r>
-      <w:r>
-        <w:rPr>
-          <w:rFonts w:ascii="Georgia Pro" w:eastAsia="Georgia Pro" w:hAnsi="Georgia Pro" w:cs="Georgia Pro"/>
-          <w:color w:val="000000" w:themeColor="text1"/>
-        </w:rPr>
-        <w:br/>
-        <w:t>--resource-group $RESOURCE_GROUP \</w:t>
-      </w:r>
-      <w:r>
-        <w:rPr>
-          <w:rFonts w:ascii="Georgia Pro" w:eastAsia="Georgia Pro" w:hAnsi="Georgia Pro" w:cs="Georgia Pro"/>
-          <w:color w:val="000000" w:themeColor="text1"/>
-        </w:rPr>
-        <w:br/>
-        <w:t>--lb-name $LB_NAME \</w:t>
-      </w:r>
-      <w:r>
-        <w:rPr>
-          <w:rFonts w:ascii="Georgia Pro" w:eastAsia="Georgia Pro" w:hAnsi="Georgia Pro" w:cs="Georgia Pro"/>
-          <w:color w:val="000000" w:themeColor="text1"/>
-        </w:rPr>
-        <w:br/>
-        <w:t>--name httpProbe \</w:t>
-      </w:r>
-      <w:r>
-        <w:rPr>
-          <w:rFonts w:ascii="Georgia Pro" w:eastAsia="Georgia Pro" w:hAnsi="Georgia Pro" w:cs="Georgia Pro"/>
-          <w:color w:val="000000" w:themeColor="text1"/>
-        </w:rPr>
-        <w:br/>
-        <w:t>--protocol tcp \</w:t>
-      </w:r>
-      <w:r>
-        <w:rPr>
-          <w:rFonts w:ascii="Georgia Pro" w:eastAsia="Georgia Pro" w:hAnsi="Georgia Pro" w:cs="Georgia Pro"/>
-          <w:color w:val="000000" w:themeColor="text1"/>
-        </w:rPr>
-        <w:br/>
-        <w:t>--port 80</w:t>
-      </w:r>
-    </w:p>
-    <w:p>
-      <w:pPr>
-        <w:spacing w:after="0" w:line="480" w:lineRule="auto"/>
-        <w:rPr>
-          <w:rFonts w:ascii="Georgia Pro" w:eastAsia="Georgia Pro" w:hAnsi="Georgia Pro" w:cs="Georgia Pro"/>
-          <w:color w:val="000000" w:themeColor="text1"/>
-        </w:rPr>
-      </w:pPr>
-      <w:r>
-        <w:rPr>
-          <w:rFonts w:ascii="Georgia Pro" w:eastAsia="Georgia Pro" w:hAnsi="Georgia Pro" w:cs="Georgia Pro"/>
-          <w:color w:val="000000" w:themeColor="text1"/>
-        </w:rPr>
-        <w:pict w14:anchorId="0296CF07">
-          <v:rect id="_x0000_i1210" style="width:0;height:1.5pt" o:hralign="center" o:hrstd="t" o:hr="t" fillcolor="#a0a0a0" stroked="f"/>
-        </w:pict>
-      </w:r>
-    </w:p>
-    <w:p>
-      <w:pPr>
-        <w:spacing w:after="0" w:line="480" w:lineRule="auto"/>
-        <w:rPr>
-          <w:rFonts w:ascii="Georgia Pro" w:eastAsia="Georgia Pro" w:hAnsi="Georgia Pro" w:cs="Georgia Pro"/>
-          <w:b/>
-          <w:bCs/>
-          <w:color w:val="000000" w:themeColor="text1"/>
-        </w:rPr>
-      </w:pPr>
-    </w:p>
-    <w:p>
-      <w:pPr>
-        <w:spacing w:after="0" w:line="480" w:lineRule="auto"/>
-        <w:rPr>
-          <w:rFonts w:ascii="Georgia Pro" w:eastAsia="Georgia Pro" w:hAnsi="Georgia Pro" w:cs="Georgia Pro"/>
-          <w:b/>
-          <w:bCs/>
-          <w:color w:val="000000" w:themeColor="text1"/>
-        </w:rPr>
-      </w:pPr>
-    </w:p>
-    <w:p>
-      <w:pPr>
-        <w:spacing w:after="0" w:line="480" w:lineRule="auto"/>
-        <w:rPr>
-          <w:rFonts w:ascii="Georgia Pro" w:eastAsia="Georgia Pro" w:hAnsi="Georgia Pro" w:cs="Georgia Pro"/>
-          <w:b/>
-          <w:bCs/>
-          <w:color w:val="000000" w:themeColor="text1"/>
-        </w:rPr>
-      </w:pPr>
-      <w:r>
-        <w:rPr>
-          <w:rFonts w:ascii="Georgia Pro" w:eastAsia="Georgia Pro" w:hAnsi="Georgia Pro" w:cs="Georgia Pro"/>
-          <w:b/>
-          <w:bCs/>
-          <w:color w:val="000000" w:themeColor="text1"/>
-        </w:rPr>
-        <w:lastRenderedPageBreak/>
-        <w:t>Step 17: Create Load Balancer Rule</w:t>
+        <w:t>NIC</w:t>
+      </w:r>
+      <w:r>
+        <w:rPr>
+          <w:rFonts w:ascii="Georgia Pro" w:eastAsia="Georgia Pro" w:hAnsi="Georgia Pro" w:cs="Georgia Pro"/>
+          <w:color w:val="000000" w:themeColor="text1"/>
+        </w:rPr>
+        <w:t>2</w:t>
+      </w:r>
+      <w:r>
+        <w:rPr>
+          <w:rFonts w:ascii="Georgia Pro" w:eastAsia="Georgia Pro" w:hAnsi="Georgia Pro" w:cs="Georgia Pro"/>
+          <w:color w:val="000000" w:themeColor="text1"/>
+        </w:rPr>
+        <w:t>=$(</w:t>
+      </w:r>
+      <w:proofErr w:type="spellStart"/>
+      <w:r>
+        <w:rPr>
+          <w:rFonts w:ascii="Georgia Pro" w:eastAsia="Georgia Pro" w:hAnsi="Georgia Pro" w:cs="Georgia Pro"/>
+          <w:color w:val="000000" w:themeColor="text1"/>
+        </w:rPr>
+        <w:t>az</w:t>
+      </w:r>
+      <w:proofErr w:type="spellEnd"/>
+      <w:r>
+        <w:rPr>
+          <w:rFonts w:ascii="Georgia Pro" w:eastAsia="Georgia Pro" w:hAnsi="Georgia Pro" w:cs="Georgia Pro"/>
+          <w:color w:val="000000" w:themeColor="text1"/>
+        </w:rPr>
+        <w:t xml:space="preserve"> network </w:t>
+      </w:r>
+      <w:proofErr w:type="spellStart"/>
+      <w:r>
+        <w:rPr>
+          <w:rFonts w:ascii="Georgia Pro" w:eastAsia="Georgia Pro" w:hAnsi="Georgia Pro" w:cs="Georgia Pro"/>
+          <w:color w:val="000000" w:themeColor="text1"/>
+        </w:rPr>
+        <w:t>nic</w:t>
+      </w:r>
+      <w:proofErr w:type="spellEnd"/>
+      <w:r>
+        <w:rPr>
+          <w:rFonts w:ascii="Georgia Pro" w:eastAsia="Georgia Pro" w:hAnsi="Georgia Pro" w:cs="Georgia Pro"/>
+          <w:color w:val="000000" w:themeColor="text1"/>
+        </w:rPr>
+        <w:t xml:space="preserve"> list \</w:t>
       </w:r>
     </w:p>
     <w:p>
@@ -3080,117 +3388,7 @@
           <w:rFonts w:ascii="Georgia Pro" w:eastAsia="Georgia Pro" w:hAnsi="Georgia Pro" w:cs="Georgia Pro"/>
           <w:color w:val="000000" w:themeColor="text1"/>
         </w:rPr>
-        <w:t>az network lb rule create \</w:t>
-      </w:r>
-      <w:r>
-        <w:rPr>
-          <w:rFonts w:ascii="Georgia Pro" w:eastAsia="Georgia Pro" w:hAnsi="Georgia Pro" w:cs="Georgia Pro"/>
-          <w:color w:val="000000" w:themeColor="text1"/>
-        </w:rPr>
-        <w:br/>
         <w:t>--resource-group $RESOURCE_GROUP \</w:t>
-      </w:r>
-      <w:r>
-        <w:rPr>
-          <w:rFonts w:ascii="Georgia Pro" w:eastAsia="Georgia Pro" w:hAnsi="Georgia Pro" w:cs="Georgia Pro"/>
-          <w:color w:val="000000" w:themeColor="text1"/>
-        </w:rPr>
-        <w:br/>
-        <w:t>--lb-name $LB_NAME \</w:t>
-      </w:r>
-      <w:r>
-        <w:rPr>
-          <w:rFonts w:ascii="Georgia Pro" w:eastAsia="Georgia Pro" w:hAnsi="Georgia Pro" w:cs="Georgia Pro"/>
-          <w:color w:val="000000" w:themeColor="text1"/>
-        </w:rPr>
-        <w:br/>
-        <w:t>--name httpRule \</w:t>
-      </w:r>
-      <w:r>
-        <w:rPr>
-          <w:rFonts w:ascii="Georgia Pro" w:eastAsia="Georgia Pro" w:hAnsi="Georgia Pro" w:cs="Georgia Pro"/>
-          <w:color w:val="000000" w:themeColor="text1"/>
-        </w:rPr>
-        <w:br/>
-        <w:t>--protocol tcp \</w:t>
-      </w:r>
-      <w:r>
-        <w:rPr>
-          <w:rFonts w:ascii="Georgia Pro" w:eastAsia="Georgia Pro" w:hAnsi="Georgia Pro" w:cs="Georgia Pro"/>
-          <w:color w:val="000000" w:themeColor="text1"/>
-        </w:rPr>
-        <w:br/>
-        <w:t>--frontend-port 80 \</w:t>
-      </w:r>
-      <w:r>
-        <w:rPr>
-          <w:rFonts w:ascii="Georgia Pro" w:eastAsia="Georgia Pro" w:hAnsi="Georgia Pro" w:cs="Georgia Pro"/>
-          <w:color w:val="000000" w:themeColor="text1"/>
-        </w:rPr>
-        <w:br/>
-        <w:t>--backend-port 80 \</w:t>
-      </w:r>
-      <w:r>
-        <w:rPr>
-          <w:rFonts w:ascii="Georgia Pro" w:eastAsia="Georgia Pro" w:hAnsi="Georgia Pro" w:cs="Georgia Pro"/>
-          <w:color w:val="000000" w:themeColor="text1"/>
-        </w:rPr>
-        <w:br/>
-        <w:t>--frontend-ip-name myFrontEnd \</w:t>
-      </w:r>
-      <w:r>
-        <w:rPr>
-          <w:rFonts w:ascii="Georgia Pro" w:eastAsia="Georgia Pro" w:hAnsi="Georgia Pro" w:cs="Georgia Pro"/>
-          <w:color w:val="000000" w:themeColor="text1"/>
-        </w:rPr>
-        <w:br/>
-        <w:t>--backend-pool-name myBackEndPool \</w:t>
-      </w:r>
-      <w:r>
-        <w:rPr>
-          <w:rFonts w:ascii="Georgia Pro" w:eastAsia="Georgia Pro" w:hAnsi="Georgia Pro" w:cs="Georgia Pro"/>
-          <w:color w:val="000000" w:themeColor="text1"/>
-        </w:rPr>
-        <w:br/>
-        <w:t>--probe-name httpProbe</w:t>
-      </w:r>
-    </w:p>
-    <w:p>
-      <w:pPr>
-        <w:spacing w:after="0" w:line="480" w:lineRule="auto"/>
-        <w:rPr>
-          <w:rFonts w:ascii="Georgia Pro" w:eastAsia="Georgia Pro" w:hAnsi="Georgia Pro" w:cs="Georgia Pro"/>
-          <w:color w:val="000000" w:themeColor="text1"/>
-        </w:rPr>
-      </w:pPr>
-      <w:r>
-        <w:rPr>
-          <w:rFonts w:ascii="Georgia Pro" w:eastAsia="Georgia Pro" w:hAnsi="Georgia Pro" w:cs="Georgia Pro"/>
-          <w:color w:val="000000" w:themeColor="text1"/>
-        </w:rPr>
-        <w:pict w14:anchorId="6E910333">
-          <v:rect id="_x0000_i1211" style="width:0;height:1.5pt" o:hralign="center" o:hrstd="t" o:hr="t" fillcolor="#a0a0a0" stroked="f"/>
-        </w:pict>
-      </w:r>
-    </w:p>
-    <w:p>
-      <w:pPr>
-        <w:spacing w:after="0" w:line="480" w:lineRule="auto"/>
-        <w:rPr>
-          <w:rFonts w:ascii="Georgia Pro" w:eastAsia="Georgia Pro" w:hAnsi="Georgia Pro" w:cs="Georgia Pro"/>
-          <w:b/>
-          <w:bCs/>
-          <w:color w:val="000000" w:themeColor="text1"/>
-        </w:rPr>
-      </w:pPr>
-      <w:r>
-        <w:rPr>
-          <w:rFonts w:ascii="Georgia Pro" w:eastAsia="Georgia Pro" w:hAnsi="Georgia Pro" w:cs="Georgia Pro"/>
-          <w:b/>
-          <w:bCs/>
-          <w:color w:val="000000" w:themeColor="text1"/>
-        </w:rPr>
-        <w:t>Step 18: Get Load Balancer Public IP</w:t>
       </w:r>
     </w:p>
     <w:p>
@@ -3213,285 +3411,21 @@
           <w:rFonts w:ascii="Georgia Pro" w:eastAsia="Georgia Pro" w:hAnsi="Georgia Pro" w:cs="Georgia Pro"/>
           <w:color w:val="000000" w:themeColor="text1"/>
         </w:rPr>
-        <w:t>az network public-ip show \</w:t>
-      </w:r>
-      <w:r>
-        <w:rPr>
-          <w:rFonts w:ascii="Georgia Pro" w:eastAsia="Georgia Pro" w:hAnsi="Georgia Pro" w:cs="Georgia Pro"/>
-          <w:color w:val="000000" w:themeColor="text1"/>
-        </w:rPr>
-        <w:br/>
-        <w:t>--resource-group $RESOURCE_GROUP \</w:t>
-      </w:r>
-      <w:r>
-        <w:rPr>
-          <w:rFonts w:ascii="Georgia Pro" w:eastAsia="Georgia Pro" w:hAnsi="Georgia Pro" w:cs="Georgia Pro"/>
-          <w:color w:val="000000" w:themeColor="text1"/>
-        </w:rPr>
-        <w:br/>
-        <w:t>--name lb-public-ip \</w:t>
-      </w:r>
-      <w:r>
-        <w:rPr>
-          <w:rFonts w:ascii="Georgia Pro" w:eastAsia="Georgia Pro" w:hAnsi="Georgia Pro" w:cs="Georgia Pro"/>
-          <w:color w:val="000000" w:themeColor="text1"/>
-        </w:rPr>
-        <w:br/>
-        <w:t>--query ipAddress \</w:t>
-      </w:r>
-      <w:r>
-        <w:rPr>
-          <w:rFonts w:ascii="Georgia Pro" w:eastAsia="Georgia Pro" w:hAnsi="Georgia Pro" w:cs="Georgia Pro"/>
-          <w:color w:val="000000" w:themeColor="text1"/>
-        </w:rPr>
-        <w:br/>
-        <w:t>-o tsv</w:t>
-      </w:r>
-    </w:p>
-    <w:p>
-      <w:pPr>
-        <w:spacing w:after="0" w:line="480" w:lineRule="auto"/>
-        <w:rPr>
-          <w:rFonts w:ascii="Georgia Pro" w:eastAsia="Georgia Pro" w:hAnsi="Georgia Pro" w:cs="Georgia Pro"/>
-          <w:color w:val="000000" w:themeColor="text1"/>
-        </w:rPr>
-      </w:pPr>
-    </w:p>
-    <w:p>
-      <w:pPr>
-        <w:spacing w:after="0" w:line="480" w:lineRule="auto"/>
-        <w:rPr>
-          <w:rFonts w:ascii="Georgia Pro" w:eastAsia="Georgia Pro" w:hAnsi="Georgia Pro" w:cs="Georgia Pro"/>
-          <w:color w:val="000000" w:themeColor="text1"/>
-        </w:rPr>
-      </w:pPr>
-      <w:r>
-        <w:rPr>
-          <w:rFonts w:ascii="Georgia Pro" w:eastAsia="Georgia Pro" w:hAnsi="Georgia Pro" w:cs="Georgia Pro"/>
-          <w:color w:val="000000" w:themeColor="text1"/>
-        </w:rPr>
-        <w:t>Example Output:</w:t>
-      </w:r>
-    </w:p>
-    <w:p>
-      <w:pPr>
-        <w:spacing w:after="0" w:line="480" w:lineRule="auto"/>
-        <w:rPr>
-          <w:rFonts w:ascii="Georgia Pro" w:eastAsia="Georgia Pro" w:hAnsi="Georgia Pro" w:cs="Georgia Pro"/>
-          <w:color w:val="000000" w:themeColor="text1"/>
-        </w:rPr>
-      </w:pPr>
-      <w:r>
-        <w:rPr>
-          <w:rFonts w:ascii="Georgia Pro" w:eastAsia="Georgia Pro" w:hAnsi="Georgia Pro" w:cs="Georgia Pro"/>
-          <w:color w:val="000000" w:themeColor="text1"/>
-        </w:rPr>
-        <w:t>20.xx.xx.xx</w:t>
-      </w:r>
-    </w:p>
-    <w:p>
-      <w:pPr>
-        <w:spacing w:after="0" w:line="480" w:lineRule="auto"/>
-        <w:rPr>
-          <w:rFonts w:ascii="Georgia Pro" w:eastAsia="Georgia Pro" w:hAnsi="Georgia Pro" w:cs="Georgia Pro"/>
-          <w:color w:val="000000" w:themeColor="text1"/>
-        </w:rPr>
-      </w:pPr>
-      <w:r>
-        <w:rPr>
-          <w:rFonts w:ascii="Georgia Pro" w:eastAsia="Georgia Pro" w:hAnsi="Georgia Pro" w:cs="Georgia Pro"/>
-          <w:color w:val="000000" w:themeColor="text1"/>
-        </w:rPr>
-        <w:pict w14:anchorId="4C34BC8E">
-          <v:rect id="_x0000_i1212" style="width:0;height:1.5pt" o:hralign="center" o:hrstd="t" o:hr="t" fillcolor="#a0a0a0" stroked="f"/>
-        </w:pict>
-      </w:r>
-    </w:p>
-    <w:p>
-      <w:pPr>
-        <w:spacing w:after="0" w:line="480" w:lineRule="auto"/>
-        <w:rPr>
-          <w:rFonts w:ascii="Georgia Pro" w:eastAsia="Georgia Pro" w:hAnsi="Georgia Pro" w:cs="Georgia Pro"/>
-          <w:b/>
-          <w:bCs/>
-          <w:color w:val="000000" w:themeColor="text1"/>
-        </w:rPr>
-      </w:pPr>
-      <w:r>
-        <w:rPr>
-          <w:rFonts w:ascii="Georgia Pro" w:eastAsia="Georgia Pro" w:hAnsi="Georgia Pro" w:cs="Georgia Pro"/>
-          <w:b/>
-          <w:bCs/>
-          <w:color w:val="000000" w:themeColor="text1"/>
-        </w:rPr>
-        <w:t>Step 19: Test Load Balancer</w:t>
-      </w:r>
-    </w:p>
-    <w:p>
-      <w:pPr>
-        <w:spacing w:after="0" w:line="480" w:lineRule="auto"/>
-        <w:rPr>
-          <w:rFonts w:ascii="Georgia Pro" w:eastAsia="Georgia Pro" w:hAnsi="Georgia Pro" w:cs="Georgia Pro"/>
-          <w:color w:val="000000" w:themeColor="text1"/>
-        </w:rPr>
-      </w:pPr>
-      <w:r>
-        <w:rPr>
-          <w:rFonts w:ascii="Georgia Pro" w:eastAsia="Georgia Pro" w:hAnsi="Georgia Pro" w:cs="Georgia Pro"/>
-          <w:color w:val="000000" w:themeColor="text1"/>
-        </w:rPr>
-        <w:t>Open browser:</w:t>
-      </w:r>
-    </w:p>
-    <w:p>
-      <w:pPr>
-        <w:spacing w:after="0" w:line="480" w:lineRule="auto"/>
-        <w:rPr>
-          <w:rFonts w:ascii="Georgia Pro" w:eastAsia="Georgia Pro" w:hAnsi="Georgia Pro" w:cs="Georgia Pro"/>
-          <w:color w:val="000000" w:themeColor="text1"/>
-        </w:rPr>
-      </w:pPr>
-      <w:r>
-        <w:rPr>
-          <w:rFonts w:ascii="Georgia Pro" w:eastAsia="Georgia Pro" w:hAnsi="Georgia Pro" w:cs="Georgia Pro"/>
-          <w:color w:val="000000" w:themeColor="text1"/>
-        </w:rPr>
-        <w:t>http://LOAD-BALANCER-PUBLIC-IP</w:t>
-      </w:r>
-    </w:p>
-    <w:p>
-      <w:pPr>
-        <w:spacing w:after="0" w:line="480" w:lineRule="auto"/>
-        <w:rPr>
-          <w:rFonts w:ascii="Georgia Pro" w:eastAsia="Georgia Pro" w:hAnsi="Georgia Pro" w:cs="Georgia Pro"/>
-          <w:color w:val="000000" w:themeColor="text1"/>
-        </w:rPr>
-      </w:pPr>
-      <w:r>
-        <w:rPr>
-          <w:rFonts w:ascii="Georgia Pro" w:eastAsia="Georgia Pro" w:hAnsi="Georgia Pro" w:cs="Georgia Pro"/>
-          <w:color w:val="000000" w:themeColor="text1"/>
-        </w:rPr>
-        <w:t>Refresh multiple times.</w:t>
-      </w:r>
-    </w:p>
-    <w:p>
-      <w:pPr>
-        <w:spacing w:after="0" w:line="480" w:lineRule="auto"/>
-        <w:rPr>
-          <w:rFonts w:ascii="Georgia Pro" w:eastAsia="Georgia Pro" w:hAnsi="Georgia Pro" w:cs="Georgia Pro"/>
-          <w:color w:val="000000" w:themeColor="text1"/>
-        </w:rPr>
-      </w:pPr>
-      <w:r>
-        <w:rPr>
-          <w:rFonts w:ascii="Georgia Pro" w:eastAsia="Georgia Pro" w:hAnsi="Georgia Pro" w:cs="Georgia Pro"/>
-          <w:color w:val="000000" w:themeColor="text1"/>
-        </w:rPr>
-        <w:t>You should see:</w:t>
-      </w:r>
-    </w:p>
-    <w:p>
-      <w:pPr>
-        <w:spacing w:after="0" w:line="480" w:lineRule="auto"/>
-        <w:rPr>
-          <w:rFonts w:ascii="Georgia Pro" w:eastAsia="Georgia Pro" w:hAnsi="Georgia Pro" w:cs="Georgia Pro"/>
-          <w:color w:val="000000" w:themeColor="text1"/>
-        </w:rPr>
-      </w:pPr>
-      <w:r>
-        <w:rPr>
-          <w:rFonts w:ascii="Georgia Pro" w:eastAsia="Georgia Pro" w:hAnsi="Georgia Pro" w:cs="Georgia Pro"/>
-          <w:color w:val="000000" w:themeColor="text1"/>
-        </w:rPr>
-        <w:lastRenderedPageBreak/>
-        <w:t>Welcome from VM1</w:t>
-      </w:r>
-    </w:p>
-    <w:p>
-      <w:pPr>
-        <w:spacing w:after="0" w:line="480" w:lineRule="auto"/>
-        <w:rPr>
-          <w:rFonts w:ascii="Georgia Pro" w:eastAsia="Georgia Pro" w:hAnsi="Georgia Pro" w:cs="Georgia Pro"/>
-          <w:color w:val="000000" w:themeColor="text1"/>
-        </w:rPr>
-      </w:pPr>
-      <w:r>
-        <w:rPr>
-          <w:rFonts w:ascii="Georgia Pro" w:eastAsia="Georgia Pro" w:hAnsi="Georgia Pro" w:cs="Georgia Pro"/>
-          <w:color w:val="000000" w:themeColor="text1"/>
-        </w:rPr>
-        <w:t>and:</w:t>
-      </w:r>
-    </w:p>
-    <w:p>
-      <w:pPr>
-        <w:spacing w:after="0" w:line="480" w:lineRule="auto"/>
-        <w:rPr>
-          <w:rFonts w:ascii="Georgia Pro" w:eastAsia="Georgia Pro" w:hAnsi="Georgia Pro" w:cs="Georgia Pro"/>
-          <w:color w:val="000000" w:themeColor="text1"/>
-        </w:rPr>
-      </w:pPr>
-      <w:r>
-        <w:rPr>
-          <w:rFonts w:ascii="Georgia Pro" w:eastAsia="Georgia Pro" w:hAnsi="Georgia Pro" w:cs="Georgia Pro"/>
-          <w:color w:val="000000" w:themeColor="text1"/>
-        </w:rPr>
-        <w:t>Welcome from VM2</w:t>
-      </w:r>
-    </w:p>
-    <w:p>
-      <w:pPr>
-        <w:spacing w:after="0" w:line="480" w:lineRule="auto"/>
-        <w:rPr>
-          <w:rFonts w:ascii="Georgia Pro" w:eastAsia="Georgia Pro" w:hAnsi="Georgia Pro" w:cs="Georgia Pro"/>
-          <w:color w:val="000000" w:themeColor="text1"/>
-        </w:rPr>
-      </w:pPr>
-      <w:r>
-        <w:rPr>
-          <w:rFonts w:ascii="Georgia Pro" w:eastAsia="Georgia Pro" w:hAnsi="Georgia Pro" w:cs="Georgia Pro"/>
-          <w:color w:val="000000" w:themeColor="text1"/>
-        </w:rPr>
-        <w:t>This confirms Azure Load Balancer is distributing traffic between both VMs.</w:t>
-      </w:r>
-    </w:p>
-    <w:p>
-      <w:pPr>
-        <w:spacing w:after="0" w:line="480" w:lineRule="auto"/>
-        <w:rPr>
-          <w:rFonts w:ascii="Georgia Pro" w:eastAsia="Georgia Pro" w:hAnsi="Georgia Pro" w:cs="Georgia Pro"/>
-          <w:color w:val="000000" w:themeColor="text1"/>
-        </w:rPr>
-      </w:pPr>
-      <w:r>
-        <w:rPr>
-          <w:rFonts w:ascii="Georgia Pro" w:eastAsia="Georgia Pro" w:hAnsi="Georgia Pro" w:cs="Georgia Pro"/>
-          <w:color w:val="000000" w:themeColor="text1"/>
-        </w:rPr>
-        <w:pict w14:anchorId="1E327C43">
-          <v:rect id="_x0000_i1213" style="width:0;height:1.5pt" o:hralign="center" o:hrstd="t" o:hr="t" fillcolor="#a0a0a0" stroked="f"/>
-        </w:pict>
-      </w:r>
-    </w:p>
-    <w:p>
-      <w:pPr>
-        <w:spacing w:after="0" w:line="480" w:lineRule="auto"/>
-        <w:rPr>
-          <w:rFonts w:ascii="Georgia Pro" w:eastAsia="Georgia Pro" w:hAnsi="Georgia Pro" w:cs="Georgia Pro"/>
-          <w:b/>
-          <w:bCs/>
-          <w:color w:val="000000" w:themeColor="text1"/>
-        </w:rPr>
-      </w:pPr>
-      <w:r>
-        <w:rPr>
-          <w:rFonts w:ascii="Georgia Pro" w:eastAsia="Georgia Pro" w:hAnsi="Georgia Pro" w:cs="Georgia Pro"/>
-          <w:b/>
-          <w:bCs/>
-          <w:color w:val="000000" w:themeColor="text1"/>
-        </w:rPr>
-        <w:t>Step 20: Verify Backend Pool</w:t>
+        <w:t>--query "[</w:t>
+      </w:r>
+      <w:r>
+        <w:rPr>
+          <w:rFonts w:ascii="Georgia Pro" w:eastAsia="Georgia Pro" w:hAnsi="Georgia Pro" w:cs="Georgia Pro"/>
+          <w:color w:val="000000" w:themeColor="text1"/>
+        </w:rPr>
+        <w:t>1</w:t>
+      </w:r>
+      <w:r>
+        <w:rPr>
+          <w:rFonts w:ascii="Georgia Pro" w:eastAsia="Georgia Pro" w:hAnsi="Georgia Pro" w:cs="Georgia Pro"/>
+          <w:color w:val="000000" w:themeColor="text1"/>
+        </w:rPr>
+        <w:t>].name" \</w:t>
       </w:r>
     </w:p>
     <w:p>
@@ -3514,69 +3448,23 @@
           <w:rFonts w:ascii="Georgia Pro" w:eastAsia="Georgia Pro" w:hAnsi="Georgia Pro" w:cs="Georgia Pro"/>
           <w:color w:val="000000" w:themeColor="text1"/>
         </w:rPr>
-        <w:t>az network lb address-pool show \</w:t>
-      </w:r>
-      <w:r>
-        <w:rPr>
-          <w:rFonts w:ascii="Georgia Pro" w:eastAsia="Georgia Pro" w:hAnsi="Georgia Pro" w:cs="Georgia Pro"/>
-          <w:color w:val="000000" w:themeColor="text1"/>
-        </w:rPr>
-        <w:br/>
-        <w:t>--resource-group $RESOURCE_GROUP \</w:t>
-      </w:r>
-      <w:r>
-        <w:rPr>
-          <w:rFonts w:ascii="Georgia Pro" w:eastAsia="Georgia Pro" w:hAnsi="Georgia Pro" w:cs="Georgia Pro"/>
-          <w:color w:val="000000" w:themeColor="text1"/>
-        </w:rPr>
-        <w:br/>
-        <w:t>--lb-name $LB_NAME \</w:t>
-      </w:r>
-      <w:r>
-        <w:rPr>
-          <w:rFonts w:ascii="Georgia Pro" w:eastAsia="Georgia Pro" w:hAnsi="Georgia Pro" w:cs="Georgia Pro"/>
-          <w:color w:val="000000" w:themeColor="text1"/>
-        </w:rPr>
-        <w:br/>
-        <w:t>--name myBackEndPool</w:t>
-      </w:r>
-    </w:p>
-    <w:p>
-      <w:pPr>
-        <w:spacing w:after="0" w:line="480" w:lineRule="auto"/>
-        <w:rPr>
-          <w:rFonts w:ascii="Georgia Pro" w:eastAsia="Georgia Pro" w:hAnsi="Georgia Pro" w:cs="Georgia Pro"/>
-          <w:color w:val="000000" w:themeColor="text1"/>
-        </w:rPr>
-      </w:pPr>
-      <w:r>
-        <w:rPr>
-          <w:rFonts w:ascii="Georgia Pro" w:eastAsia="Georgia Pro" w:hAnsi="Georgia Pro" w:cs="Georgia Pro"/>
-          <w:color w:val="000000" w:themeColor="text1"/>
-        </w:rPr>
-        <w:pict w14:anchorId="11D5E6AB">
-          <v:rect id="_x0000_i1214" style="width:0;height:1.5pt" o:hralign="center" o:hrstd="t" o:hr="t" fillcolor="#a0a0a0" stroked="f"/>
-        </w:pict>
-      </w:r>
-    </w:p>
-    <w:p>
-      <w:pPr>
-        <w:spacing w:after="0" w:line="480" w:lineRule="auto"/>
-        <w:rPr>
-          <w:rFonts w:ascii="Georgia Pro" w:eastAsia="Georgia Pro" w:hAnsi="Georgia Pro" w:cs="Georgia Pro"/>
-          <w:b/>
-          <w:bCs/>
-          <w:color w:val="000000" w:themeColor="text1"/>
-        </w:rPr>
-      </w:pPr>
-      <w:r>
-        <w:rPr>
-          <w:rFonts w:ascii="Georgia Pro" w:eastAsia="Georgia Pro" w:hAnsi="Georgia Pro" w:cs="Georgia Pro"/>
-          <w:b/>
-          <w:bCs/>
-          <w:color w:val="000000" w:themeColor="text1"/>
-        </w:rPr>
-        <w:t>Step 21: Clean Up Resources</w:t>
+        <w:t xml:space="preserve">-o </w:t>
+      </w:r>
+      <w:proofErr w:type="spellStart"/>
+      <w:r>
+        <w:rPr>
+          <w:rFonts w:ascii="Georgia Pro" w:eastAsia="Georgia Pro" w:hAnsi="Georgia Pro" w:cs="Georgia Pro"/>
+          <w:color w:val="000000" w:themeColor="text1"/>
+        </w:rPr>
+        <w:t>tsv</w:t>
+      </w:r>
+      <w:proofErr w:type="spellEnd"/>
+      <w:r>
+        <w:rPr>
+          <w:rFonts w:ascii="Georgia Pro" w:eastAsia="Georgia Pro" w:hAnsi="Georgia Pro" w:cs="Georgia Pro"/>
+          <w:color w:val="000000" w:themeColor="text1"/>
+        </w:rPr>
+        <w:t>)</w:t>
       </w:r>
     </w:p>
     <w:p>
@@ -3594,12 +3482,1923 @@
           <w:color w:val="000000" w:themeColor="text1"/>
         </w:rPr>
       </w:pPr>
-      <w:r>
-        <w:rPr>
-          <w:rFonts w:ascii="Georgia Pro" w:eastAsia="Georgia Pro" w:hAnsi="Georgia Pro" w:cs="Georgia Pro"/>
-          <w:color w:val="000000" w:themeColor="text1"/>
-        </w:rPr>
-        <w:t>az group delete \</w:t>
+    </w:p>
+    <w:p>
+      <w:pPr>
+        <w:pBdr>
+          <w:top w:val="single" w:sz="4" w:space="1" w:color="auto"/>
+          <w:left w:val="single" w:sz="4" w:space="4" w:color="auto"/>
+          <w:bottom w:val="single" w:sz="4" w:space="1" w:color="auto"/>
+          <w:right w:val="single" w:sz="4" w:space="4" w:color="auto"/>
+        </w:pBdr>
+        <w:shd w:val="clear" w:color="auto" w:fill="F2F2F2" w:themeFill="background1" w:themeFillShade="F2"/>
+        <w:spacing w:after="0" w:line="480" w:lineRule="auto"/>
+        <w:rPr>
+          <w:rFonts w:ascii="Georgia Pro" w:eastAsia="Georgia Pro" w:hAnsi="Georgia Pro" w:cs="Georgia Pro"/>
+          <w:color w:val="000000" w:themeColor="text1"/>
+        </w:rPr>
+      </w:pPr>
+      <w:r>
+        <w:rPr>
+          <w:rFonts w:ascii="Georgia Pro" w:eastAsia="Georgia Pro" w:hAnsi="Georgia Pro" w:cs="Georgia Pro"/>
+          <w:color w:val="000000" w:themeColor="text1"/>
+        </w:rPr>
+        <w:t>echo $NIC</w:t>
+      </w:r>
+      <w:r>
+        <w:rPr>
+          <w:rFonts w:ascii="Georgia Pro" w:eastAsia="Georgia Pro" w:hAnsi="Georgia Pro" w:cs="Georgia Pro"/>
+          <w:color w:val="000000" w:themeColor="text1"/>
+        </w:rPr>
+        <w:t>2</w:t>
+      </w:r>
+    </w:p>
+    <w:p>
+      <w:pPr>
+        <w:spacing w:after="0" w:line="480" w:lineRule="auto"/>
+        <w:rPr>
+          <w:rFonts w:ascii="Georgia Pro" w:eastAsia="Georgia Pro" w:hAnsi="Georgia Pro" w:cs="Georgia Pro"/>
+          <w:color w:val="000000" w:themeColor="text1"/>
+        </w:rPr>
+      </w:pPr>
+    </w:p>
+    <w:p>
+      <w:pPr>
+        <w:spacing w:after="0" w:line="480" w:lineRule="auto"/>
+        <w:rPr>
+          <w:rFonts w:ascii="Georgia Pro" w:eastAsia="Georgia Pro" w:hAnsi="Georgia Pro" w:cs="Georgia Pro"/>
+          <w:color w:val="000000" w:themeColor="text1"/>
+        </w:rPr>
+      </w:pPr>
+      <w:r>
+        <w:rPr>
+          <w:rFonts w:ascii="Georgia Pro" w:eastAsia="Georgia Pro" w:hAnsi="Georgia Pro" w:cs="Georgia Pro"/>
+          <w:color w:val="000000" w:themeColor="text1"/>
+        </w:rPr>
+        <w:pict w14:anchorId="3A3C288C">
+          <v:rect id="_x0000_i1206" style="width:0;height:1.5pt" o:hralign="center" o:hrstd="t" o:hr="t" fillcolor="#a0a0a0" stroked="f"/>
+        </w:pict>
+      </w:r>
+    </w:p>
+    <w:p>
+      <w:pPr>
+        <w:spacing w:after="0" w:line="480" w:lineRule="auto"/>
+        <w:rPr>
+          <w:rFonts w:ascii="Georgia Pro" w:eastAsia="Georgia Pro" w:hAnsi="Georgia Pro" w:cs="Georgia Pro"/>
+          <w:b/>
+          <w:bCs/>
+          <w:color w:val="000000" w:themeColor="text1"/>
+        </w:rPr>
+      </w:pPr>
+      <w:r>
+        <w:rPr>
+          <w:rFonts w:ascii="Georgia Pro" w:eastAsia="Georgia Pro" w:hAnsi="Georgia Pro" w:cs="Georgia Pro"/>
+          <w:b/>
+          <w:bCs/>
+          <w:color w:val="000000" w:themeColor="text1"/>
+        </w:rPr>
+        <w:t>Step 13: Dynamically Get IP Configuration Names</w:t>
+      </w:r>
+    </w:p>
+    <w:p>
+      <w:pPr>
+        <w:spacing w:after="0" w:line="480" w:lineRule="auto"/>
+        <w:rPr>
+          <w:rFonts w:ascii="Georgia Pro" w:eastAsia="Georgia Pro" w:hAnsi="Georgia Pro" w:cs="Georgia Pro"/>
+          <w:b/>
+          <w:bCs/>
+          <w:color w:val="000000" w:themeColor="text1"/>
+        </w:rPr>
+      </w:pPr>
+      <w:r>
+        <w:rPr>
+          <w:rFonts w:ascii="Georgia Pro" w:eastAsia="Georgia Pro" w:hAnsi="Georgia Pro" w:cs="Georgia Pro"/>
+          <w:b/>
+          <w:bCs/>
+          <w:color w:val="000000" w:themeColor="text1"/>
+        </w:rPr>
+        <w:t>VM1 IP Config</w:t>
+      </w:r>
+    </w:p>
+    <w:p>
+      <w:pPr>
+        <w:pBdr>
+          <w:top w:val="single" w:sz="4" w:space="1" w:color="auto"/>
+          <w:left w:val="single" w:sz="4" w:space="4" w:color="auto"/>
+          <w:bottom w:val="single" w:sz="4" w:space="1" w:color="auto"/>
+          <w:right w:val="single" w:sz="4" w:space="4" w:color="auto"/>
+        </w:pBdr>
+        <w:shd w:val="clear" w:color="auto" w:fill="F2F2F2" w:themeFill="background1" w:themeFillShade="F2"/>
+        <w:spacing w:after="0" w:line="480" w:lineRule="auto"/>
+        <w:rPr>
+          <w:rFonts w:ascii="Georgia Pro" w:eastAsia="Georgia Pro" w:hAnsi="Georgia Pro" w:cs="Georgia Pro"/>
+          <w:color w:val="000000" w:themeColor="text1"/>
+        </w:rPr>
+      </w:pPr>
+      <w:r>
+        <w:rPr>
+          <w:rFonts w:ascii="Georgia Pro" w:eastAsia="Georgia Pro" w:hAnsi="Georgia Pro" w:cs="Georgia Pro"/>
+          <w:color w:val="000000" w:themeColor="text1"/>
+        </w:rPr>
+        <w:t>IPCONFIG1=$(</w:t>
+      </w:r>
+      <w:proofErr w:type="spellStart"/>
+      <w:r>
+        <w:rPr>
+          <w:rFonts w:ascii="Georgia Pro" w:eastAsia="Georgia Pro" w:hAnsi="Georgia Pro" w:cs="Georgia Pro"/>
+          <w:color w:val="000000" w:themeColor="text1"/>
+        </w:rPr>
+        <w:t>az</w:t>
+      </w:r>
+      <w:proofErr w:type="spellEnd"/>
+      <w:r>
+        <w:rPr>
+          <w:rFonts w:ascii="Georgia Pro" w:eastAsia="Georgia Pro" w:hAnsi="Georgia Pro" w:cs="Georgia Pro"/>
+          <w:color w:val="000000" w:themeColor="text1"/>
+        </w:rPr>
+        <w:t xml:space="preserve"> network </w:t>
+      </w:r>
+      <w:proofErr w:type="spellStart"/>
+      <w:r>
+        <w:rPr>
+          <w:rFonts w:ascii="Georgia Pro" w:eastAsia="Georgia Pro" w:hAnsi="Georgia Pro" w:cs="Georgia Pro"/>
+          <w:color w:val="000000" w:themeColor="text1"/>
+        </w:rPr>
+        <w:t>nic</w:t>
+      </w:r>
+      <w:proofErr w:type="spellEnd"/>
+      <w:r>
+        <w:rPr>
+          <w:rFonts w:ascii="Georgia Pro" w:eastAsia="Georgia Pro" w:hAnsi="Georgia Pro" w:cs="Georgia Pro"/>
+          <w:color w:val="000000" w:themeColor="text1"/>
+        </w:rPr>
+        <w:t xml:space="preserve"> </w:t>
+      </w:r>
+      <w:proofErr w:type="spellStart"/>
+      <w:r>
+        <w:rPr>
+          <w:rFonts w:ascii="Georgia Pro" w:eastAsia="Georgia Pro" w:hAnsi="Georgia Pro" w:cs="Georgia Pro"/>
+          <w:color w:val="000000" w:themeColor="text1"/>
+        </w:rPr>
+        <w:t>ip</w:t>
+      </w:r>
+      <w:proofErr w:type="spellEnd"/>
+      <w:r>
+        <w:rPr>
+          <w:rFonts w:ascii="Georgia Pro" w:eastAsia="Georgia Pro" w:hAnsi="Georgia Pro" w:cs="Georgia Pro"/>
+          <w:color w:val="000000" w:themeColor="text1"/>
+        </w:rPr>
+        <w:t>-config list \</w:t>
+      </w:r>
+      <w:r>
+        <w:rPr>
+          <w:rFonts w:ascii="Georgia Pro" w:eastAsia="Georgia Pro" w:hAnsi="Georgia Pro" w:cs="Georgia Pro"/>
+          <w:color w:val="000000" w:themeColor="text1"/>
+        </w:rPr>
+        <w:br/>
+        <w:t>--resource-group $RESOURCE_GROUP \</w:t>
+      </w:r>
+      <w:r>
+        <w:rPr>
+          <w:rFonts w:ascii="Georgia Pro" w:eastAsia="Georgia Pro" w:hAnsi="Georgia Pro" w:cs="Georgia Pro"/>
+          <w:color w:val="000000" w:themeColor="text1"/>
+        </w:rPr>
+        <w:br/>
+        <w:t>--</w:t>
+      </w:r>
+      <w:proofErr w:type="spellStart"/>
+      <w:r>
+        <w:rPr>
+          <w:rFonts w:ascii="Georgia Pro" w:eastAsia="Georgia Pro" w:hAnsi="Georgia Pro" w:cs="Georgia Pro"/>
+          <w:color w:val="000000" w:themeColor="text1"/>
+        </w:rPr>
+        <w:t>nic</w:t>
+      </w:r>
+      <w:proofErr w:type="spellEnd"/>
+      <w:r>
+        <w:rPr>
+          <w:rFonts w:ascii="Georgia Pro" w:eastAsia="Georgia Pro" w:hAnsi="Georgia Pro" w:cs="Georgia Pro"/>
+          <w:color w:val="000000" w:themeColor="text1"/>
+        </w:rPr>
+        <w:t>-name $NIC1 \</w:t>
+      </w:r>
+      <w:r>
+        <w:rPr>
+          <w:rFonts w:ascii="Georgia Pro" w:eastAsia="Georgia Pro" w:hAnsi="Georgia Pro" w:cs="Georgia Pro"/>
+          <w:color w:val="000000" w:themeColor="text1"/>
+        </w:rPr>
+        <w:br/>
+        <w:t>--query "[0].name" \</w:t>
+      </w:r>
+      <w:r>
+        <w:rPr>
+          <w:rFonts w:ascii="Georgia Pro" w:eastAsia="Georgia Pro" w:hAnsi="Georgia Pro" w:cs="Georgia Pro"/>
+          <w:color w:val="000000" w:themeColor="text1"/>
+        </w:rPr>
+        <w:br/>
+        <w:t xml:space="preserve">-o </w:t>
+      </w:r>
+      <w:proofErr w:type="spellStart"/>
+      <w:r>
+        <w:rPr>
+          <w:rFonts w:ascii="Georgia Pro" w:eastAsia="Georgia Pro" w:hAnsi="Georgia Pro" w:cs="Georgia Pro"/>
+          <w:color w:val="000000" w:themeColor="text1"/>
+        </w:rPr>
+        <w:t>tsv</w:t>
+      </w:r>
+      <w:proofErr w:type="spellEnd"/>
+      <w:r>
+        <w:rPr>
+          <w:rFonts w:ascii="Georgia Pro" w:eastAsia="Georgia Pro" w:hAnsi="Georgia Pro" w:cs="Georgia Pro"/>
+          <w:color w:val="000000" w:themeColor="text1"/>
+        </w:rPr>
+        <w:t>)</w:t>
+      </w:r>
+      <w:r>
+        <w:rPr>
+          <w:rFonts w:ascii="Georgia Pro" w:eastAsia="Georgia Pro" w:hAnsi="Georgia Pro" w:cs="Georgia Pro"/>
+          <w:color w:val="000000" w:themeColor="text1"/>
+        </w:rPr>
+        <w:br/>
+      </w:r>
+      <w:r>
+        <w:rPr>
+          <w:rFonts w:ascii="Georgia Pro" w:eastAsia="Georgia Pro" w:hAnsi="Georgia Pro" w:cs="Georgia Pro"/>
+          <w:color w:val="000000" w:themeColor="text1"/>
+        </w:rPr>
+        <w:br/>
+        <w:t>echo $IPCONFIG1</w:t>
+      </w:r>
+    </w:p>
+    <w:p>
+      <w:pPr>
+        <w:spacing w:after="0" w:line="480" w:lineRule="auto"/>
+        <w:rPr>
+          <w:rFonts w:ascii="Georgia Pro" w:eastAsia="Georgia Pro" w:hAnsi="Georgia Pro" w:cs="Georgia Pro"/>
+          <w:b/>
+          <w:bCs/>
+          <w:color w:val="000000" w:themeColor="text1"/>
+        </w:rPr>
+      </w:pPr>
+    </w:p>
+    <w:p>
+      <w:pPr>
+        <w:spacing w:after="0" w:line="480" w:lineRule="auto"/>
+        <w:rPr>
+          <w:rFonts w:ascii="Georgia Pro" w:eastAsia="Georgia Pro" w:hAnsi="Georgia Pro" w:cs="Georgia Pro"/>
+          <w:b/>
+          <w:bCs/>
+          <w:color w:val="000000" w:themeColor="text1"/>
+        </w:rPr>
+      </w:pPr>
+      <w:r>
+        <w:rPr>
+          <w:rFonts w:ascii="Georgia Pro" w:eastAsia="Georgia Pro" w:hAnsi="Georgia Pro" w:cs="Georgia Pro"/>
+          <w:b/>
+          <w:bCs/>
+          <w:color w:val="000000" w:themeColor="text1"/>
+        </w:rPr>
+        <w:t>VM2 IP Config</w:t>
+      </w:r>
+    </w:p>
+    <w:p>
+      <w:pPr>
+        <w:pBdr>
+          <w:top w:val="single" w:sz="4" w:space="1" w:color="auto"/>
+          <w:left w:val="single" w:sz="4" w:space="4" w:color="auto"/>
+          <w:bottom w:val="single" w:sz="4" w:space="1" w:color="auto"/>
+          <w:right w:val="single" w:sz="4" w:space="4" w:color="auto"/>
+        </w:pBdr>
+        <w:shd w:val="clear" w:color="auto" w:fill="F2F2F2" w:themeFill="background1" w:themeFillShade="F2"/>
+        <w:spacing w:after="0" w:line="480" w:lineRule="auto"/>
+        <w:rPr>
+          <w:rFonts w:ascii="Georgia Pro" w:eastAsia="Georgia Pro" w:hAnsi="Georgia Pro" w:cs="Georgia Pro"/>
+          <w:color w:val="000000" w:themeColor="text1"/>
+        </w:rPr>
+      </w:pPr>
+      <w:r>
+        <w:rPr>
+          <w:rFonts w:ascii="Georgia Pro" w:eastAsia="Georgia Pro" w:hAnsi="Georgia Pro" w:cs="Georgia Pro"/>
+          <w:color w:val="000000" w:themeColor="text1"/>
+        </w:rPr>
+        <w:t>IPCONFIG2=$(</w:t>
+      </w:r>
+      <w:proofErr w:type="spellStart"/>
+      <w:r>
+        <w:rPr>
+          <w:rFonts w:ascii="Georgia Pro" w:eastAsia="Georgia Pro" w:hAnsi="Georgia Pro" w:cs="Georgia Pro"/>
+          <w:color w:val="000000" w:themeColor="text1"/>
+        </w:rPr>
+        <w:t>az</w:t>
+      </w:r>
+      <w:proofErr w:type="spellEnd"/>
+      <w:r>
+        <w:rPr>
+          <w:rFonts w:ascii="Georgia Pro" w:eastAsia="Georgia Pro" w:hAnsi="Georgia Pro" w:cs="Georgia Pro"/>
+          <w:color w:val="000000" w:themeColor="text1"/>
+        </w:rPr>
+        <w:t xml:space="preserve"> network </w:t>
+      </w:r>
+      <w:proofErr w:type="spellStart"/>
+      <w:r>
+        <w:rPr>
+          <w:rFonts w:ascii="Georgia Pro" w:eastAsia="Georgia Pro" w:hAnsi="Georgia Pro" w:cs="Georgia Pro"/>
+          <w:color w:val="000000" w:themeColor="text1"/>
+        </w:rPr>
+        <w:t>nic</w:t>
+      </w:r>
+      <w:proofErr w:type="spellEnd"/>
+      <w:r>
+        <w:rPr>
+          <w:rFonts w:ascii="Georgia Pro" w:eastAsia="Georgia Pro" w:hAnsi="Georgia Pro" w:cs="Georgia Pro"/>
+          <w:color w:val="000000" w:themeColor="text1"/>
+        </w:rPr>
+        <w:t xml:space="preserve"> </w:t>
+      </w:r>
+      <w:proofErr w:type="spellStart"/>
+      <w:r>
+        <w:rPr>
+          <w:rFonts w:ascii="Georgia Pro" w:eastAsia="Georgia Pro" w:hAnsi="Georgia Pro" w:cs="Georgia Pro"/>
+          <w:color w:val="000000" w:themeColor="text1"/>
+        </w:rPr>
+        <w:t>ip</w:t>
+      </w:r>
+      <w:proofErr w:type="spellEnd"/>
+      <w:r>
+        <w:rPr>
+          <w:rFonts w:ascii="Georgia Pro" w:eastAsia="Georgia Pro" w:hAnsi="Georgia Pro" w:cs="Georgia Pro"/>
+          <w:color w:val="000000" w:themeColor="text1"/>
+        </w:rPr>
+        <w:t>-config list \</w:t>
+      </w:r>
+      <w:r>
+        <w:rPr>
+          <w:rFonts w:ascii="Georgia Pro" w:eastAsia="Georgia Pro" w:hAnsi="Georgia Pro" w:cs="Georgia Pro"/>
+          <w:color w:val="000000" w:themeColor="text1"/>
+        </w:rPr>
+        <w:br/>
+        <w:t>--resource-group $RESOURCE_GROUP \</w:t>
+      </w:r>
+      <w:r>
+        <w:rPr>
+          <w:rFonts w:ascii="Georgia Pro" w:eastAsia="Georgia Pro" w:hAnsi="Georgia Pro" w:cs="Georgia Pro"/>
+          <w:color w:val="000000" w:themeColor="text1"/>
+        </w:rPr>
+        <w:br/>
+        <w:t>--</w:t>
+      </w:r>
+      <w:proofErr w:type="spellStart"/>
+      <w:r>
+        <w:rPr>
+          <w:rFonts w:ascii="Georgia Pro" w:eastAsia="Georgia Pro" w:hAnsi="Georgia Pro" w:cs="Georgia Pro"/>
+          <w:color w:val="000000" w:themeColor="text1"/>
+        </w:rPr>
+        <w:t>nic</w:t>
+      </w:r>
+      <w:proofErr w:type="spellEnd"/>
+      <w:r>
+        <w:rPr>
+          <w:rFonts w:ascii="Georgia Pro" w:eastAsia="Georgia Pro" w:hAnsi="Georgia Pro" w:cs="Georgia Pro"/>
+          <w:color w:val="000000" w:themeColor="text1"/>
+        </w:rPr>
+        <w:t>-name $NIC2 \</w:t>
+      </w:r>
+      <w:r>
+        <w:rPr>
+          <w:rFonts w:ascii="Georgia Pro" w:eastAsia="Georgia Pro" w:hAnsi="Georgia Pro" w:cs="Georgia Pro"/>
+          <w:color w:val="000000" w:themeColor="text1"/>
+        </w:rPr>
+        <w:br/>
+        <w:t>--query "[0].name" \</w:t>
+      </w:r>
+      <w:r>
+        <w:rPr>
+          <w:rFonts w:ascii="Georgia Pro" w:eastAsia="Georgia Pro" w:hAnsi="Georgia Pro" w:cs="Georgia Pro"/>
+          <w:color w:val="000000" w:themeColor="text1"/>
+        </w:rPr>
+        <w:br/>
+        <w:t xml:space="preserve">-o </w:t>
+      </w:r>
+      <w:proofErr w:type="spellStart"/>
+      <w:r>
+        <w:rPr>
+          <w:rFonts w:ascii="Georgia Pro" w:eastAsia="Georgia Pro" w:hAnsi="Georgia Pro" w:cs="Georgia Pro"/>
+          <w:color w:val="000000" w:themeColor="text1"/>
+        </w:rPr>
+        <w:t>tsv</w:t>
+      </w:r>
+      <w:proofErr w:type="spellEnd"/>
+      <w:r>
+        <w:rPr>
+          <w:rFonts w:ascii="Georgia Pro" w:eastAsia="Georgia Pro" w:hAnsi="Georgia Pro" w:cs="Georgia Pro"/>
+          <w:color w:val="000000" w:themeColor="text1"/>
+        </w:rPr>
+        <w:t>)</w:t>
+      </w:r>
+      <w:r>
+        <w:rPr>
+          <w:rFonts w:ascii="Georgia Pro" w:eastAsia="Georgia Pro" w:hAnsi="Georgia Pro" w:cs="Georgia Pro"/>
+          <w:color w:val="000000" w:themeColor="text1"/>
+        </w:rPr>
+        <w:br/>
+      </w:r>
+      <w:r>
+        <w:rPr>
+          <w:rFonts w:ascii="Georgia Pro" w:eastAsia="Georgia Pro" w:hAnsi="Georgia Pro" w:cs="Georgia Pro"/>
+          <w:color w:val="000000" w:themeColor="text1"/>
+        </w:rPr>
+        <w:br/>
+        <w:t>echo $IPCONFIG2</w:t>
+      </w:r>
+    </w:p>
+    <w:p>
+      <w:pPr>
+        <w:spacing w:after="0" w:line="480" w:lineRule="auto"/>
+        <w:rPr>
+          <w:rFonts w:ascii="Georgia Pro" w:eastAsia="Georgia Pro" w:hAnsi="Georgia Pro" w:cs="Georgia Pro"/>
+          <w:color w:val="000000" w:themeColor="text1"/>
+        </w:rPr>
+      </w:pPr>
+      <w:r>
+        <w:rPr>
+          <w:rFonts w:ascii="Georgia Pro" w:eastAsia="Georgia Pro" w:hAnsi="Georgia Pro" w:cs="Georgia Pro"/>
+          <w:color w:val="000000" w:themeColor="text1"/>
+        </w:rPr>
+        <w:pict w14:anchorId="30EC66F7">
+          <v:rect id="_x0000_i1207" style="width:0;height:1.5pt" o:hralign="center" o:hrstd="t" o:hr="t" fillcolor="#a0a0a0" stroked="f"/>
+        </w:pict>
+      </w:r>
+    </w:p>
+    <w:p>
+      <w:pPr>
+        <w:spacing w:after="0" w:line="480" w:lineRule="auto"/>
+        <w:rPr>
+          <w:rFonts w:ascii="Georgia Pro" w:eastAsia="Georgia Pro" w:hAnsi="Georgia Pro" w:cs="Georgia Pro"/>
+          <w:b/>
+          <w:bCs/>
+          <w:color w:val="000000" w:themeColor="text1"/>
+        </w:rPr>
+      </w:pPr>
+      <w:r>
+        <w:rPr>
+          <w:rFonts w:ascii="Georgia Pro" w:eastAsia="Georgia Pro" w:hAnsi="Georgia Pro" w:cs="Georgia Pro"/>
+          <w:b/>
+          <w:bCs/>
+          <w:color w:val="000000" w:themeColor="text1"/>
+        </w:rPr>
+        <w:t>Step 14: Add VM1 to Backend Pool</w:t>
+      </w:r>
+    </w:p>
+    <w:p>
+      <w:pPr>
+        <w:pBdr>
+          <w:top w:val="single" w:sz="4" w:space="1" w:color="auto"/>
+          <w:left w:val="single" w:sz="4" w:space="4" w:color="auto"/>
+          <w:bottom w:val="single" w:sz="4" w:space="1" w:color="auto"/>
+          <w:right w:val="single" w:sz="4" w:space="4" w:color="auto"/>
+        </w:pBdr>
+        <w:shd w:val="clear" w:color="auto" w:fill="F2F2F2" w:themeFill="background1" w:themeFillShade="F2"/>
+        <w:spacing w:after="0" w:line="480" w:lineRule="auto"/>
+        <w:rPr>
+          <w:rFonts w:ascii="Georgia Pro" w:eastAsia="Georgia Pro" w:hAnsi="Georgia Pro" w:cs="Georgia Pro"/>
+          <w:color w:val="000000" w:themeColor="text1"/>
+        </w:rPr>
+      </w:pPr>
+      <w:proofErr w:type="spellStart"/>
+      <w:r>
+        <w:rPr>
+          <w:rFonts w:ascii="Georgia Pro" w:eastAsia="Georgia Pro" w:hAnsi="Georgia Pro" w:cs="Georgia Pro"/>
+          <w:color w:val="000000" w:themeColor="text1"/>
+        </w:rPr>
+        <w:t>az</w:t>
+      </w:r>
+      <w:proofErr w:type="spellEnd"/>
+      <w:r>
+        <w:rPr>
+          <w:rFonts w:ascii="Georgia Pro" w:eastAsia="Georgia Pro" w:hAnsi="Georgia Pro" w:cs="Georgia Pro"/>
+          <w:color w:val="000000" w:themeColor="text1"/>
+        </w:rPr>
+        <w:t xml:space="preserve"> network </w:t>
+      </w:r>
+      <w:proofErr w:type="spellStart"/>
+      <w:r>
+        <w:rPr>
+          <w:rFonts w:ascii="Georgia Pro" w:eastAsia="Georgia Pro" w:hAnsi="Georgia Pro" w:cs="Georgia Pro"/>
+          <w:color w:val="000000" w:themeColor="text1"/>
+        </w:rPr>
+        <w:t>nic</w:t>
+      </w:r>
+      <w:proofErr w:type="spellEnd"/>
+      <w:r>
+        <w:rPr>
+          <w:rFonts w:ascii="Georgia Pro" w:eastAsia="Georgia Pro" w:hAnsi="Georgia Pro" w:cs="Georgia Pro"/>
+          <w:color w:val="000000" w:themeColor="text1"/>
+        </w:rPr>
+        <w:t xml:space="preserve"> </w:t>
+      </w:r>
+      <w:proofErr w:type="spellStart"/>
+      <w:r>
+        <w:rPr>
+          <w:rFonts w:ascii="Georgia Pro" w:eastAsia="Georgia Pro" w:hAnsi="Georgia Pro" w:cs="Georgia Pro"/>
+          <w:color w:val="000000" w:themeColor="text1"/>
+        </w:rPr>
+        <w:t>ip</w:t>
+      </w:r>
+      <w:proofErr w:type="spellEnd"/>
+      <w:r>
+        <w:rPr>
+          <w:rFonts w:ascii="Georgia Pro" w:eastAsia="Georgia Pro" w:hAnsi="Georgia Pro" w:cs="Georgia Pro"/>
+          <w:color w:val="000000" w:themeColor="text1"/>
+        </w:rPr>
+        <w:t>-config address-pool add \</w:t>
+      </w:r>
+      <w:r>
+        <w:rPr>
+          <w:rFonts w:ascii="Georgia Pro" w:eastAsia="Georgia Pro" w:hAnsi="Georgia Pro" w:cs="Georgia Pro"/>
+          <w:color w:val="000000" w:themeColor="text1"/>
+        </w:rPr>
+        <w:br/>
+        <w:t xml:space="preserve">--address-pool </w:t>
+      </w:r>
+      <w:proofErr w:type="spellStart"/>
+      <w:r>
+        <w:rPr>
+          <w:rFonts w:ascii="Georgia Pro" w:eastAsia="Georgia Pro" w:hAnsi="Georgia Pro" w:cs="Georgia Pro"/>
+          <w:color w:val="000000" w:themeColor="text1"/>
+        </w:rPr>
+        <w:t>myBackEndPool</w:t>
+      </w:r>
+      <w:proofErr w:type="spellEnd"/>
+      <w:r>
+        <w:rPr>
+          <w:rFonts w:ascii="Georgia Pro" w:eastAsia="Georgia Pro" w:hAnsi="Georgia Pro" w:cs="Georgia Pro"/>
+          <w:color w:val="000000" w:themeColor="text1"/>
+        </w:rPr>
+        <w:t xml:space="preserve"> \</w:t>
+      </w:r>
+      <w:r>
+        <w:rPr>
+          <w:rFonts w:ascii="Georgia Pro" w:eastAsia="Georgia Pro" w:hAnsi="Georgia Pro" w:cs="Georgia Pro"/>
+          <w:color w:val="000000" w:themeColor="text1"/>
+        </w:rPr>
+        <w:br/>
+        <w:t>--</w:t>
+      </w:r>
+      <w:proofErr w:type="spellStart"/>
+      <w:r>
+        <w:rPr>
+          <w:rFonts w:ascii="Georgia Pro" w:eastAsia="Georgia Pro" w:hAnsi="Georgia Pro" w:cs="Georgia Pro"/>
+          <w:color w:val="000000" w:themeColor="text1"/>
+        </w:rPr>
+        <w:t>ip</w:t>
+      </w:r>
+      <w:proofErr w:type="spellEnd"/>
+      <w:r>
+        <w:rPr>
+          <w:rFonts w:ascii="Georgia Pro" w:eastAsia="Georgia Pro" w:hAnsi="Georgia Pro" w:cs="Georgia Pro"/>
+          <w:color w:val="000000" w:themeColor="text1"/>
+        </w:rPr>
+        <w:t>-config-name $IPCONFIG1 \</w:t>
+      </w:r>
+      <w:r>
+        <w:rPr>
+          <w:rFonts w:ascii="Georgia Pro" w:eastAsia="Georgia Pro" w:hAnsi="Georgia Pro" w:cs="Georgia Pro"/>
+          <w:color w:val="000000" w:themeColor="text1"/>
+        </w:rPr>
+        <w:br/>
+        <w:t>--</w:t>
+      </w:r>
+      <w:proofErr w:type="spellStart"/>
+      <w:r>
+        <w:rPr>
+          <w:rFonts w:ascii="Georgia Pro" w:eastAsia="Georgia Pro" w:hAnsi="Georgia Pro" w:cs="Georgia Pro"/>
+          <w:color w:val="000000" w:themeColor="text1"/>
+        </w:rPr>
+        <w:t>nic</w:t>
+      </w:r>
+      <w:proofErr w:type="spellEnd"/>
+      <w:r>
+        <w:rPr>
+          <w:rFonts w:ascii="Georgia Pro" w:eastAsia="Georgia Pro" w:hAnsi="Georgia Pro" w:cs="Georgia Pro"/>
+          <w:color w:val="000000" w:themeColor="text1"/>
+        </w:rPr>
+        <w:t>-name $NIC1 \</w:t>
+      </w:r>
+      <w:r>
+        <w:rPr>
+          <w:rFonts w:ascii="Georgia Pro" w:eastAsia="Georgia Pro" w:hAnsi="Georgia Pro" w:cs="Georgia Pro"/>
+          <w:color w:val="000000" w:themeColor="text1"/>
+        </w:rPr>
+        <w:br/>
+        <w:t>--resource-group $RESOURCE_GROUP \</w:t>
+      </w:r>
+      <w:r>
+        <w:rPr>
+          <w:rFonts w:ascii="Georgia Pro" w:eastAsia="Georgia Pro" w:hAnsi="Georgia Pro" w:cs="Georgia Pro"/>
+          <w:color w:val="000000" w:themeColor="text1"/>
+        </w:rPr>
+        <w:br/>
+        <w:t>--</w:t>
+      </w:r>
+      <w:proofErr w:type="spellStart"/>
+      <w:r>
+        <w:rPr>
+          <w:rFonts w:ascii="Georgia Pro" w:eastAsia="Georgia Pro" w:hAnsi="Georgia Pro" w:cs="Georgia Pro"/>
+          <w:color w:val="000000" w:themeColor="text1"/>
+        </w:rPr>
+        <w:t>lb</w:t>
+      </w:r>
+      <w:proofErr w:type="spellEnd"/>
+      <w:r>
+        <w:rPr>
+          <w:rFonts w:ascii="Georgia Pro" w:eastAsia="Georgia Pro" w:hAnsi="Georgia Pro" w:cs="Georgia Pro"/>
+          <w:color w:val="000000" w:themeColor="text1"/>
+        </w:rPr>
+        <w:t>-name $LB_NAME</w:t>
+      </w:r>
+    </w:p>
+    <w:p>
+      <w:pPr>
+        <w:spacing w:after="0" w:line="480" w:lineRule="auto"/>
+        <w:rPr>
+          <w:rFonts w:ascii="Georgia Pro" w:eastAsia="Georgia Pro" w:hAnsi="Georgia Pro" w:cs="Georgia Pro"/>
+          <w:color w:val="000000" w:themeColor="text1"/>
+        </w:rPr>
+      </w:pPr>
+      <w:r>
+        <w:rPr>
+          <w:rFonts w:ascii="Georgia Pro" w:eastAsia="Georgia Pro" w:hAnsi="Georgia Pro" w:cs="Georgia Pro"/>
+          <w:color w:val="000000" w:themeColor="text1"/>
+        </w:rPr>
+        <w:pict w14:anchorId="7836DEFA">
+          <v:rect id="_x0000_i1208" style="width:0;height:1.5pt" o:hralign="center" o:hrstd="t" o:hr="t" fillcolor="#a0a0a0" stroked="f"/>
+        </w:pict>
+      </w:r>
+    </w:p>
+    <w:p>
+      <w:pPr>
+        <w:spacing w:after="0" w:line="480" w:lineRule="auto"/>
+        <w:rPr>
+          <w:rFonts w:ascii="Georgia Pro" w:eastAsia="Georgia Pro" w:hAnsi="Georgia Pro" w:cs="Georgia Pro"/>
+          <w:b/>
+          <w:bCs/>
+          <w:color w:val="000000" w:themeColor="text1"/>
+        </w:rPr>
+      </w:pPr>
+      <w:r>
+        <w:rPr>
+          <w:rFonts w:ascii="Georgia Pro" w:eastAsia="Georgia Pro" w:hAnsi="Georgia Pro" w:cs="Georgia Pro"/>
+          <w:b/>
+          <w:bCs/>
+          <w:color w:val="000000" w:themeColor="text1"/>
+        </w:rPr>
+        <w:t>Step 15: Add VM2 to Backend Pool</w:t>
+      </w:r>
+    </w:p>
+    <w:p>
+      <w:pPr>
+        <w:pBdr>
+          <w:top w:val="single" w:sz="4" w:space="1" w:color="auto"/>
+          <w:left w:val="single" w:sz="4" w:space="4" w:color="auto"/>
+          <w:bottom w:val="single" w:sz="4" w:space="1" w:color="auto"/>
+          <w:right w:val="single" w:sz="4" w:space="4" w:color="auto"/>
+        </w:pBdr>
+        <w:shd w:val="clear" w:color="auto" w:fill="F2F2F2" w:themeFill="background1" w:themeFillShade="F2"/>
+        <w:spacing w:after="0" w:line="480" w:lineRule="auto"/>
+        <w:rPr>
+          <w:rFonts w:ascii="Georgia Pro" w:eastAsia="Georgia Pro" w:hAnsi="Georgia Pro" w:cs="Georgia Pro"/>
+          <w:color w:val="000000" w:themeColor="text1"/>
+        </w:rPr>
+      </w:pPr>
+      <w:proofErr w:type="spellStart"/>
+      <w:r>
+        <w:rPr>
+          <w:rFonts w:ascii="Georgia Pro" w:eastAsia="Georgia Pro" w:hAnsi="Georgia Pro" w:cs="Georgia Pro"/>
+          <w:color w:val="000000" w:themeColor="text1"/>
+        </w:rPr>
+        <w:t>az</w:t>
+      </w:r>
+      <w:proofErr w:type="spellEnd"/>
+      <w:r>
+        <w:rPr>
+          <w:rFonts w:ascii="Georgia Pro" w:eastAsia="Georgia Pro" w:hAnsi="Georgia Pro" w:cs="Georgia Pro"/>
+          <w:color w:val="000000" w:themeColor="text1"/>
+        </w:rPr>
+        <w:t xml:space="preserve"> network </w:t>
+      </w:r>
+      <w:proofErr w:type="spellStart"/>
+      <w:r>
+        <w:rPr>
+          <w:rFonts w:ascii="Georgia Pro" w:eastAsia="Georgia Pro" w:hAnsi="Georgia Pro" w:cs="Georgia Pro"/>
+          <w:color w:val="000000" w:themeColor="text1"/>
+        </w:rPr>
+        <w:t>nic</w:t>
+      </w:r>
+      <w:proofErr w:type="spellEnd"/>
+      <w:r>
+        <w:rPr>
+          <w:rFonts w:ascii="Georgia Pro" w:eastAsia="Georgia Pro" w:hAnsi="Georgia Pro" w:cs="Georgia Pro"/>
+          <w:color w:val="000000" w:themeColor="text1"/>
+        </w:rPr>
+        <w:t xml:space="preserve"> </w:t>
+      </w:r>
+      <w:proofErr w:type="spellStart"/>
+      <w:r>
+        <w:rPr>
+          <w:rFonts w:ascii="Georgia Pro" w:eastAsia="Georgia Pro" w:hAnsi="Georgia Pro" w:cs="Georgia Pro"/>
+          <w:color w:val="000000" w:themeColor="text1"/>
+        </w:rPr>
+        <w:t>ip</w:t>
+      </w:r>
+      <w:proofErr w:type="spellEnd"/>
+      <w:r>
+        <w:rPr>
+          <w:rFonts w:ascii="Georgia Pro" w:eastAsia="Georgia Pro" w:hAnsi="Georgia Pro" w:cs="Georgia Pro"/>
+          <w:color w:val="000000" w:themeColor="text1"/>
+        </w:rPr>
+        <w:t>-config address-pool add \</w:t>
+      </w:r>
+      <w:r>
+        <w:rPr>
+          <w:rFonts w:ascii="Georgia Pro" w:eastAsia="Georgia Pro" w:hAnsi="Georgia Pro" w:cs="Georgia Pro"/>
+          <w:color w:val="000000" w:themeColor="text1"/>
+        </w:rPr>
+        <w:br/>
+        <w:t xml:space="preserve">--address-pool </w:t>
+      </w:r>
+      <w:proofErr w:type="spellStart"/>
+      <w:r>
+        <w:rPr>
+          <w:rFonts w:ascii="Georgia Pro" w:eastAsia="Georgia Pro" w:hAnsi="Georgia Pro" w:cs="Georgia Pro"/>
+          <w:color w:val="000000" w:themeColor="text1"/>
+        </w:rPr>
+        <w:t>myBackEndPool</w:t>
+      </w:r>
+      <w:proofErr w:type="spellEnd"/>
+      <w:r>
+        <w:rPr>
+          <w:rFonts w:ascii="Georgia Pro" w:eastAsia="Georgia Pro" w:hAnsi="Georgia Pro" w:cs="Georgia Pro"/>
+          <w:color w:val="000000" w:themeColor="text1"/>
+        </w:rPr>
+        <w:t xml:space="preserve"> \</w:t>
+      </w:r>
+      <w:r>
+        <w:rPr>
+          <w:rFonts w:ascii="Georgia Pro" w:eastAsia="Georgia Pro" w:hAnsi="Georgia Pro" w:cs="Georgia Pro"/>
+          <w:color w:val="000000" w:themeColor="text1"/>
+        </w:rPr>
+        <w:br/>
+        <w:t>--</w:t>
+      </w:r>
+      <w:proofErr w:type="spellStart"/>
+      <w:r>
+        <w:rPr>
+          <w:rFonts w:ascii="Georgia Pro" w:eastAsia="Georgia Pro" w:hAnsi="Georgia Pro" w:cs="Georgia Pro"/>
+          <w:color w:val="000000" w:themeColor="text1"/>
+        </w:rPr>
+        <w:t>ip</w:t>
+      </w:r>
+      <w:proofErr w:type="spellEnd"/>
+      <w:r>
+        <w:rPr>
+          <w:rFonts w:ascii="Georgia Pro" w:eastAsia="Georgia Pro" w:hAnsi="Georgia Pro" w:cs="Georgia Pro"/>
+          <w:color w:val="000000" w:themeColor="text1"/>
+        </w:rPr>
+        <w:t>-config-name $IPCONFIG2 \</w:t>
+      </w:r>
+      <w:r>
+        <w:rPr>
+          <w:rFonts w:ascii="Georgia Pro" w:eastAsia="Georgia Pro" w:hAnsi="Georgia Pro" w:cs="Georgia Pro"/>
+          <w:color w:val="000000" w:themeColor="text1"/>
+        </w:rPr>
+        <w:br/>
+        <w:t>--</w:t>
+      </w:r>
+      <w:proofErr w:type="spellStart"/>
+      <w:r>
+        <w:rPr>
+          <w:rFonts w:ascii="Georgia Pro" w:eastAsia="Georgia Pro" w:hAnsi="Georgia Pro" w:cs="Georgia Pro"/>
+          <w:color w:val="000000" w:themeColor="text1"/>
+        </w:rPr>
+        <w:t>nic</w:t>
+      </w:r>
+      <w:proofErr w:type="spellEnd"/>
+      <w:r>
+        <w:rPr>
+          <w:rFonts w:ascii="Georgia Pro" w:eastAsia="Georgia Pro" w:hAnsi="Georgia Pro" w:cs="Georgia Pro"/>
+          <w:color w:val="000000" w:themeColor="text1"/>
+        </w:rPr>
+        <w:t>-name $NIC2 \</w:t>
+      </w:r>
+      <w:r>
+        <w:rPr>
+          <w:rFonts w:ascii="Georgia Pro" w:eastAsia="Georgia Pro" w:hAnsi="Georgia Pro" w:cs="Georgia Pro"/>
+          <w:color w:val="000000" w:themeColor="text1"/>
+        </w:rPr>
+        <w:br/>
+        <w:t>--resource-group $RESOURCE_GROUP \</w:t>
+      </w:r>
+      <w:r>
+        <w:rPr>
+          <w:rFonts w:ascii="Georgia Pro" w:eastAsia="Georgia Pro" w:hAnsi="Georgia Pro" w:cs="Georgia Pro"/>
+          <w:color w:val="000000" w:themeColor="text1"/>
+        </w:rPr>
+        <w:br/>
+        <w:t>--</w:t>
+      </w:r>
+      <w:proofErr w:type="spellStart"/>
+      <w:r>
+        <w:rPr>
+          <w:rFonts w:ascii="Georgia Pro" w:eastAsia="Georgia Pro" w:hAnsi="Georgia Pro" w:cs="Georgia Pro"/>
+          <w:color w:val="000000" w:themeColor="text1"/>
+        </w:rPr>
+        <w:t>lb</w:t>
+      </w:r>
+      <w:proofErr w:type="spellEnd"/>
+      <w:r>
+        <w:rPr>
+          <w:rFonts w:ascii="Georgia Pro" w:eastAsia="Georgia Pro" w:hAnsi="Georgia Pro" w:cs="Georgia Pro"/>
+          <w:color w:val="000000" w:themeColor="text1"/>
+        </w:rPr>
+        <w:t>-name $LB_NAME</w:t>
+      </w:r>
+    </w:p>
+    <w:p>
+      <w:pPr>
+        <w:spacing w:after="0" w:line="480" w:lineRule="auto"/>
+        <w:rPr>
+          <w:rFonts w:ascii="Georgia Pro" w:eastAsia="Georgia Pro" w:hAnsi="Georgia Pro" w:cs="Georgia Pro"/>
+          <w:color w:val="000000" w:themeColor="text1"/>
+        </w:rPr>
+      </w:pPr>
+      <w:r>
+        <w:rPr>
+          <w:rFonts w:ascii="Georgia Pro" w:eastAsia="Georgia Pro" w:hAnsi="Georgia Pro" w:cs="Georgia Pro"/>
+          <w:color w:val="000000" w:themeColor="text1"/>
+        </w:rPr>
+        <w:pict w14:anchorId="6C15276F">
+          <v:rect id="_x0000_i1209" style="width:0;height:1.5pt" o:hralign="center" o:hrstd="t" o:hr="t" fillcolor="#a0a0a0" stroked="f"/>
+        </w:pict>
+      </w:r>
+    </w:p>
+    <w:p>
+      <w:pPr>
+        <w:spacing w:after="0" w:line="480" w:lineRule="auto"/>
+        <w:rPr>
+          <w:rFonts w:ascii="Georgia Pro" w:eastAsia="Georgia Pro" w:hAnsi="Georgia Pro" w:cs="Georgia Pro"/>
+          <w:b/>
+          <w:bCs/>
+          <w:color w:val="000000" w:themeColor="text1"/>
+        </w:rPr>
+      </w:pPr>
+    </w:p>
+    <w:p>
+      <w:pPr>
+        <w:spacing w:after="0" w:line="480" w:lineRule="auto"/>
+        <w:rPr>
+          <w:rFonts w:ascii="Georgia Pro" w:eastAsia="Georgia Pro" w:hAnsi="Georgia Pro" w:cs="Georgia Pro"/>
+          <w:b/>
+          <w:bCs/>
+          <w:color w:val="000000" w:themeColor="text1"/>
+        </w:rPr>
+      </w:pPr>
+    </w:p>
+    <w:p>
+      <w:pPr>
+        <w:spacing w:after="0" w:line="480" w:lineRule="auto"/>
+        <w:rPr>
+          <w:rFonts w:ascii="Georgia Pro" w:eastAsia="Georgia Pro" w:hAnsi="Georgia Pro" w:cs="Georgia Pro"/>
+          <w:b/>
+          <w:bCs/>
+          <w:color w:val="000000" w:themeColor="text1"/>
+        </w:rPr>
+      </w:pPr>
+      <w:r>
+        <w:rPr>
+          <w:rFonts w:ascii="Georgia Pro" w:eastAsia="Georgia Pro" w:hAnsi="Georgia Pro" w:cs="Georgia Pro"/>
+          <w:b/>
+          <w:bCs/>
+          <w:color w:val="000000" w:themeColor="text1"/>
+        </w:rPr>
+        <w:t>Step 16: Create Health Probe</w:t>
+      </w:r>
+    </w:p>
+    <w:p>
+      <w:pPr>
+        <w:pBdr>
+          <w:top w:val="single" w:sz="4" w:space="1" w:color="auto"/>
+          <w:left w:val="single" w:sz="4" w:space="4" w:color="auto"/>
+          <w:bottom w:val="single" w:sz="4" w:space="1" w:color="auto"/>
+          <w:right w:val="single" w:sz="4" w:space="4" w:color="auto"/>
+        </w:pBdr>
+        <w:shd w:val="clear" w:color="auto" w:fill="F2F2F2" w:themeFill="background1" w:themeFillShade="F2"/>
+        <w:spacing w:after="0" w:line="480" w:lineRule="auto"/>
+        <w:rPr>
+          <w:rFonts w:ascii="Georgia Pro" w:eastAsia="Georgia Pro" w:hAnsi="Georgia Pro" w:cs="Georgia Pro"/>
+          <w:color w:val="000000" w:themeColor="text1"/>
+        </w:rPr>
+      </w:pPr>
+      <w:proofErr w:type="spellStart"/>
+      <w:r>
+        <w:rPr>
+          <w:rFonts w:ascii="Georgia Pro" w:eastAsia="Georgia Pro" w:hAnsi="Georgia Pro" w:cs="Georgia Pro"/>
+          <w:color w:val="000000" w:themeColor="text1"/>
+        </w:rPr>
+        <w:t>az</w:t>
+      </w:r>
+      <w:proofErr w:type="spellEnd"/>
+      <w:r>
+        <w:rPr>
+          <w:rFonts w:ascii="Georgia Pro" w:eastAsia="Georgia Pro" w:hAnsi="Georgia Pro" w:cs="Georgia Pro"/>
+          <w:color w:val="000000" w:themeColor="text1"/>
+        </w:rPr>
+        <w:t xml:space="preserve"> network </w:t>
+      </w:r>
+      <w:proofErr w:type="spellStart"/>
+      <w:r>
+        <w:rPr>
+          <w:rFonts w:ascii="Georgia Pro" w:eastAsia="Georgia Pro" w:hAnsi="Georgia Pro" w:cs="Georgia Pro"/>
+          <w:color w:val="000000" w:themeColor="text1"/>
+        </w:rPr>
+        <w:t>lb</w:t>
+      </w:r>
+      <w:proofErr w:type="spellEnd"/>
+      <w:r>
+        <w:rPr>
+          <w:rFonts w:ascii="Georgia Pro" w:eastAsia="Georgia Pro" w:hAnsi="Georgia Pro" w:cs="Georgia Pro"/>
+          <w:color w:val="000000" w:themeColor="text1"/>
+        </w:rPr>
+        <w:t xml:space="preserve"> probe create \</w:t>
+      </w:r>
+      <w:r>
+        <w:rPr>
+          <w:rFonts w:ascii="Georgia Pro" w:eastAsia="Georgia Pro" w:hAnsi="Georgia Pro" w:cs="Georgia Pro"/>
+          <w:color w:val="000000" w:themeColor="text1"/>
+        </w:rPr>
+        <w:br/>
+        <w:t>--resource-group $RESOURCE_GROUP \</w:t>
+      </w:r>
+      <w:r>
+        <w:rPr>
+          <w:rFonts w:ascii="Georgia Pro" w:eastAsia="Georgia Pro" w:hAnsi="Georgia Pro" w:cs="Georgia Pro"/>
+          <w:color w:val="000000" w:themeColor="text1"/>
+        </w:rPr>
+        <w:br/>
+        <w:t>--</w:t>
+      </w:r>
+      <w:proofErr w:type="spellStart"/>
+      <w:r>
+        <w:rPr>
+          <w:rFonts w:ascii="Georgia Pro" w:eastAsia="Georgia Pro" w:hAnsi="Georgia Pro" w:cs="Georgia Pro"/>
+          <w:color w:val="000000" w:themeColor="text1"/>
+        </w:rPr>
+        <w:t>lb</w:t>
+      </w:r>
+      <w:proofErr w:type="spellEnd"/>
+      <w:r>
+        <w:rPr>
+          <w:rFonts w:ascii="Georgia Pro" w:eastAsia="Georgia Pro" w:hAnsi="Georgia Pro" w:cs="Georgia Pro"/>
+          <w:color w:val="000000" w:themeColor="text1"/>
+        </w:rPr>
+        <w:t>-name $LB_NAME \</w:t>
+      </w:r>
+      <w:r>
+        <w:rPr>
+          <w:rFonts w:ascii="Georgia Pro" w:eastAsia="Georgia Pro" w:hAnsi="Georgia Pro" w:cs="Georgia Pro"/>
+          <w:color w:val="000000" w:themeColor="text1"/>
+        </w:rPr>
+        <w:br/>
+        <w:t xml:space="preserve">--name </w:t>
+      </w:r>
+      <w:proofErr w:type="spellStart"/>
+      <w:r>
+        <w:rPr>
+          <w:rFonts w:ascii="Georgia Pro" w:eastAsia="Georgia Pro" w:hAnsi="Georgia Pro" w:cs="Georgia Pro"/>
+          <w:color w:val="000000" w:themeColor="text1"/>
+        </w:rPr>
+        <w:t>httpProbe</w:t>
+      </w:r>
+      <w:proofErr w:type="spellEnd"/>
+      <w:r>
+        <w:rPr>
+          <w:rFonts w:ascii="Georgia Pro" w:eastAsia="Georgia Pro" w:hAnsi="Georgia Pro" w:cs="Georgia Pro"/>
+          <w:color w:val="000000" w:themeColor="text1"/>
+        </w:rPr>
+        <w:t xml:space="preserve"> \</w:t>
+      </w:r>
+      <w:r>
+        <w:rPr>
+          <w:rFonts w:ascii="Georgia Pro" w:eastAsia="Georgia Pro" w:hAnsi="Georgia Pro" w:cs="Georgia Pro"/>
+          <w:color w:val="000000" w:themeColor="text1"/>
+        </w:rPr>
+        <w:br/>
+        <w:t xml:space="preserve">--protocol </w:t>
+      </w:r>
+      <w:proofErr w:type="spellStart"/>
+      <w:r>
+        <w:rPr>
+          <w:rFonts w:ascii="Georgia Pro" w:eastAsia="Georgia Pro" w:hAnsi="Georgia Pro" w:cs="Georgia Pro"/>
+          <w:color w:val="000000" w:themeColor="text1"/>
+        </w:rPr>
+        <w:t>tcp</w:t>
+      </w:r>
+      <w:proofErr w:type="spellEnd"/>
+      <w:r>
+        <w:rPr>
+          <w:rFonts w:ascii="Georgia Pro" w:eastAsia="Georgia Pro" w:hAnsi="Georgia Pro" w:cs="Georgia Pro"/>
+          <w:color w:val="000000" w:themeColor="text1"/>
+        </w:rPr>
+        <w:t xml:space="preserve"> \</w:t>
+      </w:r>
+      <w:r>
+        <w:rPr>
+          <w:rFonts w:ascii="Georgia Pro" w:eastAsia="Georgia Pro" w:hAnsi="Georgia Pro" w:cs="Georgia Pro"/>
+          <w:color w:val="000000" w:themeColor="text1"/>
+        </w:rPr>
+        <w:br/>
+        <w:t>--port 80</w:t>
+      </w:r>
+    </w:p>
+    <w:p>
+      <w:pPr>
+        <w:spacing w:after="0" w:line="480" w:lineRule="auto"/>
+        <w:rPr>
+          <w:rFonts w:ascii="Georgia Pro" w:eastAsia="Georgia Pro" w:hAnsi="Georgia Pro" w:cs="Georgia Pro"/>
+          <w:color w:val="000000" w:themeColor="text1"/>
+        </w:rPr>
+      </w:pPr>
+      <w:r>
+        <w:rPr>
+          <w:rFonts w:ascii="Georgia Pro" w:eastAsia="Georgia Pro" w:hAnsi="Georgia Pro" w:cs="Georgia Pro"/>
+          <w:color w:val="000000" w:themeColor="text1"/>
+        </w:rPr>
+        <w:pict w14:anchorId="0296CF07">
+          <v:rect id="_x0000_i1210" style="width:0;height:1.5pt" o:hralign="center" o:hrstd="t" o:hr="t" fillcolor="#a0a0a0" stroked="f"/>
+        </w:pict>
+      </w:r>
+    </w:p>
+    <w:p>
+      <w:pPr>
+        <w:spacing w:after="0" w:line="480" w:lineRule="auto"/>
+        <w:rPr>
+          <w:rFonts w:ascii="Georgia Pro" w:eastAsia="Georgia Pro" w:hAnsi="Georgia Pro" w:cs="Georgia Pro"/>
+          <w:b/>
+          <w:bCs/>
+          <w:color w:val="000000" w:themeColor="text1"/>
+        </w:rPr>
+      </w:pPr>
+    </w:p>
+    <w:p>
+      <w:pPr>
+        <w:spacing w:after="0" w:line="480" w:lineRule="auto"/>
+        <w:rPr>
+          <w:rFonts w:ascii="Georgia Pro" w:eastAsia="Georgia Pro" w:hAnsi="Georgia Pro" w:cs="Georgia Pro"/>
+          <w:b/>
+          <w:bCs/>
+          <w:color w:val="000000" w:themeColor="text1"/>
+        </w:rPr>
+      </w:pPr>
+      <w:r>
+        <w:rPr>
+          <w:rFonts w:ascii="Georgia Pro" w:eastAsia="Georgia Pro" w:hAnsi="Georgia Pro" w:cs="Georgia Pro"/>
+          <w:b/>
+          <w:bCs/>
+          <w:color w:val="000000" w:themeColor="text1"/>
+        </w:rPr>
+        <w:t>Step 17: Create Load Balancer Rule</w:t>
+      </w:r>
+    </w:p>
+    <w:p>
+      <w:pPr>
+        <w:pBdr>
+          <w:top w:val="single" w:sz="4" w:space="1" w:color="auto"/>
+          <w:left w:val="single" w:sz="4" w:space="4" w:color="auto"/>
+          <w:bottom w:val="single" w:sz="4" w:space="1" w:color="auto"/>
+          <w:right w:val="single" w:sz="4" w:space="4" w:color="auto"/>
+        </w:pBdr>
+        <w:shd w:val="clear" w:color="auto" w:fill="F2F2F2" w:themeFill="background1" w:themeFillShade="F2"/>
+        <w:spacing w:after="0" w:line="480" w:lineRule="auto"/>
+        <w:rPr>
+          <w:rFonts w:ascii="Georgia Pro" w:eastAsia="Georgia Pro" w:hAnsi="Georgia Pro" w:cs="Georgia Pro"/>
+          <w:color w:val="000000" w:themeColor="text1"/>
+        </w:rPr>
+      </w:pPr>
+      <w:proofErr w:type="spellStart"/>
+      <w:r>
+        <w:rPr>
+          <w:rFonts w:ascii="Georgia Pro" w:eastAsia="Georgia Pro" w:hAnsi="Georgia Pro" w:cs="Georgia Pro"/>
+          <w:color w:val="000000" w:themeColor="text1"/>
+        </w:rPr>
+        <w:t>az</w:t>
+      </w:r>
+      <w:proofErr w:type="spellEnd"/>
+      <w:r>
+        <w:rPr>
+          <w:rFonts w:ascii="Georgia Pro" w:eastAsia="Georgia Pro" w:hAnsi="Georgia Pro" w:cs="Georgia Pro"/>
+          <w:color w:val="000000" w:themeColor="text1"/>
+        </w:rPr>
+        <w:t xml:space="preserve"> network </w:t>
+      </w:r>
+      <w:proofErr w:type="spellStart"/>
+      <w:r>
+        <w:rPr>
+          <w:rFonts w:ascii="Georgia Pro" w:eastAsia="Georgia Pro" w:hAnsi="Georgia Pro" w:cs="Georgia Pro"/>
+          <w:color w:val="000000" w:themeColor="text1"/>
+        </w:rPr>
+        <w:t>lb</w:t>
+      </w:r>
+      <w:proofErr w:type="spellEnd"/>
+      <w:r>
+        <w:rPr>
+          <w:rFonts w:ascii="Georgia Pro" w:eastAsia="Georgia Pro" w:hAnsi="Georgia Pro" w:cs="Georgia Pro"/>
+          <w:color w:val="000000" w:themeColor="text1"/>
+        </w:rPr>
+        <w:t xml:space="preserve"> rule create \</w:t>
+      </w:r>
+      <w:r>
+        <w:rPr>
+          <w:rFonts w:ascii="Georgia Pro" w:eastAsia="Georgia Pro" w:hAnsi="Georgia Pro" w:cs="Georgia Pro"/>
+          <w:color w:val="000000" w:themeColor="text1"/>
+        </w:rPr>
+        <w:br/>
+        <w:t>--resource-group $RESOURCE_GROUP \</w:t>
+      </w:r>
+      <w:r>
+        <w:rPr>
+          <w:rFonts w:ascii="Georgia Pro" w:eastAsia="Georgia Pro" w:hAnsi="Georgia Pro" w:cs="Georgia Pro"/>
+          <w:color w:val="000000" w:themeColor="text1"/>
+        </w:rPr>
+        <w:br/>
+        <w:t>--</w:t>
+      </w:r>
+      <w:proofErr w:type="spellStart"/>
+      <w:r>
+        <w:rPr>
+          <w:rFonts w:ascii="Georgia Pro" w:eastAsia="Georgia Pro" w:hAnsi="Georgia Pro" w:cs="Georgia Pro"/>
+          <w:color w:val="000000" w:themeColor="text1"/>
+        </w:rPr>
+        <w:t>lb</w:t>
+      </w:r>
+      <w:proofErr w:type="spellEnd"/>
+      <w:r>
+        <w:rPr>
+          <w:rFonts w:ascii="Georgia Pro" w:eastAsia="Georgia Pro" w:hAnsi="Georgia Pro" w:cs="Georgia Pro"/>
+          <w:color w:val="000000" w:themeColor="text1"/>
+        </w:rPr>
+        <w:t>-name $LB_NAME \</w:t>
+      </w:r>
+      <w:r>
+        <w:rPr>
+          <w:rFonts w:ascii="Georgia Pro" w:eastAsia="Georgia Pro" w:hAnsi="Georgia Pro" w:cs="Georgia Pro"/>
+          <w:color w:val="000000" w:themeColor="text1"/>
+        </w:rPr>
+        <w:br/>
+        <w:t xml:space="preserve">--name </w:t>
+      </w:r>
+      <w:proofErr w:type="spellStart"/>
+      <w:r>
+        <w:rPr>
+          <w:rFonts w:ascii="Georgia Pro" w:eastAsia="Georgia Pro" w:hAnsi="Georgia Pro" w:cs="Georgia Pro"/>
+          <w:color w:val="000000" w:themeColor="text1"/>
+        </w:rPr>
+        <w:t>httpRule</w:t>
+      </w:r>
+      <w:proofErr w:type="spellEnd"/>
+      <w:r>
+        <w:rPr>
+          <w:rFonts w:ascii="Georgia Pro" w:eastAsia="Georgia Pro" w:hAnsi="Georgia Pro" w:cs="Georgia Pro"/>
+          <w:color w:val="000000" w:themeColor="text1"/>
+        </w:rPr>
+        <w:t xml:space="preserve"> \</w:t>
+      </w:r>
+      <w:r>
+        <w:rPr>
+          <w:rFonts w:ascii="Georgia Pro" w:eastAsia="Georgia Pro" w:hAnsi="Georgia Pro" w:cs="Georgia Pro"/>
+          <w:color w:val="000000" w:themeColor="text1"/>
+        </w:rPr>
+        <w:br/>
+        <w:t xml:space="preserve">--protocol </w:t>
+      </w:r>
+      <w:proofErr w:type="spellStart"/>
+      <w:r>
+        <w:rPr>
+          <w:rFonts w:ascii="Georgia Pro" w:eastAsia="Georgia Pro" w:hAnsi="Georgia Pro" w:cs="Georgia Pro"/>
+          <w:color w:val="000000" w:themeColor="text1"/>
+        </w:rPr>
+        <w:t>tcp</w:t>
+      </w:r>
+      <w:proofErr w:type="spellEnd"/>
+      <w:r>
+        <w:rPr>
+          <w:rFonts w:ascii="Georgia Pro" w:eastAsia="Georgia Pro" w:hAnsi="Georgia Pro" w:cs="Georgia Pro"/>
+          <w:color w:val="000000" w:themeColor="text1"/>
+        </w:rPr>
+        <w:t xml:space="preserve"> \</w:t>
+      </w:r>
+      <w:r>
+        <w:rPr>
+          <w:rFonts w:ascii="Georgia Pro" w:eastAsia="Georgia Pro" w:hAnsi="Georgia Pro" w:cs="Georgia Pro"/>
+          <w:color w:val="000000" w:themeColor="text1"/>
+        </w:rPr>
+        <w:br/>
+        <w:t>--frontend-port 80 \</w:t>
+      </w:r>
+      <w:r>
+        <w:rPr>
+          <w:rFonts w:ascii="Georgia Pro" w:eastAsia="Georgia Pro" w:hAnsi="Georgia Pro" w:cs="Georgia Pro"/>
+          <w:color w:val="000000" w:themeColor="text1"/>
+        </w:rPr>
+        <w:br/>
+        <w:t>--backend-port 80 \</w:t>
+      </w:r>
+      <w:r>
+        <w:rPr>
+          <w:rFonts w:ascii="Georgia Pro" w:eastAsia="Georgia Pro" w:hAnsi="Georgia Pro" w:cs="Georgia Pro"/>
+          <w:color w:val="000000" w:themeColor="text1"/>
+        </w:rPr>
+        <w:br/>
+        <w:t>--frontend-</w:t>
+      </w:r>
+      <w:proofErr w:type="spellStart"/>
+      <w:r>
+        <w:rPr>
+          <w:rFonts w:ascii="Georgia Pro" w:eastAsia="Georgia Pro" w:hAnsi="Georgia Pro" w:cs="Georgia Pro"/>
+          <w:color w:val="000000" w:themeColor="text1"/>
+        </w:rPr>
+        <w:t>ip</w:t>
+      </w:r>
+      <w:proofErr w:type="spellEnd"/>
+      <w:r>
+        <w:rPr>
+          <w:rFonts w:ascii="Georgia Pro" w:eastAsia="Georgia Pro" w:hAnsi="Georgia Pro" w:cs="Georgia Pro"/>
+          <w:color w:val="000000" w:themeColor="text1"/>
+        </w:rPr>
+        <w:t xml:space="preserve">-name </w:t>
+      </w:r>
+      <w:proofErr w:type="spellStart"/>
+      <w:r>
+        <w:rPr>
+          <w:rFonts w:ascii="Georgia Pro" w:eastAsia="Georgia Pro" w:hAnsi="Georgia Pro" w:cs="Georgia Pro"/>
+          <w:color w:val="000000" w:themeColor="text1"/>
+        </w:rPr>
+        <w:t>myFrontEnd</w:t>
+      </w:r>
+      <w:proofErr w:type="spellEnd"/>
+      <w:r>
+        <w:rPr>
+          <w:rFonts w:ascii="Georgia Pro" w:eastAsia="Georgia Pro" w:hAnsi="Georgia Pro" w:cs="Georgia Pro"/>
+          <w:color w:val="000000" w:themeColor="text1"/>
+        </w:rPr>
+        <w:t xml:space="preserve"> \</w:t>
+      </w:r>
+      <w:r>
+        <w:rPr>
+          <w:rFonts w:ascii="Georgia Pro" w:eastAsia="Georgia Pro" w:hAnsi="Georgia Pro" w:cs="Georgia Pro"/>
+          <w:color w:val="000000" w:themeColor="text1"/>
+        </w:rPr>
+        <w:br/>
+        <w:t xml:space="preserve">--backend-pool-name </w:t>
+      </w:r>
+      <w:proofErr w:type="spellStart"/>
+      <w:r>
+        <w:rPr>
+          <w:rFonts w:ascii="Georgia Pro" w:eastAsia="Georgia Pro" w:hAnsi="Georgia Pro" w:cs="Georgia Pro"/>
+          <w:color w:val="000000" w:themeColor="text1"/>
+        </w:rPr>
+        <w:t>myBackEndPool</w:t>
+      </w:r>
+      <w:proofErr w:type="spellEnd"/>
+      <w:r>
+        <w:rPr>
+          <w:rFonts w:ascii="Georgia Pro" w:eastAsia="Georgia Pro" w:hAnsi="Georgia Pro" w:cs="Georgia Pro"/>
+          <w:color w:val="000000" w:themeColor="text1"/>
+        </w:rPr>
+        <w:t xml:space="preserve"> \</w:t>
+      </w:r>
+      <w:r>
+        <w:rPr>
+          <w:rFonts w:ascii="Georgia Pro" w:eastAsia="Georgia Pro" w:hAnsi="Georgia Pro" w:cs="Georgia Pro"/>
+          <w:color w:val="000000" w:themeColor="text1"/>
+        </w:rPr>
+        <w:br/>
+        <w:t xml:space="preserve">--probe-name </w:t>
+      </w:r>
+      <w:proofErr w:type="spellStart"/>
+      <w:r>
+        <w:rPr>
+          <w:rFonts w:ascii="Georgia Pro" w:eastAsia="Georgia Pro" w:hAnsi="Georgia Pro" w:cs="Georgia Pro"/>
+          <w:color w:val="000000" w:themeColor="text1"/>
+        </w:rPr>
+        <w:t>httpProbe</w:t>
+      </w:r>
+      <w:proofErr w:type="spellEnd"/>
+    </w:p>
+    <w:p>
+      <w:pPr>
+        <w:spacing w:after="0" w:line="480" w:lineRule="auto"/>
+        <w:rPr>
+          <w:rFonts w:ascii="Georgia Pro" w:eastAsia="Georgia Pro" w:hAnsi="Georgia Pro" w:cs="Georgia Pro"/>
+          <w:color w:val="000000" w:themeColor="text1"/>
+        </w:rPr>
+      </w:pPr>
+      <w:r>
+        <w:rPr>
+          <w:rFonts w:ascii="Georgia Pro" w:eastAsia="Georgia Pro" w:hAnsi="Georgia Pro" w:cs="Georgia Pro"/>
+          <w:color w:val="000000" w:themeColor="text1"/>
+        </w:rPr>
+        <w:pict w14:anchorId="6E910333">
+          <v:rect id="_x0000_i1211" style="width:0;height:1.5pt" o:hralign="center" o:hrstd="t" o:hr="t" fillcolor="#a0a0a0" stroked="f"/>
+        </w:pict>
+      </w:r>
+    </w:p>
+    <w:p>
+      <w:pPr>
+        <w:rPr>
+          <w:rFonts w:ascii="Georgia Pro" w:eastAsia="Georgia Pro" w:hAnsi="Georgia Pro" w:cs="Georgia Pro"/>
+          <w:b/>
+          <w:bCs/>
+          <w:color w:val="000000" w:themeColor="text1"/>
+        </w:rPr>
+      </w:pPr>
+      <w:r>
+        <w:rPr>
+          <w:rFonts w:ascii="Georgia Pro" w:eastAsia="Georgia Pro" w:hAnsi="Georgia Pro" w:cs="Georgia Pro"/>
+          <w:b/>
+          <w:bCs/>
+          <w:color w:val="000000" w:themeColor="text1"/>
+        </w:rPr>
+        <w:br w:type="page"/>
+      </w:r>
+    </w:p>
+    <w:p>
+      <w:pPr>
+        <w:spacing w:after="0" w:line="480" w:lineRule="auto"/>
+        <w:rPr>
+          <w:rFonts w:ascii="Georgia Pro" w:eastAsia="Georgia Pro" w:hAnsi="Georgia Pro" w:cs="Georgia Pro"/>
+          <w:b/>
+          <w:bCs/>
+          <w:color w:val="000000" w:themeColor="text1"/>
+        </w:rPr>
+      </w:pPr>
+      <w:r>
+        <w:rPr>
+          <w:rFonts w:ascii="Georgia Pro" w:eastAsia="Georgia Pro" w:hAnsi="Georgia Pro" w:cs="Georgia Pro"/>
+          <w:b/>
+          <w:bCs/>
+          <w:color w:val="000000" w:themeColor="text1"/>
+        </w:rPr>
+        <w:lastRenderedPageBreak/>
+        <w:t>Step 18: Get Load Balancer Public IP</w:t>
+      </w:r>
+    </w:p>
+    <w:p>
+      <w:pPr>
+        <w:pBdr>
+          <w:top w:val="single" w:sz="4" w:space="1" w:color="auto"/>
+          <w:left w:val="single" w:sz="4" w:space="4" w:color="auto"/>
+          <w:bottom w:val="single" w:sz="4" w:space="1" w:color="auto"/>
+          <w:right w:val="single" w:sz="4" w:space="4" w:color="auto"/>
+        </w:pBdr>
+        <w:shd w:val="clear" w:color="auto" w:fill="F2F2F2" w:themeFill="background1" w:themeFillShade="F2"/>
+        <w:spacing w:after="0" w:line="480" w:lineRule="auto"/>
+        <w:rPr>
+          <w:rFonts w:ascii="Georgia Pro" w:eastAsia="Georgia Pro" w:hAnsi="Georgia Pro" w:cs="Georgia Pro"/>
+          <w:color w:val="000000" w:themeColor="text1"/>
+        </w:rPr>
+      </w:pPr>
+      <w:proofErr w:type="spellStart"/>
+      <w:r>
+        <w:rPr>
+          <w:rFonts w:ascii="Georgia Pro" w:eastAsia="Georgia Pro" w:hAnsi="Georgia Pro" w:cs="Georgia Pro"/>
+          <w:color w:val="000000" w:themeColor="text1"/>
+        </w:rPr>
+        <w:t>az</w:t>
+      </w:r>
+      <w:proofErr w:type="spellEnd"/>
+      <w:r>
+        <w:rPr>
+          <w:rFonts w:ascii="Georgia Pro" w:eastAsia="Georgia Pro" w:hAnsi="Georgia Pro" w:cs="Georgia Pro"/>
+          <w:color w:val="000000" w:themeColor="text1"/>
+        </w:rPr>
+        <w:t xml:space="preserve"> network public-</w:t>
+      </w:r>
+      <w:proofErr w:type="spellStart"/>
+      <w:r>
+        <w:rPr>
+          <w:rFonts w:ascii="Georgia Pro" w:eastAsia="Georgia Pro" w:hAnsi="Georgia Pro" w:cs="Georgia Pro"/>
+          <w:color w:val="000000" w:themeColor="text1"/>
+        </w:rPr>
+        <w:t>ip</w:t>
+      </w:r>
+      <w:proofErr w:type="spellEnd"/>
+      <w:r>
+        <w:rPr>
+          <w:rFonts w:ascii="Georgia Pro" w:eastAsia="Georgia Pro" w:hAnsi="Georgia Pro" w:cs="Georgia Pro"/>
+          <w:color w:val="000000" w:themeColor="text1"/>
+        </w:rPr>
+        <w:t xml:space="preserve"> show \</w:t>
+      </w:r>
+      <w:r>
+        <w:rPr>
+          <w:rFonts w:ascii="Georgia Pro" w:eastAsia="Georgia Pro" w:hAnsi="Georgia Pro" w:cs="Georgia Pro"/>
+          <w:color w:val="000000" w:themeColor="text1"/>
+        </w:rPr>
+        <w:br/>
+        <w:t>--resource-group $RESOURCE_GROUP \</w:t>
+      </w:r>
+      <w:r>
+        <w:rPr>
+          <w:rFonts w:ascii="Georgia Pro" w:eastAsia="Georgia Pro" w:hAnsi="Georgia Pro" w:cs="Georgia Pro"/>
+          <w:color w:val="000000" w:themeColor="text1"/>
+        </w:rPr>
+        <w:br/>
+        <w:t xml:space="preserve">--name </w:t>
+      </w:r>
+      <w:proofErr w:type="spellStart"/>
+      <w:r>
+        <w:rPr>
+          <w:rFonts w:ascii="Georgia Pro" w:eastAsia="Georgia Pro" w:hAnsi="Georgia Pro" w:cs="Georgia Pro"/>
+          <w:color w:val="000000" w:themeColor="text1"/>
+        </w:rPr>
+        <w:t>lb</w:t>
+      </w:r>
+      <w:proofErr w:type="spellEnd"/>
+      <w:r>
+        <w:rPr>
+          <w:rFonts w:ascii="Georgia Pro" w:eastAsia="Georgia Pro" w:hAnsi="Georgia Pro" w:cs="Georgia Pro"/>
+          <w:color w:val="000000" w:themeColor="text1"/>
+        </w:rPr>
+        <w:t>-public-</w:t>
+      </w:r>
+      <w:proofErr w:type="spellStart"/>
+      <w:r>
+        <w:rPr>
+          <w:rFonts w:ascii="Georgia Pro" w:eastAsia="Georgia Pro" w:hAnsi="Georgia Pro" w:cs="Georgia Pro"/>
+          <w:color w:val="000000" w:themeColor="text1"/>
+        </w:rPr>
+        <w:t>ip</w:t>
+      </w:r>
+      <w:proofErr w:type="spellEnd"/>
+      <w:r>
+        <w:rPr>
+          <w:rFonts w:ascii="Georgia Pro" w:eastAsia="Georgia Pro" w:hAnsi="Georgia Pro" w:cs="Georgia Pro"/>
+          <w:color w:val="000000" w:themeColor="text1"/>
+        </w:rPr>
+        <w:t xml:space="preserve"> \</w:t>
+      </w:r>
+      <w:r>
+        <w:rPr>
+          <w:rFonts w:ascii="Georgia Pro" w:eastAsia="Georgia Pro" w:hAnsi="Georgia Pro" w:cs="Georgia Pro"/>
+          <w:color w:val="000000" w:themeColor="text1"/>
+        </w:rPr>
+        <w:br/>
+        <w:t xml:space="preserve">--query </w:t>
+      </w:r>
+      <w:proofErr w:type="spellStart"/>
+      <w:r>
+        <w:rPr>
+          <w:rFonts w:ascii="Georgia Pro" w:eastAsia="Georgia Pro" w:hAnsi="Georgia Pro" w:cs="Georgia Pro"/>
+          <w:color w:val="000000" w:themeColor="text1"/>
+        </w:rPr>
+        <w:t>ipAddress</w:t>
+      </w:r>
+      <w:proofErr w:type="spellEnd"/>
+      <w:r>
+        <w:rPr>
+          <w:rFonts w:ascii="Georgia Pro" w:eastAsia="Georgia Pro" w:hAnsi="Georgia Pro" w:cs="Georgia Pro"/>
+          <w:color w:val="000000" w:themeColor="text1"/>
+        </w:rPr>
+        <w:t xml:space="preserve"> \</w:t>
+      </w:r>
+      <w:r>
+        <w:rPr>
+          <w:rFonts w:ascii="Georgia Pro" w:eastAsia="Georgia Pro" w:hAnsi="Georgia Pro" w:cs="Georgia Pro"/>
+          <w:color w:val="000000" w:themeColor="text1"/>
+        </w:rPr>
+        <w:br/>
+        <w:t xml:space="preserve">-o </w:t>
+      </w:r>
+      <w:proofErr w:type="spellStart"/>
+      <w:r>
+        <w:rPr>
+          <w:rFonts w:ascii="Georgia Pro" w:eastAsia="Georgia Pro" w:hAnsi="Georgia Pro" w:cs="Georgia Pro"/>
+          <w:color w:val="000000" w:themeColor="text1"/>
+        </w:rPr>
+        <w:t>tsv</w:t>
+      </w:r>
+      <w:proofErr w:type="spellEnd"/>
+    </w:p>
+    <w:p>
+      <w:pPr>
+        <w:spacing w:after="0" w:line="480" w:lineRule="auto"/>
+        <w:rPr>
+          <w:rFonts w:ascii="Georgia Pro" w:eastAsia="Georgia Pro" w:hAnsi="Georgia Pro" w:cs="Georgia Pro"/>
+          <w:color w:val="000000" w:themeColor="text1"/>
+        </w:rPr>
+      </w:pPr>
+    </w:p>
+    <w:p>
+      <w:pPr>
+        <w:spacing w:after="0" w:line="480" w:lineRule="auto"/>
+        <w:rPr>
+          <w:rFonts w:ascii="Georgia Pro" w:eastAsia="Georgia Pro" w:hAnsi="Georgia Pro" w:cs="Georgia Pro"/>
+          <w:color w:val="000000" w:themeColor="text1"/>
+        </w:rPr>
+      </w:pPr>
+      <w:r>
+        <w:rPr>
+          <w:rFonts w:ascii="Georgia Pro" w:eastAsia="Georgia Pro" w:hAnsi="Georgia Pro" w:cs="Georgia Pro"/>
+          <w:color w:val="000000" w:themeColor="text1"/>
+        </w:rPr>
+        <w:t>Example Output:</w:t>
+      </w:r>
+    </w:p>
+    <w:p>
+      <w:pPr>
+        <w:spacing w:after="0" w:line="480" w:lineRule="auto"/>
+        <w:rPr>
+          <w:rFonts w:ascii="Georgia Pro" w:eastAsia="Georgia Pro" w:hAnsi="Georgia Pro" w:cs="Georgia Pro"/>
+          <w:color w:val="000000" w:themeColor="text1"/>
+        </w:rPr>
+      </w:pPr>
+      <w:r>
+        <w:rPr>
+          <w:rFonts w:ascii="Georgia Pro" w:eastAsia="Georgia Pro" w:hAnsi="Georgia Pro" w:cs="Georgia Pro"/>
+          <w:color w:val="000000" w:themeColor="text1"/>
+        </w:rPr>
+        <w:t>20.xx.xx.xx</w:t>
+      </w:r>
+    </w:p>
+    <w:p>
+      <w:pPr>
+        <w:spacing w:after="0" w:line="480" w:lineRule="auto"/>
+        <w:rPr>
+          <w:rFonts w:ascii="Georgia Pro" w:eastAsia="Georgia Pro" w:hAnsi="Georgia Pro" w:cs="Georgia Pro"/>
+          <w:color w:val="000000" w:themeColor="text1"/>
+        </w:rPr>
+      </w:pPr>
+      <w:r>
+        <w:rPr>
+          <w:rFonts w:ascii="Georgia Pro" w:eastAsia="Georgia Pro" w:hAnsi="Georgia Pro" w:cs="Georgia Pro"/>
+          <w:color w:val="000000" w:themeColor="text1"/>
+        </w:rPr>
+        <w:pict w14:anchorId="4C34BC8E">
+          <v:rect id="_x0000_i1212" style="width:0;height:1.5pt" o:hralign="center" o:hrstd="t" o:hr="t" fillcolor="#a0a0a0" stroked="f"/>
+        </w:pict>
+      </w:r>
+    </w:p>
+    <w:p>
+      <w:pPr>
+        <w:spacing w:after="0" w:line="480" w:lineRule="auto"/>
+        <w:rPr>
+          <w:rFonts w:ascii="Georgia Pro" w:eastAsia="Georgia Pro" w:hAnsi="Georgia Pro" w:cs="Georgia Pro"/>
+          <w:b/>
+          <w:bCs/>
+          <w:color w:val="000000" w:themeColor="text1"/>
+        </w:rPr>
+      </w:pPr>
+      <w:r>
+        <w:rPr>
+          <w:rFonts w:ascii="Georgia Pro" w:eastAsia="Georgia Pro" w:hAnsi="Georgia Pro" w:cs="Georgia Pro"/>
+          <w:b/>
+          <w:bCs/>
+          <w:color w:val="000000" w:themeColor="text1"/>
+        </w:rPr>
+        <w:t>Step 19: Test Load Balancer</w:t>
+      </w:r>
+    </w:p>
+    <w:p>
+      <w:pPr>
+        <w:spacing w:after="0" w:line="480" w:lineRule="auto"/>
+        <w:rPr>
+          <w:rFonts w:ascii="Georgia Pro" w:eastAsia="Georgia Pro" w:hAnsi="Georgia Pro" w:cs="Georgia Pro"/>
+          <w:color w:val="000000" w:themeColor="text1"/>
+        </w:rPr>
+      </w:pPr>
+      <w:r>
+        <w:rPr>
+          <w:rFonts w:ascii="Georgia Pro" w:eastAsia="Georgia Pro" w:hAnsi="Georgia Pro" w:cs="Georgia Pro"/>
+          <w:color w:val="000000" w:themeColor="text1"/>
+        </w:rPr>
+        <w:t>Open browser:</w:t>
+      </w:r>
+    </w:p>
+    <w:p>
+      <w:pPr>
+        <w:spacing w:after="0" w:line="480" w:lineRule="auto"/>
+        <w:rPr>
+          <w:rFonts w:ascii="Georgia Pro" w:eastAsia="Georgia Pro" w:hAnsi="Georgia Pro" w:cs="Georgia Pro"/>
+          <w:color w:val="000000" w:themeColor="text1"/>
+        </w:rPr>
+      </w:pPr>
+      <w:r>
+        <w:rPr>
+          <w:rFonts w:ascii="Georgia Pro" w:eastAsia="Georgia Pro" w:hAnsi="Georgia Pro" w:cs="Georgia Pro"/>
+          <w:color w:val="000000" w:themeColor="text1"/>
+        </w:rPr>
+        <w:t>http://LOAD-BALANCER-PUBLIC-IP</w:t>
+      </w:r>
+    </w:p>
+    <w:p>
+      <w:pPr>
+        <w:spacing w:after="0" w:line="480" w:lineRule="auto"/>
+        <w:rPr>
+          <w:rFonts w:ascii="Georgia Pro" w:eastAsia="Georgia Pro" w:hAnsi="Georgia Pro" w:cs="Georgia Pro"/>
+          <w:color w:val="000000" w:themeColor="text1"/>
+        </w:rPr>
+      </w:pPr>
+      <w:r>
+        <w:rPr>
+          <w:rFonts w:ascii="Georgia Pro" w:eastAsia="Georgia Pro" w:hAnsi="Georgia Pro" w:cs="Georgia Pro"/>
+          <w:color w:val="000000" w:themeColor="text1"/>
+        </w:rPr>
+        <w:t>Refresh multiple times.</w:t>
+      </w:r>
+    </w:p>
+    <w:p>
+      <w:pPr>
+        <w:spacing w:after="0" w:line="480" w:lineRule="auto"/>
+        <w:rPr>
+          <w:rFonts w:ascii="Georgia Pro" w:eastAsia="Georgia Pro" w:hAnsi="Georgia Pro" w:cs="Georgia Pro"/>
+          <w:color w:val="000000" w:themeColor="text1"/>
+        </w:rPr>
+      </w:pPr>
+      <w:r>
+        <w:rPr>
+          <w:rFonts w:ascii="Georgia Pro" w:eastAsia="Georgia Pro" w:hAnsi="Georgia Pro" w:cs="Georgia Pro"/>
+          <w:color w:val="000000" w:themeColor="text1"/>
+        </w:rPr>
+        <w:t>You should see:</w:t>
+      </w:r>
+    </w:p>
+    <w:p>
+      <w:pPr>
+        <w:spacing w:after="0" w:line="480" w:lineRule="auto"/>
+        <w:rPr>
+          <w:rFonts w:ascii="Georgia Pro" w:eastAsia="Georgia Pro" w:hAnsi="Georgia Pro" w:cs="Georgia Pro"/>
+          <w:color w:val="000000" w:themeColor="text1"/>
+        </w:rPr>
+      </w:pPr>
+      <w:r>
+        <w:rPr>
+          <w:rFonts w:ascii="Georgia Pro" w:eastAsia="Georgia Pro" w:hAnsi="Georgia Pro" w:cs="Georgia Pro"/>
+          <w:color w:val="000000" w:themeColor="text1"/>
+        </w:rPr>
+        <w:t>Welcome from VM1</w:t>
+      </w:r>
+    </w:p>
+    <w:p>
+      <w:pPr>
+        <w:spacing w:after="0" w:line="480" w:lineRule="auto"/>
+        <w:rPr>
+          <w:rFonts w:ascii="Georgia Pro" w:eastAsia="Georgia Pro" w:hAnsi="Georgia Pro" w:cs="Georgia Pro"/>
+          <w:color w:val="000000" w:themeColor="text1"/>
+        </w:rPr>
+      </w:pPr>
+      <w:r>
+        <w:rPr>
+          <w:rFonts w:ascii="Georgia Pro" w:eastAsia="Georgia Pro" w:hAnsi="Georgia Pro" w:cs="Georgia Pro"/>
+          <w:color w:val="000000" w:themeColor="text1"/>
+        </w:rPr>
+        <w:t>and:</w:t>
+      </w:r>
+    </w:p>
+    <w:p>
+      <w:pPr>
+        <w:spacing w:after="0" w:line="480" w:lineRule="auto"/>
+        <w:rPr>
+          <w:rFonts w:ascii="Georgia Pro" w:eastAsia="Georgia Pro" w:hAnsi="Georgia Pro" w:cs="Georgia Pro"/>
+          <w:color w:val="000000" w:themeColor="text1"/>
+        </w:rPr>
+      </w:pPr>
+      <w:r>
+        <w:rPr>
+          <w:rFonts w:ascii="Georgia Pro" w:eastAsia="Georgia Pro" w:hAnsi="Georgia Pro" w:cs="Georgia Pro"/>
+          <w:color w:val="000000" w:themeColor="text1"/>
+        </w:rPr>
+        <w:t>Welcome from VM2</w:t>
+      </w:r>
+    </w:p>
+    <w:p>
+      <w:pPr>
+        <w:spacing w:after="0" w:line="480" w:lineRule="auto"/>
+        <w:rPr>
+          <w:rFonts w:ascii="Georgia Pro" w:eastAsia="Georgia Pro" w:hAnsi="Georgia Pro" w:cs="Georgia Pro"/>
+          <w:color w:val="000000" w:themeColor="text1"/>
+        </w:rPr>
+      </w:pPr>
+      <w:r>
+        <w:rPr>
+          <w:rFonts w:ascii="Georgia Pro" w:eastAsia="Georgia Pro" w:hAnsi="Georgia Pro" w:cs="Georgia Pro"/>
+          <w:color w:val="000000" w:themeColor="text1"/>
+        </w:rPr>
+        <w:t>This confirms Azure Load Balancer is distributing traffic between both VMs.</w:t>
+      </w:r>
+    </w:p>
+    <w:p>
+      <w:pPr>
+        <w:spacing w:after="0" w:line="480" w:lineRule="auto"/>
+        <w:rPr>
+          <w:rFonts w:ascii="Georgia Pro" w:eastAsia="Georgia Pro" w:hAnsi="Georgia Pro" w:cs="Georgia Pro"/>
+          <w:color w:val="000000" w:themeColor="text1"/>
+        </w:rPr>
+      </w:pPr>
+      <w:r>
+        <w:rPr>
+          <w:rFonts w:ascii="Georgia Pro" w:eastAsia="Georgia Pro" w:hAnsi="Georgia Pro" w:cs="Georgia Pro"/>
+          <w:color w:val="000000" w:themeColor="text1"/>
+        </w:rPr>
+        <w:pict w14:anchorId="1E327C43">
+          <v:rect id="_x0000_i1213" style="width:0;height:1.5pt" o:hralign="center" o:hrstd="t" o:hr="t" fillcolor="#a0a0a0" stroked="f"/>
+        </w:pict>
+      </w:r>
+    </w:p>
+    <w:p>
+      <w:pPr>
+        <w:spacing w:after="0" w:line="480" w:lineRule="auto"/>
+        <w:rPr>
+          <w:rFonts w:ascii="Georgia Pro" w:eastAsia="Georgia Pro" w:hAnsi="Georgia Pro" w:cs="Georgia Pro"/>
+          <w:b/>
+          <w:bCs/>
+          <w:color w:val="000000" w:themeColor="text1"/>
+        </w:rPr>
+      </w:pPr>
+      <w:r>
+        <w:rPr>
+          <w:rFonts w:ascii="Georgia Pro" w:eastAsia="Georgia Pro" w:hAnsi="Georgia Pro" w:cs="Georgia Pro"/>
+          <w:b/>
+          <w:bCs/>
+          <w:color w:val="000000" w:themeColor="text1"/>
+        </w:rPr>
+        <w:t>Step 20: Verify Backend Pool</w:t>
+      </w:r>
+    </w:p>
+    <w:p>
+      <w:pPr>
+        <w:pBdr>
+          <w:top w:val="single" w:sz="4" w:space="1" w:color="auto"/>
+          <w:left w:val="single" w:sz="4" w:space="4" w:color="auto"/>
+          <w:bottom w:val="single" w:sz="4" w:space="1" w:color="auto"/>
+          <w:right w:val="single" w:sz="4" w:space="4" w:color="auto"/>
+        </w:pBdr>
+        <w:shd w:val="clear" w:color="auto" w:fill="F2F2F2" w:themeFill="background1" w:themeFillShade="F2"/>
+        <w:spacing w:after="0" w:line="480" w:lineRule="auto"/>
+        <w:rPr>
+          <w:rFonts w:ascii="Georgia Pro" w:eastAsia="Georgia Pro" w:hAnsi="Georgia Pro" w:cs="Georgia Pro"/>
+          <w:color w:val="000000" w:themeColor="text1"/>
+        </w:rPr>
+      </w:pPr>
+      <w:proofErr w:type="spellStart"/>
+      <w:r>
+        <w:rPr>
+          <w:rFonts w:ascii="Georgia Pro" w:eastAsia="Georgia Pro" w:hAnsi="Georgia Pro" w:cs="Georgia Pro"/>
+          <w:color w:val="000000" w:themeColor="text1"/>
+        </w:rPr>
+        <w:t>az</w:t>
+      </w:r>
+      <w:proofErr w:type="spellEnd"/>
+      <w:r>
+        <w:rPr>
+          <w:rFonts w:ascii="Georgia Pro" w:eastAsia="Georgia Pro" w:hAnsi="Georgia Pro" w:cs="Georgia Pro"/>
+          <w:color w:val="000000" w:themeColor="text1"/>
+        </w:rPr>
+        <w:t xml:space="preserve"> network </w:t>
+      </w:r>
+      <w:proofErr w:type="spellStart"/>
+      <w:r>
+        <w:rPr>
+          <w:rFonts w:ascii="Georgia Pro" w:eastAsia="Georgia Pro" w:hAnsi="Georgia Pro" w:cs="Georgia Pro"/>
+          <w:color w:val="000000" w:themeColor="text1"/>
+        </w:rPr>
+        <w:t>lb</w:t>
+      </w:r>
+      <w:proofErr w:type="spellEnd"/>
+      <w:r>
+        <w:rPr>
+          <w:rFonts w:ascii="Georgia Pro" w:eastAsia="Georgia Pro" w:hAnsi="Georgia Pro" w:cs="Georgia Pro"/>
+          <w:color w:val="000000" w:themeColor="text1"/>
+        </w:rPr>
+        <w:t xml:space="preserve"> address-pool show \</w:t>
+      </w:r>
+      <w:r>
+        <w:rPr>
+          <w:rFonts w:ascii="Georgia Pro" w:eastAsia="Georgia Pro" w:hAnsi="Georgia Pro" w:cs="Georgia Pro"/>
+          <w:color w:val="000000" w:themeColor="text1"/>
+        </w:rPr>
+        <w:br/>
+        <w:t>--resource-group $RESOURCE_GROUP \</w:t>
+      </w:r>
+      <w:r>
+        <w:rPr>
+          <w:rFonts w:ascii="Georgia Pro" w:eastAsia="Georgia Pro" w:hAnsi="Georgia Pro" w:cs="Georgia Pro"/>
+          <w:color w:val="000000" w:themeColor="text1"/>
+        </w:rPr>
+        <w:br/>
+        <w:t>--</w:t>
+      </w:r>
+      <w:proofErr w:type="spellStart"/>
+      <w:r>
+        <w:rPr>
+          <w:rFonts w:ascii="Georgia Pro" w:eastAsia="Georgia Pro" w:hAnsi="Georgia Pro" w:cs="Georgia Pro"/>
+          <w:color w:val="000000" w:themeColor="text1"/>
+        </w:rPr>
+        <w:t>lb</w:t>
+      </w:r>
+      <w:proofErr w:type="spellEnd"/>
+      <w:r>
+        <w:rPr>
+          <w:rFonts w:ascii="Georgia Pro" w:eastAsia="Georgia Pro" w:hAnsi="Georgia Pro" w:cs="Georgia Pro"/>
+          <w:color w:val="000000" w:themeColor="text1"/>
+        </w:rPr>
+        <w:t>-name $LB_NAME \</w:t>
+      </w:r>
+      <w:r>
+        <w:rPr>
+          <w:rFonts w:ascii="Georgia Pro" w:eastAsia="Georgia Pro" w:hAnsi="Georgia Pro" w:cs="Georgia Pro"/>
+          <w:color w:val="000000" w:themeColor="text1"/>
+        </w:rPr>
+        <w:br/>
+        <w:t xml:space="preserve">--name </w:t>
+      </w:r>
+      <w:proofErr w:type="spellStart"/>
+      <w:r>
+        <w:rPr>
+          <w:rFonts w:ascii="Georgia Pro" w:eastAsia="Georgia Pro" w:hAnsi="Georgia Pro" w:cs="Georgia Pro"/>
+          <w:color w:val="000000" w:themeColor="text1"/>
+        </w:rPr>
+        <w:t>myBackEndPool</w:t>
+      </w:r>
+      <w:proofErr w:type="spellEnd"/>
+    </w:p>
+    <w:p>
+      <w:pPr>
+        <w:spacing w:after="0" w:line="480" w:lineRule="auto"/>
+        <w:rPr>
+          <w:rFonts w:ascii="Georgia Pro" w:eastAsia="Georgia Pro" w:hAnsi="Georgia Pro" w:cs="Georgia Pro"/>
+          <w:color w:val="000000" w:themeColor="text1"/>
+        </w:rPr>
+      </w:pPr>
+      <w:r>
+        <w:rPr>
+          <w:rFonts w:ascii="Georgia Pro" w:eastAsia="Georgia Pro" w:hAnsi="Georgia Pro" w:cs="Georgia Pro"/>
+          <w:color w:val="000000" w:themeColor="text1"/>
+        </w:rPr>
+        <w:pict w14:anchorId="11D5E6AB">
+          <v:rect id="_x0000_i1214" style="width:0;height:1.5pt" o:hralign="center" o:hrstd="t" o:hr="t" fillcolor="#a0a0a0" stroked="f"/>
+        </w:pict>
+      </w:r>
+    </w:p>
+    <w:p>
+      <w:pPr>
+        <w:spacing w:after="0" w:line="480" w:lineRule="auto"/>
+        <w:rPr>
+          <w:rFonts w:ascii="Georgia Pro" w:eastAsia="Georgia Pro" w:hAnsi="Georgia Pro" w:cs="Georgia Pro"/>
+          <w:b/>
+          <w:bCs/>
+          <w:color w:val="000000" w:themeColor="text1"/>
+        </w:rPr>
+      </w:pPr>
+      <w:r>
+        <w:rPr>
+          <w:rFonts w:ascii="Georgia Pro" w:eastAsia="Georgia Pro" w:hAnsi="Georgia Pro" w:cs="Georgia Pro"/>
+          <w:b/>
+          <w:bCs/>
+          <w:color w:val="000000" w:themeColor="text1"/>
+        </w:rPr>
+        <w:t>Step 21: Clean Up Resources</w:t>
+      </w:r>
+    </w:p>
+    <w:p>
+      <w:pPr>
+        <w:pBdr>
+          <w:top w:val="single" w:sz="4" w:space="1" w:color="auto"/>
+          <w:left w:val="single" w:sz="4" w:space="4" w:color="auto"/>
+          <w:bottom w:val="single" w:sz="4" w:space="1" w:color="auto"/>
+          <w:right w:val="single" w:sz="4" w:space="4" w:color="auto"/>
+        </w:pBdr>
+        <w:shd w:val="clear" w:color="auto" w:fill="F2F2F2" w:themeFill="background1" w:themeFillShade="F2"/>
+        <w:spacing w:after="0" w:line="480" w:lineRule="auto"/>
+        <w:rPr>
+          <w:rFonts w:ascii="Georgia Pro" w:eastAsia="Georgia Pro" w:hAnsi="Georgia Pro" w:cs="Georgia Pro"/>
+          <w:color w:val="000000" w:themeColor="text1"/>
+        </w:rPr>
+      </w:pPr>
+      <w:proofErr w:type="spellStart"/>
+      <w:r>
+        <w:rPr>
+          <w:rFonts w:ascii="Georgia Pro" w:eastAsia="Georgia Pro" w:hAnsi="Georgia Pro" w:cs="Georgia Pro"/>
+          <w:color w:val="000000" w:themeColor="text1"/>
+        </w:rPr>
+        <w:lastRenderedPageBreak/>
+        <w:t>az</w:t>
+      </w:r>
+      <w:proofErr w:type="spellEnd"/>
+      <w:r>
+        <w:rPr>
+          <w:rFonts w:ascii="Georgia Pro" w:eastAsia="Georgia Pro" w:hAnsi="Georgia Pro" w:cs="Georgia Pro"/>
+          <w:color w:val="000000" w:themeColor="text1"/>
+        </w:rPr>
+        <w:t xml:space="preserve"> group delete \</w:t>
       </w:r>
       <w:r>
         <w:rPr>
@@ -4127,7 +5926,6 @@
           <w:rFonts w:ascii="Georgia Pro" w:eastAsia="Georgia Pro" w:hAnsi="Georgia Pro" w:cs="Georgia Pro"/>
           <w:color w:val="000000" w:themeColor="text1"/>
         </w:rPr>
-        <w:lastRenderedPageBreak/>
         <w:pict w14:anchorId="2C838EE1">
           <v:rect id="_x0000_i1216" style="width:0;height:1.5pt" o:hralign="center" o:hrstd="t" o:hr="t" fillcolor="#a0a0a0" stroked="f"/>
         </w:pict>
